--- a/L_000-0X26_D_00XXXXX-XX_CF-PHB_ENVOLVIDO_CR_CP.docx
+++ b/L_000-0X26_D_00XXXXX-XX_CF-PHB_ENVOLVIDO_CR_CP.docx
@@ -5271,7 +5271,7 @@
                 <w:sz w:val="20"/>
                 <w:szCs w:val="20"/>
               </w:rPr>
-              <w:t>[DESTINO]</w:t>
+              <w:t>ETAPA</w:t>
             </w:r>
           </w:p>
         </w:tc>

--- a/L_000-0X26_D_00XXXXX-XX_CF-PHB_ENVOLVIDO_CR_CP.docx
+++ b/L_000-0X26_D_00XXXXX-XX_CF-PHB_ENVOLVIDO_CR_CP.docx
@@ -123,7 +123,7 @@
           <w:sz w:val="24"/>
           <w:szCs w:val="24"/>
         </w:rPr>
-        <w:t>27</w:t>
+        <w:t>[TOTAL]</w:t>
       </w:r>
       <w:r>
         <w:rPr>
@@ -6928,7 +6928,7 @@
           <w:sz w:val="20"/>
           <w:szCs w:val="20"/>
         </w:rPr>
-        <w:t>PERITO CRIMINAL — Mat. 218915-1</w:t>
+        <w:t>PERITO CRIMINAL — Matrícula: 218915-1</w:t>
       </w:r>
     </w:p>
     <w:p>

--- a/L_000-0X26_D_00XXXXX-XX_CF-PHB_ENVOLVIDO_CR_CP.docx
+++ b/L_000-0X26_D_00XXXXX-XX_CF-PHB_ENVOLVIDO_CR_CP.docx
@@ -1,6 +1,6 @@
 
 <file path=word/document.xml><?xml version="1.0" encoding="utf-8"?>
-<w:document xmlns:wpc="http://schemas.microsoft.com/office/word/2010/wordprocessingCanvas" xmlns:cx="http://schemas.microsoft.com/office/drawing/2014/chartex" xmlns:cx1="http://schemas.microsoft.com/office/drawing/2015/9/8/chartex" xmlns:cx2="http://schemas.microsoft.com/office/drawing/2015/10/21/chartex" xmlns:cx3="http://schemas.microsoft.com/office/drawing/2016/5/9/chartex" xmlns:cx4="http://schemas.microsoft.com/office/drawing/2016/5/10/chartex" xmlns:cx5="http://schemas.microsoft.com/office/drawing/2016/5/11/chartex" xmlns:cx6="http://schemas.microsoft.com/office/drawing/2016/5/12/chartex" xmlns:cx7="http://schemas.microsoft.com/office/drawing/2016/5/13/chartex" xmlns:cx8="http://schemas.microsoft.com/office/drawing/2016/5/14/chartex" xmlns:mc="http://schemas.openxmlformats.org/markup-compatibility/2006" xmlns:aink="http://schemas.microsoft.com/office/drawing/2016/ink" xmlns:am3d="http://schemas.microsoft.com/office/drawing/2017/model3d" xmlns:o="urn:schemas-microsoft-com:office:office" xmlns:r="http://schemas.openxmlformats.org/officeDocument/2006/relationships" xmlns:m="http://schemas.openxmlformats.org/officeDocument/2006/math" xmlns:v="urn:schemas-microsoft-com:vml" xmlns:wp14="http://schemas.microsoft.com/office/word/2010/wordprocessingDrawing" xmlns:wp="http://schemas.openxmlformats.org/drawingml/2006/wordprocessingDrawing" xmlns:w10="urn:schemas-microsoft-com:office:word" xmlns:w="http://schemas.openxmlformats.org/wordprocessingml/2006/main" xmlns:w14="http://schemas.microsoft.com/office/word/2010/wordml" xmlns:w15="http://schemas.microsoft.com/office/word/2012/wordml" xmlns:w16cex="http://schemas.microsoft.com/office/word/2018/wordml/cex" xmlns:w16cid="http://schemas.microsoft.com/office/word/2016/wordml/cid" xmlns:w16="http://schemas.microsoft.com/office/word/2018/wordml" xmlns:w16sdtdh="http://schemas.microsoft.com/office/word/2020/wordml/sdtdatahash" xmlns:w16se="http://schemas.microsoft.com/office/word/2015/wordml/symex" xmlns:wpg="http://schemas.microsoft.com/office/word/2010/wordprocessingGroup" xmlns:wpi="http://schemas.microsoft.com/office/word/2010/wordprocessingInk" xmlns:wne="http://schemas.microsoft.com/office/word/2006/wordml" xmlns:wps="http://schemas.microsoft.com/office/word/2010/wordprocessingShape" mc:Ignorable="w14 w15 w16se w16cid w16 w16cex w16sdtdh wp14">
+<w:document xmlns:wpc="http://schemas.microsoft.com/office/word/2010/wordprocessingCanvas" xmlns:mc="http://schemas.openxmlformats.org/markup-compatibility/2006" xmlns:o="urn:schemas-microsoft-com:office:office" xmlns:r="http://schemas.openxmlformats.org/officeDocument/2006/relationships" xmlns:m="http://schemas.openxmlformats.org/officeDocument/2006/math" xmlns:v="urn:schemas-microsoft-com:vml" xmlns:wp14="http://schemas.microsoft.com/office/word/2010/wordprocessingDrawing" xmlns:wp="http://schemas.openxmlformats.org/drawingml/2006/wordprocessingDrawing" xmlns:w10="urn:schemas-microsoft-com:office:word" xmlns:w="http://schemas.openxmlformats.org/wordprocessingml/2006/main" xmlns:w14="http://schemas.microsoft.com/office/word/2010/wordml" xmlns:w15="http://schemas.microsoft.com/office/word/2012/wordml" xmlns:wpg="http://schemas.microsoft.com/office/word/2010/wordprocessingGroup" xmlns:wpi="http://schemas.microsoft.com/office/word/2010/wordprocessingInk" xmlns:wne="http://schemas.microsoft.com/office/word/2006/wordml" xmlns:wps="http://schemas.microsoft.com/office/word/2010/wordprocessingShape" mc:Ignorable="w14 w15 wp14">
   <w:body>
     <w:p>
       <w:pPr>
@@ -123,7 +123,7 @@
           <w:sz w:val="24"/>
           <w:szCs w:val="24"/>
         </w:rPr>
-        <w:t>[TOTAL]</w:t>
+        <w:t>21</w:t>
       </w:r>
       <w:r>
         <w:rPr>
@@ -141,7 +141,7 @@
           <w:sz w:val="24"/>
           <w:szCs w:val="24"/>
         </w:rPr>
-        <w:t>[MÊS]</w:t>
+        <w:t>maio</w:t>
       </w:r>
       <w:r>
         <w:rPr>
@@ -267,7 +267,7 @@
           <w:sz w:val="24"/>
           <w:szCs w:val="24"/>
         </w:rPr>
-        <w:t>[MÊS]</w:t>
+        <w:t>maio</w:t>
       </w:r>
       <w:r>
         <w:rPr>
@@ -329,7 +329,24 @@
           <w:sz w:val="24"/>
           <w:szCs w:val="24"/>
         </w:rPr>
-        <w:t xml:space="preserve"> relacionada ao BO </w:t>
+        <w:t xml:space="preserve"> relacionada ao </w:t>
+      </w:r>
+      <w:r>
+        <w:rPr>
+          <w:rFonts w:ascii="Times New Roman" w:hAnsi="Times New Roman" w:cs="Times New Roman"/>
+          <w:b/>
+          <w:sz w:val="24"/>
+          <w:szCs w:val="24"/>
+        </w:rPr>
+        <w:t>BO</w:t>
+      </w:r>
+      <w:r>
+        <w:rPr>
+          <w:rFonts w:ascii="Times New Roman" w:hAnsi="Times New Roman" w:cs="Times New Roman"/>
+          <w:sz w:val="24"/>
+          <w:szCs w:val="24"/>
+        </w:rPr>
+        <w:t xml:space="preserve"> </w:t>
       </w:r>
       <w:r>
         <w:rPr>
@@ -829,16 +846,7 @@
           <w:sz w:val="24"/>
           <w:szCs w:val="24"/>
         </w:rPr>
-        <w:t xml:space="preserve">Para a realização do exame definitivo, procedeu-se à abertura regular do envelope de vestígios, seguida de inspeção visual, contagem dos volumes, registro fotográfico, aferição de massa bruta e </w:t>
-      </w:r>
-      <w:r>
-        <w:rPr>
-          <w:rFonts w:ascii="Times New Roman" w:hAnsi="Times New Roman" w:cs="Times New Roman"/>
-          <w:sz w:val="24"/>
-          <w:szCs w:val="24"/>
-        </w:rPr>
-        <w:lastRenderedPageBreak/>
-        <w:t>seleção de frações representativas para análise química. As constatações estão descritas na Tabela 1, a seguir.</w:t>
+        <w:t>Para a realização do exame definitivo, procedeu-se à abertura regular do envelope de vestígios, seguida de inspeção visual, contagem dos volumes, registro fotográfico, aferição de massa bruta e seleção de frações representativas para análise química. As constatações estão descritas na Tabela 1, a seguir.</w:t>
       </w:r>
     </w:p>
     <w:p>
@@ -1057,7 +1065,7 @@
                 <w:sz w:val="20"/>
                 <w:szCs w:val="20"/>
               </w:rPr>
-              <w:t>[MASSA_CR]0</w:t>
+              <w:t>[MASSA_CR]</w:t>
             </w:r>
             <w:r>
               <w:rPr>
@@ -1133,7 +1141,15 @@
                 <w:sz w:val="20"/>
                 <w:szCs w:val="20"/>
               </w:rPr>
-              <w:t>Invólucros plásticos e de papel alumínio</w:t>
+              <w:t>Tabletes e</w:t>
+            </w:r>
+            <w:r>
+              <w:rPr>
+                <w:rFonts w:ascii="Times New Roman" w:hAnsi="Times New Roman" w:cs="Times New Roman"/>
+                <w:sz w:val="20"/>
+                <w:szCs w:val="20"/>
+              </w:rPr>
+              <w:t>nvólucros plásticos e de papel alumínio</w:t>
             </w:r>
           </w:p>
         </w:tc>
@@ -1189,16 +1205,6 @@
     <w:p>
       <w:pPr>
         <w:spacing w:before="80" w:after="80"/>
-        <w:rPr>
-          <w:rFonts w:ascii="Times New Roman" w:hAnsi="Times New Roman" w:cs="Times New Roman"/>
-          <w:sz w:val="20"/>
-          <w:szCs w:val="20"/>
-        </w:rPr>
-      </w:pPr>
-    </w:p>
-    <w:p>
-      <w:pPr>
-        <w:spacing w:before="80" w:after="80"/>
         <w:jc w:val="center"/>
         <w:rPr>
           <w:rFonts w:ascii="Times New Roman" w:hAnsi="Times New Roman" w:cs="Times New Roman"/>
@@ -1215,8 +1221,8 @@
         </w:rPr>
         <w:drawing>
           <wp:inline distT="0" distB="0" distL="0" distR="0" wp14:anchorId="5F853967" wp14:editId="1580BEF0">
-            <wp:extent cx="5909310" cy="3594157"/>
-            <wp:effectExtent l="19050" t="19050" r="15240" b="25400"/>
+            <wp:extent cx="3680767" cy="3511745"/>
+            <wp:effectExtent l="19050" t="19050" r="15240" b="12700"/>
             <wp:docPr id="4" name="Imagem 4"/>
             <wp:cNvGraphicFramePr>
               <a:graphicFrameLocks xmlns:a="http://schemas.openxmlformats.org/drawingml/2006/main" noChangeAspect="1"/>
@@ -1236,7 +1242,7 @@
                   <pic:spPr bwMode="auto">
                     <a:xfrm>
                       <a:off x="0" y="0"/>
-                      <a:ext cx="5915356" cy="3597834"/>
+                      <a:ext cx="3712800" cy="3542307"/>
                     </a:xfrm>
                     <a:prstGeom prst="rect">
                       <a:avLst/>
@@ -1264,6 +1270,62 @@
     </w:p>
     <w:p>
       <w:pPr>
+        <w:jc w:val="center"/>
+        <w:rPr>
+          <w:rFonts w:ascii="Times New Roman" w:hAnsi="Times New Roman" w:cs="Times New Roman"/>
+          <w:sz w:val="24"/>
+          <w:szCs w:val="24"/>
+        </w:rPr>
+      </w:pPr>
+      <w:r>
+        <w:rPr>
+          <w:rFonts w:ascii="Times New Roman" w:hAnsi="Times New Roman" w:cs="Times New Roman"/>
+          <w:noProof/>
+          <w:sz w:val="24"/>
+          <w:szCs w:val="24"/>
+        </w:rPr>
+        <w:drawing>
+          <wp:inline distT="0" distB="0" distL="0" distR="0">
+            <wp:extent cx="3640770" cy="3561128"/>
+            <wp:effectExtent l="0" t="0" r="0" b="1270"/>
+            <wp:docPr id="99" name="Foto2_Pericial"/>
+            <wp:cNvGraphicFramePr>
+              <a:graphicFrameLocks xmlns:a="http://schemas.openxmlformats.org/drawingml/2006/main" noChangeAspect="1"/>
+            </wp:cNvGraphicFramePr>
+            <a:graphic xmlns:a="http://schemas.openxmlformats.org/drawingml/2006/main">
+              <a:graphicData uri="http://schemas.openxmlformats.org/drawingml/2006/picture">
+                <pic:pic xmlns:pic="http://schemas.openxmlformats.org/drawingml/2006/picture">
+                  <pic:nvPicPr>
+                    <pic:cNvPr id="99" name="Foto2_Pericial"/>
+                    <pic:cNvPicPr>
+                      <a:picLocks noChangeAspect="1" noChangeArrowheads="1"/>
+                    </pic:cNvPicPr>
+                  </pic:nvPicPr>
+                  <pic:blipFill>
+                    <a:blip r:embed="rId8"/>
+                    <a:stretch>
+                      <a:fillRect/>
+                    </a:stretch>
+                  </pic:blipFill>
+                  <pic:spPr bwMode="auto">
+                    <a:xfrm>
+                      <a:off x="0" y="0"/>
+                      <a:ext cx="3658883" cy="3578844"/>
+                    </a:xfrm>
+                    <a:prstGeom prst="rect">
+                      <a:avLst/>
+                    </a:prstGeom>
+                    <a:noFill/>
+                  </pic:spPr>
+                </pic:pic>
+              </a:graphicData>
+            </a:graphic>
+          </wp:inline>
+        </w:drawing>
+      </w:r>
+    </w:p>
+    <w:p>
+      <w:pPr>
         <w:spacing w:before="80" w:after="80"/>
         <w:jc w:val="center"/>
         <w:rPr>
@@ -1498,18 +1560,156 @@
         <w:spacing w:before="80" w:after="80"/>
         <w:jc w:val="both"/>
         <w:rPr>
-          <w:rFonts w:ascii="Times New Roman" w:hAnsi="Times New Roman" w:cs="Times New Roman"/>
-          <w:sz w:val="24"/>
-          <w:szCs w:val="24"/>
-        </w:rPr>
-      </w:pPr>
-      <w:r>
-        <w:rPr>
-          <w:rFonts w:ascii="Times New Roman" w:hAnsi="Times New Roman" w:cs="Times New Roman"/>
-          <w:sz w:val="24"/>
-          <w:szCs w:val="24"/>
-        </w:rPr>
-        <w:t xml:space="preserve">Para assegurar validade, rastreabilidade metrológica e reprodutibilidade dos resultados, foram adotados controles analíticos, conforme POP-QF-PHB-002 (V 1.0, 10/05/2026). </w:t>
+          <w:rFonts w:ascii="Times New Roman" w:eastAsia="Times New Roman" w:hAnsi="Times New Roman" w:cs="Times New Roman"/>
+          <w:sz w:val="24"/>
+          <w:szCs w:val="24"/>
+        </w:rPr>
+      </w:pPr>
+      <w:r>
+        <w:rPr>
+          <w:rFonts w:ascii="Times New Roman" w:hAnsi="Times New Roman" w:cs="Times New Roman"/>
+          <w:sz w:val="24"/>
+          <w:szCs w:val="24"/>
+        </w:rPr>
+        <w:t xml:space="preserve">Para assegurar validade, rastreabilidade metrológica e reprodutibilidade dos resultados, foram adotados controles analíticos, conforme POP-QF-PHB-002 (V </w:t>
+      </w:r>
+      <w:r>
+        <w:rPr>
+          <w:rFonts w:ascii="Times New Roman" w:hAnsi="Times New Roman" w:cs="Times New Roman"/>
+          <w:sz w:val="24"/>
+          <w:szCs w:val="24"/>
+        </w:rPr>
+        <w:t>1</w:t>
+      </w:r>
+      <w:r>
+        <w:rPr>
+          <w:rFonts w:ascii="Times New Roman" w:hAnsi="Times New Roman" w:cs="Times New Roman"/>
+          <w:sz w:val="24"/>
+          <w:szCs w:val="24"/>
+        </w:rPr>
+        <w:t xml:space="preserve">.0, </w:t>
+      </w:r>
+      <w:r>
+        <w:rPr>
+          <w:rFonts w:ascii="Times New Roman" w:hAnsi="Times New Roman" w:cs="Times New Roman"/>
+          <w:sz w:val="24"/>
+          <w:szCs w:val="24"/>
+        </w:rPr>
+        <w:t>10</w:t>
+      </w:r>
+      <w:r>
+        <w:rPr>
+          <w:rFonts w:ascii="Times New Roman" w:hAnsi="Times New Roman" w:cs="Times New Roman"/>
+          <w:sz w:val="24"/>
+          <w:szCs w:val="24"/>
+        </w:rPr>
+        <w:t>/0</w:t>
+      </w:r>
+      <w:r>
+        <w:rPr>
+          <w:rFonts w:ascii="Times New Roman" w:hAnsi="Times New Roman" w:cs="Times New Roman"/>
+          <w:sz w:val="24"/>
+          <w:szCs w:val="24"/>
+        </w:rPr>
+        <w:t>5</w:t>
+      </w:r>
+      <w:r>
+        <w:rPr>
+          <w:rFonts w:ascii="Times New Roman" w:hAnsi="Times New Roman" w:cs="Times New Roman"/>
+          <w:sz w:val="24"/>
+          <w:szCs w:val="24"/>
+        </w:rPr>
+        <w:t>/2026).</w:t>
+      </w:r>
+      <w:r>
+        <w:rPr>
+          <w:rFonts w:ascii="Times New Roman" w:eastAsia="Times New Roman" w:hAnsi="Times New Roman" w:cs="Times New Roman"/>
+          <w:sz w:val="24"/>
+          <w:szCs w:val="24"/>
+        </w:rPr>
+        <w:t xml:space="preserve"> O instrumento foi submetido ao Protocolo de Qualificação de Desempenho (OVP /</w:t>
+      </w:r>
+      <w:r>
+        <w:rPr>
+          <w:rFonts w:ascii="Times New Roman" w:eastAsia="Times New Roman" w:hAnsi="Times New Roman" w:cs="Times New Roman"/>
+          <w:sz w:val="24"/>
+          <w:szCs w:val="24"/>
+        </w:rPr>
+        <w:t xml:space="preserve"> PQ Test) em 1</w:t>
+      </w:r>
+      <w:r>
+        <w:rPr>
+          <w:rFonts w:ascii="Times New Roman" w:eastAsia="Times New Roman" w:hAnsi="Times New Roman" w:cs="Times New Roman"/>
+          <w:sz w:val="24"/>
+          <w:szCs w:val="24"/>
+        </w:rPr>
+        <w:t>2</w:t>
+      </w:r>
+      <w:r>
+        <w:rPr>
+          <w:rFonts w:ascii="Times New Roman" w:eastAsia="Times New Roman" w:hAnsi="Times New Roman" w:cs="Times New Roman"/>
+          <w:sz w:val="24"/>
+          <w:szCs w:val="24"/>
+        </w:rPr>
+        <w:t xml:space="preserve">/06/2026 às 14:04 h (GMT-3), </w:t>
+      </w:r>
+      <w:r>
+        <w:rPr>
+          <w:rFonts w:ascii="Times New Roman" w:eastAsia="Times New Roman" w:hAnsi="Times New Roman" w:cs="Times New Roman"/>
+          <w:sz w:val="24"/>
+          <w:szCs w:val="24"/>
+        </w:rPr>
+        <w:t xml:space="preserve">válido até [DATA_VALID_OVP] </w:t>
+      </w:r>
+      <w:r>
+        <w:rPr>
+          <w:rFonts w:ascii="Times New Roman" w:eastAsia="Times New Roman" w:hAnsi="Times New Roman" w:cs="Times New Roman"/>
+          <w:sz w:val="24"/>
+          <w:szCs w:val="24"/>
+        </w:rPr>
+        <w:t>às 14:04 h (GMT-3)</w:t>
+      </w:r>
+      <w:r>
+        <w:rPr>
+          <w:rFonts w:ascii="Times New Roman" w:eastAsia="Times New Roman" w:hAnsi="Times New Roman" w:cs="Times New Roman"/>
+          <w:sz w:val="24"/>
+          <w:szCs w:val="24"/>
+        </w:rPr>
+        <w:t xml:space="preserve">, </w:t>
+      </w:r>
+      <w:r>
+        <w:rPr>
+          <w:rFonts w:ascii="Times New Roman" w:eastAsia="Times New Roman" w:hAnsi="Times New Roman" w:cs="Times New Roman"/>
+          <w:sz w:val="24"/>
+          <w:szCs w:val="24"/>
+        </w:rPr>
+        <w:t xml:space="preserve">com resultado geral </w:t>
+      </w:r>
+      <w:r>
+        <w:rPr>
+          <w:rFonts w:ascii="Times New Roman" w:eastAsia="Times New Roman" w:hAnsi="Times New Roman" w:cs="Times New Roman"/>
+          <w:b/>
+          <w:bCs/>
+          <w:sz w:val="24"/>
+          <w:szCs w:val="24"/>
+        </w:rPr>
+        <w:t>PASSED</w:t>
+      </w:r>
+      <w:r>
+        <w:rPr>
+          <w:rFonts w:ascii="Times New Roman" w:eastAsia="Times New Roman" w:hAnsi="Times New Roman" w:cs="Times New Roman"/>
+          <w:sz w:val="24"/>
+          <w:szCs w:val="24"/>
+        </w:rPr>
+        <w:t xml:space="preserve"> (S/N medido: [SN_VALOR]; desvio da linha 100%: [LINHA100_VALOR]%; exatidão de número de onda: [DESVIO_NV] cm⁻¹ — máx. admissível ±0,50 cm⁻¹), atestando plena conformidade instrumental à época da realização dos e</w:t>
+      </w:r>
+      <w:r>
+        <w:rPr>
+          <w:rFonts w:ascii="Times New Roman" w:eastAsia="Times New Roman" w:hAnsi="Times New Roman" w:cs="Times New Roman"/>
+          <w:sz w:val="24"/>
+          <w:szCs w:val="24"/>
+        </w:rPr>
+        <w:t>xames.</w:t>
       </w:r>
     </w:p>
     <w:p>
@@ -1576,7 +1776,6 @@
           <w:sz w:val="24"/>
           <w:szCs w:val="24"/>
         </w:rPr>
-        <w:lastRenderedPageBreak/>
         <w:t>2.3.   Ensaio Colorimétrico Presuntivo — Teste de Scott Modificado</w:t>
       </w:r>
     </w:p>
@@ -1632,25 +1831,7 @@
           <w:sz w:val="24"/>
           <w:szCs w:val="24"/>
         </w:rPr>
-        <w:t>, notadamente cocaína e substâncias correlatas. O método baseia-se na reação entre a amina terciária e solução de tiocianato de cobalto (II) [</w:t>
-      </w:r>
-      <w:proofErr w:type="gramStart"/>
-      <w:r>
-        <w:rPr>
-          <w:rFonts w:ascii="Times New Roman" w:hAnsi="Times New Roman" w:cs="Times New Roman"/>
-          <w:sz w:val="24"/>
-          <w:szCs w:val="24"/>
-        </w:rPr>
-        <w:t>Co(</w:t>
-      </w:r>
-      <w:proofErr w:type="gramEnd"/>
-      <w:r>
-        <w:rPr>
-          <w:rFonts w:ascii="Times New Roman" w:hAnsi="Times New Roman" w:cs="Times New Roman"/>
-          <w:sz w:val="24"/>
-          <w:szCs w:val="24"/>
-        </w:rPr>
-        <w:t>SCN)₂], com formação de complexo azul característico.</w:t>
+        <w:t>, notadamente cocaína e substâncias correlatas. O método baseia-se na reação entre a amina terciária e solução de tiocianato de cobalto (II) [Co(SCN)₂], com formação de complexo azul característico.</w:t>
       </w:r>
       <w:r>
         <w:rPr>
@@ -1688,25 +1869,7 @@
           <w:sz w:val="24"/>
           <w:szCs w:val="24"/>
         </w:rPr>
-        <w:t xml:space="preserve"> </w:t>
-      </w:r>
-      <w:proofErr w:type="gramStart"/>
-      <w:r>
-        <w:rPr>
-          <w:rFonts w:ascii="Times New Roman" w:hAnsi="Times New Roman" w:cs="Times New Roman"/>
-          <w:sz w:val="24"/>
-          <w:szCs w:val="24"/>
-        </w:rPr>
-        <w:t>Co(</w:t>
-      </w:r>
-      <w:proofErr w:type="gramEnd"/>
-      <w:r>
-        <w:rPr>
-          <w:rFonts w:ascii="Times New Roman" w:hAnsi="Times New Roman" w:cs="Times New Roman"/>
-          <w:sz w:val="24"/>
-          <w:szCs w:val="24"/>
-        </w:rPr>
-        <w:t xml:space="preserve">SCN)₂ (solução 1% aquosa); </w:t>
+        <w:t xml:space="preserve"> Co(SCN)₂ (solução 1% aquosa); </w:t>
       </w:r>
       <w:proofErr w:type="spellStart"/>
       <w:r>
@@ -1806,25 +1969,7 @@
           <w:sz w:val="24"/>
           <w:szCs w:val="24"/>
         </w:rPr>
-        <w:t xml:space="preserve"> — formação do complexo azul [</w:t>
-      </w:r>
-      <w:proofErr w:type="gramStart"/>
-      <w:r>
-        <w:rPr>
-          <w:rFonts w:ascii="Times New Roman" w:hAnsi="Times New Roman" w:cs="Times New Roman"/>
-          <w:sz w:val="24"/>
-          <w:szCs w:val="24"/>
-        </w:rPr>
-        <w:t>Co(</w:t>
-      </w:r>
-      <w:proofErr w:type="gramEnd"/>
-      <w:r>
-        <w:rPr>
-          <w:rFonts w:ascii="Times New Roman" w:hAnsi="Times New Roman" w:cs="Times New Roman"/>
-          <w:sz w:val="24"/>
-          <w:szCs w:val="24"/>
-        </w:rPr>
-        <w:t xml:space="preserve">SCN)₂·alcaloide]; </w:t>
+        <w:t xml:space="preserve"> — formação do complexo azul [Co(SCN)₂·alcaloide]; </w:t>
       </w:r>
       <w:r>
         <w:rPr>
@@ -1941,11 +2086,11 @@
                     </pic:cNvPicPr>
                   </pic:nvPicPr>
                   <pic:blipFill>
-                    <a:blip r:embed="rId8">
+                    <a:blip r:embed="rId9">
                       <a:extLst>
                         <a:ext uri="{BEBA8EAE-BF5A-486C-A8C5-ECC9F3942E4B}">
                           <a14:imgProps xmlns:a14="http://schemas.microsoft.com/office/drawing/2010/main">
-                            <a14:imgLayer r:embed="rId9">
+                            <a14:imgLayer r:embed="rId10">
                               <a14:imgEffect>
                                 <a14:sharpenSoften amount="50000"/>
                               </a14:imgEffect>
@@ -2164,7 +2309,7 @@
       </w:r>
       <w:r>
         <w:rPr>
-          <w:rFonts w:ascii="Times New Roman" w:hAnsi="Times New Roman" w:cs="Times New Roman"/>
+          <w:rFonts w:ascii="Times New Roman" w:eastAsia="Times New Roman" w:hAnsi="Times New Roman" w:cs="Times New Roman"/>
           <w:sz w:val="24"/>
           <w:szCs w:val="24"/>
         </w:rPr>
@@ -2173,10 +2318,7 @@
       <w:proofErr w:type="spellStart"/>
       <w:r>
         <w:rPr>
-          <w:rStyle w:val="Forte"/>
-          <w:rFonts w:ascii="Times New Roman" w:hAnsi="Times New Roman" w:cs="Times New Roman"/>
-          <w:b w:val="0"/>
-          <w:bCs w:val="0"/>
+          <w:rFonts w:ascii="Times New Roman" w:eastAsia="Times New Roman" w:hAnsi="Times New Roman" w:cs="Times New Roman"/>
           <w:i/>
           <w:iCs/>
           <w:sz w:val="24"/>
@@ -2187,10 +2329,7 @@
       <w:proofErr w:type="spellEnd"/>
       <w:r>
         <w:rPr>
-          <w:rStyle w:val="Forte"/>
-          <w:rFonts w:ascii="Times New Roman" w:hAnsi="Times New Roman" w:cs="Times New Roman"/>
-          <w:b w:val="0"/>
-          <w:bCs w:val="0"/>
+          <w:rFonts w:ascii="Times New Roman" w:eastAsia="Times New Roman" w:hAnsi="Times New Roman" w:cs="Times New Roman"/>
           <w:i/>
           <w:iCs/>
           <w:sz w:val="24"/>
@@ -2200,202 +2339,209 @@
       </w:r>
       <w:r>
         <w:rPr>
-          <w:rFonts w:ascii="Times New Roman" w:hAnsi="Times New Roman" w:cs="Times New Roman"/>
-          <w:sz w:val="24"/>
-          <w:szCs w:val="24"/>
-        </w:rPr>
-        <w:t>, equipado com acessório de Reflectância Total Atenuada (ATR) com cristal de diamante, operando na região espectral de 4000 a 650 cm⁻¹, com 16 varreduras (</w:t>
+          <w:rFonts w:ascii="Times New Roman" w:eastAsia="Times New Roman" w:hAnsi="Times New Roman" w:cs="Times New Roman"/>
+          <w:sz w:val="24"/>
+          <w:szCs w:val="24"/>
+        </w:rPr>
+        <w:t xml:space="preserve"> (nº de série 210363), equipado com acessório de </w:t>
       </w:r>
       <w:proofErr w:type="spellStart"/>
       <w:r>
         <w:rPr>
-          <w:rStyle w:val="nfase"/>
-          <w:rFonts w:ascii="Times New Roman" w:hAnsi="Times New Roman" w:cs="Times New Roman"/>
-          <w:sz w:val="24"/>
-          <w:szCs w:val="24"/>
-        </w:rPr>
-        <w:t>scans</w:t>
+          <w:rFonts w:ascii="Times New Roman" w:eastAsia="Times New Roman" w:hAnsi="Times New Roman" w:cs="Times New Roman"/>
+          <w:sz w:val="24"/>
+          <w:szCs w:val="24"/>
+        </w:rPr>
+        <w:t>Reflectância</w:t>
       </w:r>
       <w:proofErr w:type="spellEnd"/>
       <w:r>
         <w:rPr>
-          <w:rFonts w:ascii="Times New Roman" w:hAnsi="Times New Roman" w:cs="Times New Roman"/>
-          <w:sz w:val="24"/>
-          <w:szCs w:val="24"/>
-        </w:rPr>
-        <w:t xml:space="preserve">) e resolução de 4 cm⁻¹. O processamento e a identificação espectral foram realizados pelo software </w:t>
-      </w:r>
-      <w:r>
-        <w:rPr>
-          <w:rStyle w:val="nfase"/>
-          <w:rFonts w:ascii="Times New Roman" w:hAnsi="Times New Roman" w:cs="Times New Roman"/>
-          <w:sz w:val="24"/>
-          <w:szCs w:val="24"/>
-        </w:rPr>
-        <w:t xml:space="preserve">OPUS </w:t>
+          <w:rFonts w:ascii="Times New Roman" w:eastAsia="Times New Roman" w:hAnsi="Times New Roman" w:cs="Times New Roman"/>
+          <w:sz w:val="24"/>
+          <w:szCs w:val="24"/>
+        </w:rPr>
+        <w:t xml:space="preserve"> Total Atenuada (ATR) com cristal de diamante (ATR Platinum T — 1 reflexão), operando na região espectral de 4000 a 650 cm⁻¹, com 16 varreduras (</w:t>
       </w:r>
       <w:proofErr w:type="spellStart"/>
       <w:r>
         <w:rPr>
-          <w:rStyle w:val="nfase"/>
-          <w:rFonts w:ascii="Times New Roman" w:hAnsi="Times New Roman" w:cs="Times New Roman"/>
-          <w:sz w:val="24"/>
-          <w:szCs w:val="24"/>
-        </w:rPr>
-        <w:t>DrugID</w:t>
-      </w:r>
-      <w:proofErr w:type="spellEnd"/>
-      <w:r>
-        <w:rPr>
-          <w:rStyle w:val="nfase"/>
-          <w:rFonts w:ascii="Times New Roman" w:hAnsi="Times New Roman" w:cs="Times New Roman"/>
-          <w:sz w:val="24"/>
-          <w:szCs w:val="24"/>
-        </w:rPr>
-        <w:t xml:space="preserve"> </w:t>
-      </w:r>
-      <w:proofErr w:type="spellStart"/>
-      <w:r>
-        <w:rPr>
-          <w:rStyle w:val="nfase"/>
-          <w:rFonts w:ascii="Times New Roman" w:hAnsi="Times New Roman" w:cs="Times New Roman"/>
-          <w:sz w:val="24"/>
-          <w:szCs w:val="24"/>
-        </w:rPr>
-        <w:t>Wizard</w:t>
-      </w:r>
-      <w:proofErr w:type="spellEnd"/>
-      <w:r>
-        <w:rPr>
-          <w:rFonts w:ascii="Times New Roman" w:hAnsi="Times New Roman" w:cs="Times New Roman"/>
-          <w:sz w:val="24"/>
-          <w:szCs w:val="24"/>
-        </w:rPr>
-        <w:t xml:space="preserve"> (</w:t>
-      </w:r>
-      <w:proofErr w:type="spellStart"/>
-      <w:r>
-        <w:rPr>
-          <w:rFonts w:ascii="Times New Roman" w:hAnsi="Times New Roman" w:cs="Times New Roman"/>
-          <w:sz w:val="24"/>
-          <w:szCs w:val="24"/>
-        </w:rPr>
-        <w:t>Bruker</w:t>
-      </w:r>
-      <w:proofErr w:type="spellEnd"/>
-      <w:r>
-        <w:rPr>
-          <w:rFonts w:ascii="Times New Roman" w:hAnsi="Times New Roman" w:cs="Times New Roman"/>
-          <w:sz w:val="24"/>
-          <w:szCs w:val="24"/>
-        </w:rPr>
-        <w:t xml:space="preserve"> </w:t>
-      </w:r>
-      <w:proofErr w:type="spellStart"/>
-      <w:r>
-        <w:rPr>
-          <w:rFonts w:ascii="Times New Roman" w:hAnsi="Times New Roman" w:cs="Times New Roman"/>
-          <w:sz w:val="24"/>
-          <w:szCs w:val="24"/>
-        </w:rPr>
-        <w:t>Optik</w:t>
-      </w:r>
-      <w:proofErr w:type="spellEnd"/>
-      <w:r>
-        <w:rPr>
-          <w:rFonts w:ascii="Times New Roman" w:hAnsi="Times New Roman" w:cs="Times New Roman"/>
-          <w:sz w:val="24"/>
-          <w:szCs w:val="24"/>
-        </w:rPr>
-        <w:t xml:space="preserve"> GmbH)</w:t>
-      </w:r>
-      <w:r>
-        <w:rPr>
-          <w:rFonts w:ascii="Times New Roman" w:hAnsi="Times New Roman" w:cs="Times New Roman"/>
-          <w:sz w:val="24"/>
-          <w:szCs w:val="24"/>
-        </w:rPr>
-        <w:t>.</w:t>
-      </w:r>
-    </w:p>
-    <w:p>
-      <w:pPr>
-        <w:spacing w:before="80" w:after="80"/>
-        <w:jc w:val="both"/>
-        <w:rPr>
-          <w:rFonts w:ascii="Times New Roman" w:hAnsi="Times New Roman" w:cs="Times New Roman"/>
-          <w:sz w:val="24"/>
-          <w:szCs w:val="24"/>
-        </w:rPr>
-      </w:pPr>
-      <w:r>
-        <w:rPr>
-          <w:rFonts w:ascii="Times New Roman" w:hAnsi="Times New Roman" w:cs="Times New Roman"/>
-          <w:sz w:val="24"/>
-          <w:szCs w:val="24"/>
-        </w:rPr>
-        <w:t xml:space="preserve">Os espectros obtidos foram salvos para garantia da cadeia de custódia e rastreabilidade do material, conforme POP SENASP nº 9.09 (2024), e comparado com espectros de referência por meio do software </w:t>
-      </w:r>
-      <w:r>
-        <w:rPr>
-          <w:rFonts w:ascii="Times New Roman" w:hAnsi="Times New Roman" w:cs="Times New Roman"/>
+          <w:rFonts w:ascii="Times New Roman" w:eastAsia="Times New Roman" w:hAnsi="Times New Roman" w:cs="Times New Roman"/>
           <w:i/>
           <w:iCs/>
           <w:sz w:val="24"/>
           <w:szCs w:val="24"/>
         </w:rPr>
-        <w:t xml:space="preserve">OPUS </w:t>
-      </w:r>
-      <w:proofErr w:type="spellStart"/>
-      <w:r>
-        <w:rPr>
-          <w:rFonts w:ascii="Times New Roman" w:hAnsi="Times New Roman" w:cs="Times New Roman"/>
+        <w:t>scans</w:t>
+      </w:r>
+      <w:proofErr w:type="spellEnd"/>
+      <w:r>
+        <w:rPr>
+          <w:rFonts w:ascii="Times New Roman" w:eastAsia="Times New Roman" w:hAnsi="Times New Roman" w:cs="Times New Roman"/>
+          <w:sz w:val="24"/>
+          <w:szCs w:val="24"/>
+        </w:rPr>
+        <w:t xml:space="preserve">) e resolução de 4 cm⁻¹. O processamento e a identificação espectral foram realizados pelo software </w:t>
+      </w:r>
+      <w:r>
+        <w:rPr>
+          <w:rFonts w:ascii="Times New Roman" w:eastAsia="Times New Roman" w:hAnsi="Times New Roman" w:cs="Times New Roman"/>
           <w:i/>
           <w:iCs/>
           <w:sz w:val="24"/>
           <w:szCs w:val="24"/>
         </w:rPr>
-        <w:t>DrugID</w:t>
-      </w:r>
-      <w:proofErr w:type="spellEnd"/>
-      <w:r>
-        <w:rPr>
-          <w:rFonts w:ascii="Times New Roman" w:hAnsi="Times New Roman" w:cs="Times New Roman"/>
+        <w:t xml:space="preserve">OPUS </w:t>
+      </w:r>
+      <w:proofErr w:type="spellStart"/>
+      <w:r>
+        <w:rPr>
+          <w:rFonts w:ascii="Times New Roman" w:eastAsia="Times New Roman" w:hAnsi="Times New Roman" w:cs="Times New Roman"/>
           <w:i/>
           <w:iCs/>
           <w:sz w:val="24"/>
           <w:szCs w:val="24"/>
         </w:rPr>
-        <w:t xml:space="preserve"> </w:t>
-      </w:r>
-      <w:proofErr w:type="spellStart"/>
-      <w:r>
-        <w:rPr>
-          <w:rFonts w:ascii="Times New Roman" w:hAnsi="Times New Roman" w:cs="Times New Roman"/>
+        <w:t>DrugID</w:t>
+      </w:r>
+      <w:proofErr w:type="spellEnd"/>
+      <w:r>
+        <w:rPr>
+          <w:rFonts w:ascii="Times New Roman" w:eastAsia="Times New Roman" w:hAnsi="Times New Roman" w:cs="Times New Roman"/>
           <w:i/>
           <w:iCs/>
           <w:sz w:val="24"/>
           <w:szCs w:val="24"/>
         </w:rPr>
-        <w:t>Wizard</w:t>
-      </w:r>
-      <w:proofErr w:type="spellEnd"/>
-      <w:r>
-        <w:rPr>
-          <w:rFonts w:ascii="Times New Roman" w:hAnsi="Times New Roman" w:cs="Times New Roman"/>
-          <w:sz w:val="24"/>
-          <w:szCs w:val="24"/>
-        </w:rPr>
-        <w:t>. A avaliação não se limitou ao índice de correspondência (</w:t>
-      </w:r>
-      <w:r>
-        <w:rPr>
-          <w:rFonts w:ascii="Times New Roman" w:hAnsi="Times New Roman" w:cs="Times New Roman"/>
+        <w:t xml:space="preserve"> </w:t>
+      </w:r>
+      <w:proofErr w:type="spellStart"/>
+      <w:r>
+        <w:rPr>
+          <w:rFonts w:ascii="Times New Roman" w:eastAsia="Times New Roman" w:hAnsi="Times New Roman" w:cs="Times New Roman"/>
           <w:i/>
           <w:iCs/>
           <w:sz w:val="24"/>
           <w:szCs w:val="24"/>
         </w:rPr>
+        <w:t>Wizard</w:t>
+      </w:r>
+      <w:proofErr w:type="spellEnd"/>
+      <w:r>
+        <w:rPr>
+          <w:rFonts w:ascii="Times New Roman" w:eastAsia="Times New Roman" w:hAnsi="Times New Roman" w:cs="Times New Roman"/>
+          <w:sz w:val="24"/>
+          <w:szCs w:val="24"/>
+        </w:rPr>
+        <w:t xml:space="preserve"> (</w:t>
+      </w:r>
+      <w:proofErr w:type="spellStart"/>
+      <w:r>
+        <w:rPr>
+          <w:rFonts w:ascii="Times New Roman" w:eastAsia="Times New Roman" w:hAnsi="Times New Roman" w:cs="Times New Roman"/>
+          <w:sz w:val="24"/>
+          <w:szCs w:val="24"/>
+        </w:rPr>
+        <w:t>Bruker</w:t>
+      </w:r>
+      <w:proofErr w:type="spellEnd"/>
+      <w:r>
+        <w:rPr>
+          <w:rFonts w:ascii="Times New Roman" w:eastAsia="Times New Roman" w:hAnsi="Times New Roman" w:cs="Times New Roman"/>
+          <w:sz w:val="24"/>
+          <w:szCs w:val="24"/>
+        </w:rPr>
+        <w:t xml:space="preserve"> </w:t>
+      </w:r>
+      <w:proofErr w:type="spellStart"/>
+      <w:r>
+        <w:rPr>
+          <w:rFonts w:ascii="Times New Roman" w:eastAsia="Times New Roman" w:hAnsi="Times New Roman" w:cs="Times New Roman"/>
+          <w:sz w:val="24"/>
+          <w:szCs w:val="24"/>
+        </w:rPr>
+        <w:t>Optik</w:t>
+      </w:r>
+      <w:proofErr w:type="spellEnd"/>
+      <w:r>
+        <w:rPr>
+          <w:rFonts w:ascii="Times New Roman" w:eastAsia="Times New Roman" w:hAnsi="Times New Roman" w:cs="Times New Roman"/>
+          <w:sz w:val="24"/>
+          <w:szCs w:val="24"/>
+        </w:rPr>
+        <w:t xml:space="preserve"> </w:t>
+      </w:r>
+      <w:proofErr w:type="spellStart"/>
+      <w:r>
+        <w:rPr>
+          <w:rFonts w:ascii="Times New Roman" w:eastAsia="Times New Roman" w:hAnsi="Times New Roman" w:cs="Times New Roman"/>
+          <w:sz w:val="24"/>
+          <w:szCs w:val="24"/>
+        </w:rPr>
+        <w:t>GmbH</w:t>
+      </w:r>
+      <w:proofErr w:type="spellEnd"/>
+      <w:r>
+        <w:rPr>
+          <w:rFonts w:ascii="Times New Roman" w:eastAsia="Times New Roman" w:hAnsi="Times New Roman" w:cs="Times New Roman"/>
+          <w:sz w:val="24"/>
+          <w:szCs w:val="24"/>
+        </w:rPr>
+        <w:t>), versão 8.2 Build 8.2.28 / DB 8.2.28.242.</w:t>
+      </w:r>
+    </w:p>
+    <w:p>
+      <w:pPr>
+        <w:pStyle w:val="SemEspaamento"/>
+        <w:jc w:val="both"/>
+        <w:rPr>
+          <w:rFonts w:ascii="Times New Roman" w:hAnsi="Times New Roman" w:cs="Times New Roman"/>
+          <w:sz w:val="24"/>
+          <w:szCs w:val="24"/>
+        </w:rPr>
+      </w:pPr>
+      <w:r>
+        <w:rPr>
+          <w:rFonts w:ascii="Times New Roman" w:hAnsi="Times New Roman" w:cs="Times New Roman"/>
+          <w:sz w:val="24"/>
+          <w:szCs w:val="24"/>
+        </w:rPr>
+        <w:t xml:space="preserve">Os espectros obtidos foram salvos para garantia da cadeia de custódia e rastreabilidade do material, conforme POP SENASP nº 9.09 (2024), e comparados com espectros de referência por meio do software </w:t>
+      </w:r>
+      <w:r>
+        <w:rPr>
+          <w:rFonts w:ascii="Times New Roman" w:hAnsi="Times New Roman" w:cs="Times New Roman"/>
+          <w:i/>
+          <w:iCs/>
+          <w:sz w:val="24"/>
+          <w:szCs w:val="24"/>
+        </w:rPr>
+        <w:t>OPUS DrugID Wizard</w:t>
+      </w:r>
+      <w:r>
+        <w:rPr>
+          <w:rFonts w:ascii="Times New Roman" w:hAnsi="Times New Roman" w:cs="Times New Roman"/>
+          <w:sz w:val="24"/>
+          <w:szCs w:val="24"/>
+        </w:rPr>
+        <w:t xml:space="preserve">. A avaliação não se limitou ao índice </w:t>
+      </w:r>
+      <w:r>
+        <w:rPr>
+          <w:rFonts w:ascii="Times New Roman" w:hAnsi="Times New Roman" w:cs="Times New Roman"/>
+          <w:sz w:val="24"/>
+          <w:szCs w:val="24"/>
+        </w:rPr>
+        <w:t>de correspondência (</w:t>
+      </w:r>
+      <w:r>
+        <w:rPr>
+          <w:rFonts w:ascii="Times New Roman" w:hAnsi="Times New Roman" w:cs="Times New Roman"/>
+          <w:i/>
+          <w:iCs/>
+          <w:sz w:val="24"/>
+          <w:szCs w:val="24"/>
+        </w:rPr>
         <w:t>match</w:t>
       </w:r>
       <w:r>
@@ -2422,43 +2568,15 @@
           <w:sz w:val="24"/>
           <w:szCs w:val="24"/>
         </w:rPr>
-        <w:t xml:space="preserve"> conforme POP SENASP nº 9.09 (2024, §5): (i) avaliação da aparência geral do espectro; (</w:t>
-      </w:r>
-      <w:proofErr w:type="spellStart"/>
-      <w:r>
-        <w:rPr>
-          <w:rFonts w:ascii="Times New Roman" w:hAnsi="Times New Roman" w:cs="Times New Roman"/>
-          <w:sz w:val="24"/>
-          <w:szCs w:val="24"/>
-        </w:rPr>
-        <w:t>ii</w:t>
-      </w:r>
-      <w:proofErr w:type="spellEnd"/>
-      <w:r>
-        <w:rPr>
-          <w:rFonts w:ascii="Times New Roman" w:hAnsi="Times New Roman" w:cs="Times New Roman"/>
-          <w:sz w:val="24"/>
-          <w:szCs w:val="24"/>
-        </w:rPr>
-        <w:t>) identificação das bandas diagnósticas principais do padrão de referência; (</w:t>
-      </w:r>
-      <w:proofErr w:type="spellStart"/>
-      <w:r>
-        <w:rPr>
-          <w:rFonts w:ascii="Times New Roman" w:hAnsi="Times New Roman" w:cs="Times New Roman"/>
-          <w:sz w:val="24"/>
-          <w:szCs w:val="24"/>
-        </w:rPr>
-        <w:t>iii</w:t>
-      </w:r>
-      <w:proofErr w:type="spellEnd"/>
-      <w:r>
-        <w:rPr>
-          <w:rFonts w:ascii="Times New Roman" w:hAnsi="Times New Roman" w:cs="Times New Roman"/>
-          <w:sz w:val="24"/>
-          <w:szCs w:val="24"/>
-        </w:rPr>
-        <w:t>) localização dessas bandas no espectro questionado (tolerância ±4 cm⁻¹).</w:t>
+        <w:t xml:space="preserve"> conforme POP SENASP nº 9.09 (2024, §5): (i) avaliação da aparência geral do espectro; (ii) identificação das bandas diagnósticas principais do padrão de refer</w:t>
+      </w:r>
+      <w:r>
+        <w:rPr>
+          <w:rFonts w:ascii="Times New Roman" w:hAnsi="Times New Roman" w:cs="Times New Roman"/>
+          <w:sz w:val="24"/>
+          <w:szCs w:val="24"/>
+        </w:rPr>
+        <w:t>ência; (iii) localização dessas bandas no espectro questionado.</w:t>
       </w:r>
       <w:r>
         <w:rPr>
@@ -2467,7 +2585,40 @@
           <w:sz w:val="24"/>
           <w:szCs w:val="24"/>
         </w:rPr>
+        <w:t xml:space="preserve"> </w:t>
+      </w:r>
+      <w:r>
+        <w:rPr>
+          <w:rStyle w:val="Refdenotaderodap"/>
+          <w:rFonts w:ascii="Times New Roman" w:hAnsi="Times New Roman" w:cs="Times New Roman"/>
+          <w:sz w:val="24"/>
+          <w:szCs w:val="24"/>
+        </w:rPr>
         <w:footnoteReference w:id="3"/>
+      </w:r>
+      <w:r>
+        <w:rPr>
+          <w:rFonts w:ascii="Times New Roman" w:hAnsi="Times New Roman" w:cs="Times New Roman"/>
+          <w:sz w:val="24"/>
+          <w:szCs w:val="24"/>
+        </w:rPr>
+        <w:t xml:space="preserve"> </w:t>
+      </w:r>
+      <w:r>
+        <w:rPr>
+          <w:rFonts w:ascii="Times New Roman" w:hAnsi="Times New Roman" w:cs="Times New Roman"/>
+          <w:sz w:val="24"/>
+          <w:szCs w:val="24"/>
+        </w:rPr>
+        <w:t>A tolerância declarada de ±4 cm⁻¹ é tecnicamente conservadora em relação à exatidão de número de onda verificada instrumentalmente pelo OVP vigente (desvio medido: [DESVIO_NV] cm⁻¹), conferindo marge</w:t>
+      </w:r>
+      <w:r>
+        <w:rPr>
+          <w:rFonts w:ascii="Times New Roman" w:hAnsi="Times New Roman" w:cs="Times New Roman"/>
+          <w:sz w:val="24"/>
+          <w:szCs w:val="24"/>
+        </w:rPr>
+        <w:t>m analítica adicional de segurança às identificações realizadas.</w:t>
       </w:r>
     </w:p>
     <w:p>
@@ -2485,7 +2636,6 @@
         <w:rPr>
           <w:noProof/>
         </w:rPr>
-        <w:lastRenderedPageBreak/>
         <w:drawing>
           <wp:anchor distT="0" distB="0" distL="114300" distR="114300" simplePos="0" relativeHeight="251659264" behindDoc="0" locked="0" layoutInCell="1" allowOverlap="1" wp14:anchorId="6F6C15E3" wp14:editId="2730C84B">
             <wp:simplePos x="0" y="0"/>
@@ -2512,7 +2662,7 @@
                     </pic:cNvPicPr>
                   </pic:nvPicPr>
                   <pic:blipFill>
-                    <a:blip r:embed="rId10" cstate="print">
+                    <a:blip r:embed="rId11" cstate="print">
                       <a:extLst>
                         <a:ext uri="{28A0092B-C50C-407E-A947-70E740481C1C}">
                           <a14:useLocalDpi xmlns:a14="http://schemas.microsoft.com/office/drawing/2010/main" val="0"/>
@@ -2867,29 +3017,7 @@
                 <w:sz w:val="20"/>
                 <w:szCs w:val="20"/>
               </w:rPr>
-              <w:t>Formação de precipitado azul [</w:t>
-            </w:r>
-            <w:proofErr w:type="gramStart"/>
-            <w:r>
-              <w:rPr>
-                <w:rFonts w:ascii="Times New Roman" w:hAnsi="Times New Roman" w:cs="Times New Roman"/>
-                <w:i/>
-                <w:iCs/>
-                <w:sz w:val="20"/>
-                <w:szCs w:val="20"/>
-              </w:rPr>
-              <w:t>Co(</w:t>
-            </w:r>
-            <w:proofErr w:type="gramEnd"/>
-            <w:r>
-              <w:rPr>
-                <w:rFonts w:ascii="Times New Roman" w:hAnsi="Times New Roman" w:cs="Times New Roman"/>
-                <w:i/>
-                <w:iCs/>
-                <w:sz w:val="20"/>
-                <w:szCs w:val="20"/>
-              </w:rPr>
-              <w:t>SCN)₂·cocaína]</w:t>
+              <w:t>Formação de precipitado azul [Co(SCN)₂·cocaína]</w:t>
             </w:r>
           </w:p>
         </w:tc>
@@ -3045,6 +3173,7 @@
                 <w:sz w:val="20"/>
                 <w:szCs w:val="20"/>
               </w:rPr>
+              <w:lastRenderedPageBreak/>
               <w:t>a.</w:t>
             </w:r>
           </w:p>
@@ -3220,7 +3349,7 @@
     </w:p>
     <w:p>
       <w:pPr>
-        <w:spacing w:before="80" w:after="80"/>
+        <w:pStyle w:val="SemEspaamento"/>
         <w:jc w:val="both"/>
         <w:rPr>
           <w:rFonts w:ascii="Times New Roman" w:hAnsi="Times New Roman" w:cs="Times New Roman"/>
@@ -3235,6 +3364,24 @@
           <w:szCs w:val="24"/>
         </w:rPr>
         <w:t xml:space="preserve">Na análise por FTIR-ATR, o espectro obtido apresentou compatibilidade com o padrão de </w:t>
+      </w:r>
+      <w:r>
+        <w:rPr>
+          <w:rFonts w:ascii="Times New Roman" w:hAnsi="Times New Roman" w:cs="Times New Roman"/>
+          <w:b/>
+          <w:iCs/>
+          <w:sz w:val="24"/>
+          <w:szCs w:val="24"/>
+        </w:rPr>
+        <w:t>cocaína base (benzoilmetilecgonina)</w:t>
+      </w:r>
+      <w:r>
+        <w:rPr>
+          <w:rFonts w:ascii="Times New Roman" w:hAnsi="Times New Roman" w:cs="Times New Roman"/>
+          <w:sz w:val="24"/>
+          <w:szCs w:val="24"/>
+        </w:rPr>
+        <w:t xml:space="preserve"> em biblioteca de referência (</w:t>
       </w:r>
       <w:r>
         <w:rPr>
@@ -3244,9 +3391,52 @@
           <w:sz w:val="24"/>
           <w:szCs w:val="24"/>
         </w:rPr>
-        <w:t>cocaína base (</w:t>
-      </w:r>
-      <w:proofErr w:type="spellStart"/>
+        <w:t>[BIBLIOTECA]</w:t>
+      </w:r>
+      <w:r>
+        <w:rPr>
+          <w:rFonts w:ascii="Times New Roman" w:hAnsi="Times New Roman" w:cs="Times New Roman"/>
+          <w:sz w:val="24"/>
+          <w:szCs w:val="24"/>
+        </w:rPr>
+        <w:t xml:space="preserve">, entrada nº [ENTRADA_NR]) consultada por meio do software </w:t>
+      </w:r>
+      <w:r>
+        <w:rPr>
+          <w:rFonts w:ascii="Times New Roman" w:hAnsi="Times New Roman" w:cs="Times New Roman"/>
+          <w:i/>
+          <w:iCs/>
+          <w:sz w:val="24"/>
+          <w:szCs w:val="24"/>
+        </w:rPr>
+        <w:t>OPUS DrugID Wizard</w:t>
+      </w:r>
+      <w:r>
+        <w:rPr>
+          <w:rFonts w:ascii="Times New Roman" w:hAnsi="Times New Roman" w:cs="Times New Roman"/>
+          <w:sz w:val="24"/>
+          <w:szCs w:val="24"/>
+        </w:rPr>
+        <w:t>, com índice de correspondência (</w:t>
+      </w:r>
+      <w:r>
+        <w:rPr>
+          <w:rFonts w:ascii="Times New Roman" w:hAnsi="Times New Roman" w:cs="Times New Roman"/>
+          <w:i/>
+          <w:iCs/>
+          <w:sz w:val="24"/>
+          <w:szCs w:val="24"/>
+        </w:rPr>
+        <w:t>hit quality</w:t>
+      </w:r>
+      <w:r>
+        <w:rPr>
+          <w:rFonts w:ascii="Times New Roman" w:hAnsi="Times New Roman" w:cs="Times New Roman"/>
+          <w:sz w:val="24"/>
+          <w:szCs w:val="24"/>
+        </w:rPr>
+        <w:t xml:space="preserve">) de </w:t>
+      </w:r>
       <w:r>
         <w:rPr>
           <w:rFonts w:ascii="Times New Roman" w:hAnsi="Times New Roman" w:cs="Times New Roman"/>
@@ -3255,9 +3445,51 @@
           <w:sz w:val="24"/>
           <w:szCs w:val="24"/>
         </w:rPr>
-        <w:t>benzoilmetilecgonina</w:t>
-      </w:r>
-      <w:proofErr w:type="spellEnd"/>
+        <w:t>[HIT_QUALITY]</w:t>
+      </w:r>
+      <w:r>
+        <w:rPr>
+          <w:rFonts w:ascii="Times New Roman" w:hAnsi="Times New Roman" w:cs="Times New Roman"/>
+          <w:b/>
+          <w:sz w:val="24"/>
+          <w:szCs w:val="24"/>
+        </w:rPr>
+        <w:t>/1000</w:t>
+      </w:r>
+      <w:r>
+        <w:rPr>
+          <w:rFonts w:ascii="Times New Roman" w:hAnsi="Times New Roman" w:cs="Times New Roman"/>
+          <w:sz w:val="24"/>
+          <w:szCs w:val="24"/>
+        </w:rPr>
+        <w:t xml:space="preserve">, arquivo de espectro: </w:t>
+      </w:r>
+      <w:r>
+        <w:rPr>
+          <w:rFonts w:ascii="Times New Roman" w:hAnsi="Times New Roman" w:cs="Times New Roman"/>
+          <w:i/>
+          <w:iCs/>
+          <w:sz w:val="24"/>
+          <w:szCs w:val="24"/>
+        </w:rPr>
+        <w:t>[ARQUIVO_ESP]</w:t>
+      </w:r>
+      <w:r>
+        <w:rPr>
+          <w:rFonts w:ascii="Times New Roman" w:hAnsi="Times New Roman" w:cs="Times New Roman"/>
+          <w:sz w:val="24"/>
+          <w:szCs w:val="24"/>
+        </w:rPr>
+        <w:t>, medição real</w:t>
+      </w:r>
+      <w:r>
+        <w:rPr>
+          <w:rFonts w:ascii="Times New Roman" w:hAnsi="Times New Roman" w:cs="Times New Roman"/>
+          <w:sz w:val="24"/>
+          <w:szCs w:val="24"/>
+        </w:rPr>
+        <w:t xml:space="preserve">izada em [DATA_ESP]. Observou-se concordância com bandas espectrais diagnósticas atribuíveis à </w:t>
+      </w:r>
       <w:r>
         <w:rPr>
           <w:rFonts w:ascii="Times New Roman" w:hAnsi="Times New Roman" w:cs="Times New Roman"/>
@@ -3266,153 +3498,41 @@
           <w:sz w:val="24"/>
           <w:szCs w:val="24"/>
         </w:rPr>
-        <w:t>)</w:t>
-      </w:r>
-      <w:r>
-        <w:rPr>
-          <w:rFonts w:ascii="Times New Roman" w:hAnsi="Times New Roman" w:cs="Times New Roman"/>
-          <w:sz w:val="24"/>
-          <w:szCs w:val="24"/>
-        </w:rPr>
-        <w:t xml:space="preserve"> em biblioteca de referência</w:t>
-      </w:r>
-      <w:r>
-        <w:rPr>
-          <w:rFonts w:ascii="Times New Roman" w:hAnsi="Times New Roman" w:cs="Times New Roman"/>
-          <w:sz w:val="24"/>
-          <w:szCs w:val="24"/>
-        </w:rPr>
-        <w:t xml:space="preserve"> </w:t>
-      </w:r>
-      <w:r>
-        <w:rPr>
-          <w:rFonts w:ascii="Times New Roman" w:eastAsia="Times New Roman" w:hAnsi="Times New Roman" w:cs="Times New Roman"/>
-          <w:sz w:val="24"/>
-          <w:szCs w:val="24"/>
-        </w:rPr>
-        <w:t xml:space="preserve">consultada por meio do software </w:t>
-      </w:r>
-      <w:r>
-        <w:rPr>
-          <w:rFonts w:ascii="Times New Roman" w:eastAsia="Times New Roman" w:hAnsi="Times New Roman" w:cs="Times New Roman"/>
+        <w:t>Cocaína Base — benzoilmetilecgonina</w:t>
+      </w:r>
+      <w:r>
+        <w:rPr>
+          <w:rFonts w:ascii="Times New Roman" w:hAnsi="Times New Roman" w:cs="Times New Roman"/>
+          <w:sz w:val="24"/>
+          <w:szCs w:val="24"/>
+        </w:rPr>
+        <w:t xml:space="preserve">, nome IUPAC: </w:t>
+      </w:r>
+      <w:r>
+        <w:rPr>
+          <w:rFonts w:ascii="Times New Roman" w:hAnsi="Times New Roman" w:cs="Times New Roman"/>
           <w:i/>
           <w:iCs/>
           <w:sz w:val="24"/>
           <w:szCs w:val="24"/>
         </w:rPr>
-        <w:t xml:space="preserve">OPUS </w:t>
-      </w:r>
-      <w:proofErr w:type="spellStart"/>
-      <w:r>
-        <w:rPr>
-          <w:rFonts w:ascii="Times New Roman" w:eastAsia="Times New Roman" w:hAnsi="Times New Roman" w:cs="Times New Roman"/>
-          <w:i/>
-          <w:iCs/>
-          <w:sz w:val="24"/>
-          <w:szCs w:val="24"/>
-        </w:rPr>
-        <w:t>DrugID</w:t>
-      </w:r>
-      <w:proofErr w:type="spellEnd"/>
-      <w:r>
-        <w:rPr>
-          <w:rFonts w:ascii="Times New Roman" w:eastAsia="Times New Roman" w:hAnsi="Times New Roman" w:cs="Times New Roman"/>
-          <w:i/>
-          <w:iCs/>
-          <w:sz w:val="24"/>
-          <w:szCs w:val="24"/>
-        </w:rPr>
-        <w:t xml:space="preserve"> </w:t>
-      </w:r>
-      <w:proofErr w:type="spellStart"/>
-      <w:r>
-        <w:rPr>
-          <w:rFonts w:ascii="Times New Roman" w:eastAsia="Times New Roman" w:hAnsi="Times New Roman" w:cs="Times New Roman"/>
-          <w:i/>
-          <w:iCs/>
-          <w:sz w:val="24"/>
-          <w:szCs w:val="24"/>
-        </w:rPr>
-        <w:t>Wizard</w:t>
-      </w:r>
-      <w:proofErr w:type="spellEnd"/>
-      <w:r>
-        <w:rPr>
-          <w:rFonts w:ascii="Times New Roman" w:hAnsi="Times New Roman" w:cs="Times New Roman"/>
-          <w:sz w:val="24"/>
-          <w:szCs w:val="24"/>
-        </w:rPr>
-        <w:t xml:space="preserve">. Observou-se concordância com bandas espectrais diagnósticas atribuíveis à </w:t>
-      </w:r>
-      <w:r>
-        <w:rPr>
-          <w:rFonts w:ascii="Times New Roman" w:hAnsi="Times New Roman" w:cs="Times New Roman"/>
-          <w:b/>
-          <w:bCs/>
-          <w:sz w:val="24"/>
-          <w:szCs w:val="24"/>
-        </w:rPr>
-        <w:t xml:space="preserve">Cocaína Base — </w:t>
-      </w:r>
-      <w:proofErr w:type="spellStart"/>
-      <w:r>
-        <w:rPr>
-          <w:rFonts w:ascii="Times New Roman" w:hAnsi="Times New Roman" w:cs="Times New Roman"/>
-          <w:b/>
-          <w:bCs/>
-          <w:sz w:val="24"/>
-          <w:szCs w:val="24"/>
-        </w:rPr>
-        <w:t>benzoilmetilecgonina</w:t>
-      </w:r>
-      <w:proofErr w:type="spellEnd"/>
-      <w:r>
-        <w:rPr>
-          <w:rFonts w:ascii="Times New Roman" w:hAnsi="Times New Roman" w:cs="Times New Roman"/>
-          <w:sz w:val="24"/>
-          <w:szCs w:val="24"/>
-        </w:rPr>
-        <w:t xml:space="preserve">, nome IUPAC: </w:t>
-      </w:r>
-      <w:r>
-        <w:rPr>
-          <w:rFonts w:ascii="Times New Roman" w:hAnsi="Times New Roman" w:cs="Times New Roman"/>
-          <w:i/>
-          <w:iCs/>
-          <w:sz w:val="24"/>
-          <w:szCs w:val="24"/>
-        </w:rPr>
-        <w:t>metil (1R,2R,3S,5</w:t>
-      </w:r>
-      <w:proofErr w:type="gramStart"/>
-      <w:r>
-        <w:rPr>
-          <w:rFonts w:ascii="Times New Roman" w:hAnsi="Times New Roman" w:cs="Times New Roman"/>
-          <w:i/>
-          <w:iCs/>
-          <w:sz w:val="24"/>
-          <w:szCs w:val="24"/>
-        </w:rPr>
-        <w:t>S)-</w:t>
-      </w:r>
-      <w:proofErr w:type="gramEnd"/>
-      <w:r>
-        <w:rPr>
-          <w:rFonts w:ascii="Times New Roman" w:hAnsi="Times New Roman" w:cs="Times New Roman"/>
-          <w:i/>
-          <w:iCs/>
-          <w:sz w:val="24"/>
-          <w:szCs w:val="24"/>
-        </w:rPr>
-        <w:t>3-(benzoiloxi)-8-metil-8-azabiciclo[3.2.1]octano-2-carboxilato</w:t>
-      </w:r>
-      <w:r>
-        <w:rPr>
-          <w:rFonts w:ascii="Times New Roman" w:hAnsi="Times New Roman" w:cs="Times New Roman"/>
-          <w:sz w:val="24"/>
-          <w:szCs w:val="24"/>
-        </w:rPr>
-        <w:t>. Fórmula molecular: C₁₇H₂₁NO₄. Peso molecular: 303,4 g/mol.</w:t>
+        <w:t>metil (1R,2R,3S,5S)-3-(benzoiloxi)-8-metil-8-azabiciclo[3.2.1]octano-2-carboxilato</w:t>
+      </w:r>
+      <w:r>
+        <w:rPr>
+          <w:rFonts w:ascii="Times New Roman" w:hAnsi="Times New Roman" w:cs="Times New Roman"/>
+          <w:sz w:val="24"/>
+          <w:szCs w:val="24"/>
+        </w:rPr>
+        <w:t>. Fórmula molecular</w:t>
+      </w:r>
+      <w:r>
+        <w:rPr>
+          <w:rFonts w:ascii="Times New Roman" w:hAnsi="Times New Roman" w:cs="Times New Roman"/>
+          <w:sz w:val="24"/>
+          <w:szCs w:val="24"/>
+        </w:rPr>
+        <w:t>: C₁₇H₂₁NO₄. Peso molecular: 303,4 g/mol. O número de registro CAS 50-36-2 corresponde à cocaína base livre, confirmando tratar-se de cocaína base (crack) e não de cloridrato de cocaína (CAS 53-21-4).</w:t>
       </w:r>
     </w:p>
     <w:tbl>
@@ -4202,21 +4322,12 @@
         <w:spacing w:before="80" w:after="80"/>
         <w:rPr>
           <w:rFonts w:ascii="Times New Roman" w:hAnsi="Times New Roman" w:cs="Times New Roman"/>
-          <w:sz w:val="20"/>
-          <w:szCs w:val="20"/>
-        </w:rPr>
-      </w:pPr>
-      <w:r>
-        <w:rPr>
-          <w:rFonts w:ascii="Times New Roman" w:hAnsi="Times New Roman" w:cs="Times New Roman"/>
           <w:i/>
           <w:iCs/>
           <w:sz w:val="20"/>
           <w:szCs w:val="20"/>
         </w:rPr>
-        <w:t>Tabela 3. Bandas espectrais diagnósticas — FTIR-ATR — Cocaína Base (</w:t>
-      </w:r>
-      <w:proofErr w:type="spellStart"/>
+      </w:pPr>
       <w:r>
         <w:rPr>
           <w:rFonts w:ascii="Times New Roman" w:hAnsi="Times New Roman" w:cs="Times New Roman"/>
@@ -4225,9 +4336,9 @@
           <w:sz w:val="20"/>
           <w:szCs w:val="20"/>
         </w:rPr>
-        <w:t>benzoilmetilecgonina</w:t>
-      </w:r>
-      <w:proofErr w:type="spellEnd"/>
+        <w:t>Tabela 3. Bandas espectrais diagnósticas — FTIR-ATR — Cocaína Base (</w:t>
+      </w:r>
+      <w:proofErr w:type="spellStart"/>
       <w:r>
         <w:rPr>
           <w:rFonts w:ascii="Times New Roman" w:hAnsi="Times New Roman" w:cs="Times New Roman"/>
@@ -4236,28 +4347,45 @@
           <w:sz w:val="20"/>
           <w:szCs w:val="20"/>
         </w:rPr>
-        <w:t>).</w:t>
-      </w:r>
-    </w:p>
-    <w:p>
-      <w:pPr>
-        <w:spacing w:before="80" w:after="80"/>
-        <w:jc w:val="center"/>
+        <w:t>benzoilmetilecgonina</w:t>
+      </w:r>
+      <w:proofErr w:type="spellEnd"/>
+      <w:r>
         <w:rPr>
           <w:rFonts w:ascii="Times New Roman" w:hAnsi="Times New Roman" w:cs="Times New Roman"/>
           <w:i/>
           <w:iCs/>
+          <w:sz w:val="20"/>
+          <w:szCs w:val="20"/>
+        </w:rPr>
+        <w:t>).</w:t>
+      </w:r>
+    </w:p>
+    <w:p>
+      <w:pPr>
+        <w:spacing w:before="80" w:after="80"/>
+        <w:rPr>
+          <w:rFonts w:ascii="Times New Roman" w:hAnsi="Times New Roman" w:cs="Times New Roman"/>
+          <w:sz w:val="20"/>
+          <w:szCs w:val="20"/>
         </w:rPr>
       </w:pPr>
       <w:r>
         <w:rPr>
           <w:noProof/>
         </w:rPr>
-        <w:lastRenderedPageBreak/>
         <w:drawing>
-          <wp:inline distT="0" distB="0" distL="0" distR="0" wp14:anchorId="07730393" wp14:editId="05C27B7C">
+          <wp:anchor distT="0" distB="0" distL="114300" distR="114300" simplePos="0" relativeHeight="251660288" behindDoc="0" locked="0" layoutInCell="1" allowOverlap="1" wp14:anchorId="33F5CD09" wp14:editId="77C79374">
+            <wp:simplePos x="0" y="0"/>
+            <wp:positionH relativeFrom="margin">
+              <wp:posOffset>3712740</wp:posOffset>
+            </wp:positionH>
+            <wp:positionV relativeFrom="paragraph">
+              <wp:posOffset>261620</wp:posOffset>
+            </wp:positionV>
             <wp:extent cx="2292350" cy="1208445"/>
             <wp:effectExtent l="0" t="0" r="0" b="0"/>
+            <wp:wrapNone/>
             <wp:docPr id="1" name="Imagem 1" descr="Fórmula Estrutural Da Cocaína Ilustração do Vetor - Ilustração de veneno,  oxigênio: 22477897"/>
             <wp:cNvGraphicFramePr>
               <a:graphicFrameLocks xmlns:a="http://schemas.openxmlformats.org/drawingml/2006/main" noChangeAspect="1"/>
@@ -4272,7 +4400,7 @@
                     </pic:cNvPicPr>
                   </pic:nvPicPr>
                   <pic:blipFill rotWithShape="1">
-                    <a:blip r:embed="rId11" cstate="print">
+                    <a:blip r:embed="rId12" cstate="print">
                       <a:extLst>
                         <a:ext uri="{28A0092B-C50C-407E-A947-70E740481C1C}">
                           <a14:useLocalDpi xmlns:a14="http://schemas.microsoft.com/office/drawing/2010/main" val="0"/>
@@ -4285,7 +4413,7 @@
                   <pic:spPr bwMode="auto">
                     <a:xfrm>
                       <a:off x="0" y="0"/>
-                      <a:ext cx="2316089" cy="1220959"/>
+                      <a:ext cx="2292350" cy="1208445"/>
                     </a:xfrm>
                     <a:prstGeom prst="rect">
                       <a:avLst/>
@@ -4303,6 +4431,54 @@
                 </pic:pic>
               </a:graphicData>
             </a:graphic>
+            <wp14:sizeRelH relativeFrom="page">
+              <wp14:pctWidth>0</wp14:pctWidth>
+            </wp14:sizeRelH>
+            <wp14:sizeRelV relativeFrom="page">
+              <wp14:pctHeight>0</wp14:pctHeight>
+            </wp14:sizeRelV>
+          </wp:anchor>
+        </w:drawing>
+      </w:r>
+      <w:r>
+        <w:rPr>
+          <w:rFonts w:ascii="Times New Roman" w:hAnsi="Times New Roman" w:cs="Times New Roman"/>
+          <w:sz w:val="20"/>
+          <w:szCs w:val="20"/>
+        </w:rPr>
+        <w:drawing>
+          <wp:inline distT="0" distB="0" distL="0" distR="0" wp14:anchorId="3E70CA64" wp14:editId="081144E9">
+            <wp:extent cx="6120130" cy="2639060"/>
+            <wp:effectExtent l="0" t="0" r="0" b="8890"/>
+            <wp:docPr id="3" name="Imagem 3"/>
+            <wp:cNvGraphicFramePr>
+              <a:graphicFrameLocks xmlns:a="http://schemas.openxmlformats.org/drawingml/2006/main" noChangeAspect="1"/>
+            </wp:cNvGraphicFramePr>
+            <a:graphic xmlns:a="http://schemas.openxmlformats.org/drawingml/2006/main">
+              <a:graphicData uri="http://schemas.openxmlformats.org/drawingml/2006/picture">
+                <pic:pic xmlns:pic="http://schemas.openxmlformats.org/drawingml/2006/picture">
+                  <pic:nvPicPr>
+                    <pic:cNvPr id="1" name=""/>
+                    <pic:cNvPicPr/>
+                  </pic:nvPicPr>
+                  <pic:blipFill>
+                    <a:blip r:embed="rId13"/>
+                    <a:stretch>
+                      <a:fillRect/>
+                    </a:stretch>
+                  </pic:blipFill>
+                  <pic:spPr>
+                    <a:xfrm>
+                      <a:off x="0" y="0"/>
+                      <a:ext cx="6120130" cy="2639060"/>
+                    </a:xfrm>
+                    <a:prstGeom prst="rect">
+                      <a:avLst/>
+                    </a:prstGeom>
+                  </pic:spPr>
+                </pic:pic>
+              </a:graphicData>
+            </a:graphic>
           </wp:inline>
         </w:drawing>
       </w:r>
@@ -4310,7 +4486,7 @@
     <w:p>
       <w:pPr>
         <w:spacing w:before="80" w:after="80"/>
-        <w:jc w:val="center"/>
+        <w:jc w:val="both"/>
         <w:rPr>
           <w:rFonts w:ascii="Times New Roman" w:hAnsi="Times New Roman" w:cs="Times New Roman"/>
           <w:i/>
@@ -4321,47 +4497,113 @@
       </w:pPr>
       <w:r>
         <w:rPr>
+          <w:rStyle w:val="Forte"/>
+          <w:rFonts w:ascii="Times New Roman" w:hAnsi="Times New Roman" w:cs="Times New Roman"/>
+          <w:b w:val="0"/>
+          <w:i/>
+          <w:sz w:val="20"/>
+          <w:szCs w:val="20"/>
+        </w:rPr>
+        <w:t>Figura 2</w:t>
+      </w:r>
+      <w:r>
+        <w:rPr>
+          <w:rStyle w:val="Forte"/>
+          <w:rFonts w:ascii="Times New Roman" w:hAnsi="Times New Roman" w:cs="Times New Roman"/>
+          <w:i/>
+          <w:sz w:val="20"/>
+          <w:szCs w:val="20"/>
+        </w:rPr>
+        <w:t>.</w:t>
+      </w:r>
+      <w:r>
+        <w:rPr>
+          <w:rFonts w:ascii="Times New Roman" w:hAnsi="Times New Roman" w:cs="Times New Roman"/>
+          <w:i/>
+          <w:sz w:val="20"/>
+          <w:szCs w:val="20"/>
+        </w:rPr>
+        <w:t xml:space="preserve"> Espectro de absorção no infravermelho médio obtido por FTIR-ATR (vermelho, superior) e espectro de referência da biblioteca [BIBLIOTECA] — entrada nº [ENTRADA_NR] (azul, inferior). A sobreposição evidencia concordância das bandas diagnósticas atribuíveis à </w:t>
+      </w:r>
+      <w:r>
+        <w:rPr>
+          <w:rStyle w:val="Forte"/>
+          <w:rFonts w:ascii="Times New Roman" w:hAnsi="Times New Roman" w:cs="Times New Roman"/>
+          <w:b w:val="0"/>
+          <w:i/>
+          <w:sz w:val="20"/>
+          <w:szCs w:val="20"/>
+        </w:rPr>
+        <w:t xml:space="preserve">Cocaína Base — </w:t>
+      </w:r>
+      <w:proofErr w:type="spellStart"/>
+      <w:r>
+        <w:rPr>
+          <w:rStyle w:val="Forte"/>
+          <w:rFonts w:ascii="Times New Roman" w:hAnsi="Times New Roman" w:cs="Times New Roman"/>
+          <w:b w:val="0"/>
+          <w:i/>
+          <w:sz w:val="20"/>
+          <w:szCs w:val="20"/>
+        </w:rPr>
+        <w:t>Benzoilmetilecgonina</w:t>
+      </w:r>
+      <w:proofErr w:type="spellEnd"/>
+      <w:r>
+        <w:rPr>
+          <w:rFonts w:ascii="Times New Roman" w:hAnsi="Times New Roman" w:cs="Times New Roman"/>
+          <w:i/>
+          <w:sz w:val="20"/>
+          <w:szCs w:val="20"/>
+        </w:rPr>
+        <w:t xml:space="preserve"> (C₁₇H₂₁NO₄; PM 303,</w:t>
+      </w:r>
+      <w:r>
+        <w:rPr>
+          <w:rFonts w:ascii="Times New Roman" w:hAnsi="Times New Roman" w:cs="Times New Roman"/>
+          <w:i/>
+          <w:sz w:val="20"/>
+          <w:szCs w:val="20"/>
+        </w:rPr>
+        <w:t>4</w:t>
+      </w:r>
+      <w:r>
+        <w:rPr>
+          <w:rFonts w:ascii="Times New Roman" w:hAnsi="Times New Roman" w:cs="Times New Roman"/>
+          <w:i/>
+          <w:sz w:val="20"/>
+          <w:szCs w:val="20"/>
+        </w:rPr>
+        <w:t xml:space="preserve"> g/mol; CAS 50-36-2)</w:t>
+      </w:r>
+      <w:r>
+        <w:rPr>
+          <w:rFonts w:ascii="Times New Roman" w:hAnsi="Times New Roman" w:cs="Times New Roman"/>
+          <w:i/>
+          <w:sz w:val="20"/>
+          <w:szCs w:val="20"/>
+        </w:rPr>
+        <w:t xml:space="preserve"> e sua e</w:t>
+      </w:r>
+      <w:r>
+        <w:rPr>
           <w:rFonts w:ascii="Times New Roman" w:hAnsi="Times New Roman" w:cs="Times New Roman"/>
           <w:i/>
           <w:iCs/>
           <w:sz w:val="20"/>
           <w:szCs w:val="20"/>
         </w:rPr>
-        <w:t xml:space="preserve">Estrutura química da </w:t>
-      </w:r>
-      <w:r>
-        <w:rPr>
-          <w:rFonts w:ascii="Times New Roman" w:hAnsi="Times New Roman" w:cs="Times New Roman"/>
-          <w:b/>
-          <w:bCs/>
+        <w:t>strutura química</w:t>
+      </w:r>
+      <w:r>
+        <w:rPr>
+          <w:rFonts w:ascii="Times New Roman" w:hAnsi="Times New Roman" w:cs="Times New Roman"/>
           <w:i/>
           <w:iCs/>
           <w:sz w:val="20"/>
           <w:szCs w:val="20"/>
         </w:rPr>
-        <w:t>Cocaína</w:t>
-      </w:r>
-    </w:p>
-    <w:bookmarkEnd w:id="2"/>
-    <w:p>
-      <w:pPr>
-        <w:pStyle w:val="Ttulo1"/>
-        <w:rPr>
-          <w:rFonts w:ascii="Times New Roman" w:hAnsi="Times New Roman" w:cs="Times New Roman"/>
-        </w:rPr>
-      </w:pPr>
-      <w:r>
-        <w:rPr>
-          <w:rFonts w:ascii="Times New Roman" w:hAnsi="Times New Roman" w:cs="Times New Roman"/>
-        </w:rPr>
-        <w:t>4.   CONCLUSÃO</w:t>
-      </w:r>
-      <w:r>
-        <w:rPr>
-          <w:rStyle w:val="Refdenotaderodap"/>
-          <w:rFonts w:ascii="Times New Roman" w:hAnsi="Times New Roman" w:cs="Times New Roman"/>
-        </w:rPr>
-        <w:footnoteReference w:id="4"/>
+        <w:t>.</w:t>
       </w:r>
     </w:p>
     <w:p>
@@ -4370,16 +4612,54 @@
         <w:jc w:val="both"/>
         <w:rPr>
           <w:rFonts w:ascii="Times New Roman" w:hAnsi="Times New Roman" w:cs="Times New Roman"/>
-          <w:sz w:val="24"/>
-          <w:szCs w:val="24"/>
-        </w:rPr>
-      </w:pPr>
-      <w:r>
-        <w:rPr>
-          <w:rFonts w:ascii="Times New Roman" w:hAnsi="Times New Roman" w:cs="Times New Roman"/>
-          <w:sz w:val="24"/>
-          <w:szCs w:val="24"/>
-        </w:rPr>
+          <w:i/>
+          <w:iCs/>
+          <w:sz w:val="20"/>
+          <w:szCs w:val="20"/>
+        </w:rPr>
+      </w:pPr>
+      <w:bookmarkStart w:id="3" w:name="_GoBack"/>
+      <w:bookmarkEnd w:id="3"/>
+    </w:p>
+    <w:bookmarkEnd w:id="2"/>
+    <w:p>
+      <w:pPr>
+        <w:pStyle w:val="Ttulo1"/>
+        <w:rPr>
+          <w:rFonts w:ascii="Times New Roman" w:hAnsi="Times New Roman" w:cs="Times New Roman"/>
+        </w:rPr>
+      </w:pPr>
+      <w:r>
+        <w:rPr>
+          <w:rFonts w:ascii="Times New Roman" w:hAnsi="Times New Roman" w:cs="Times New Roman"/>
+        </w:rPr>
+        <w:t>4.   CONCLUSÃO</w:t>
+      </w:r>
+      <w:r>
+        <w:rPr>
+          <w:rStyle w:val="Refdenotaderodap"/>
+          <w:rFonts w:ascii="Times New Roman" w:hAnsi="Times New Roman" w:cs="Times New Roman"/>
+        </w:rPr>
+        <w:footnoteReference w:id="4"/>
+      </w:r>
+    </w:p>
+    <w:p>
+      <w:pPr>
+        <w:spacing w:before="80" w:after="80"/>
+        <w:jc w:val="both"/>
+        <w:rPr>
+          <w:rFonts w:ascii="Times New Roman" w:hAnsi="Times New Roman" w:cs="Times New Roman"/>
+          <w:sz w:val="24"/>
+          <w:szCs w:val="24"/>
+        </w:rPr>
+      </w:pPr>
+      <w:r>
+        <w:rPr>
+          <w:rFonts w:ascii="Times New Roman" w:hAnsi="Times New Roman" w:cs="Times New Roman"/>
+          <w:sz w:val="24"/>
+          <w:szCs w:val="24"/>
+        </w:rPr>
+        <w:lastRenderedPageBreak/>
         <w:t>Com fundamento nos exames realizados — ensaios colorimétricos presuntivos (</w:t>
       </w:r>
       <w:r>
@@ -4427,7 +4707,7 @@
           <w:szCs w:val="24"/>
         </w:rPr>
       </w:pPr>
-      <w:bookmarkStart w:id="3" w:name="_Hlk231493053"/>
+      <w:bookmarkStart w:id="4" w:name="_Hlk231493053"/>
     </w:p>
     <w:tbl>
       <w:tblPr>
@@ -4679,7 +4959,7 @@
         </w:rPr>
       </w:pPr>
     </w:p>
-    <w:bookmarkEnd w:id="3"/>
+    <w:bookmarkEnd w:id="4"/>
     <w:p>
       <w:pPr>
         <w:rPr>
@@ -5050,7 +5330,95 @@
                 <w:sz w:val="20"/>
                 <w:szCs w:val="20"/>
               </w:rPr>
-              <w:t>[EMISSOR]</w:t>
+              <w:t xml:space="preserve">1ª </w:t>
+            </w:r>
+            <w:r>
+              <w:rPr>
+                <w:rFonts w:ascii="Times New Roman" w:hAnsi="Times New Roman" w:cs="Times New Roman"/>
+                <w:sz w:val="20"/>
+                <w:szCs w:val="20"/>
+              </w:rPr>
+              <w:t xml:space="preserve">SECCIONAL PARNAÍBA </w:t>
+            </w:r>
+            <w:r>
+              <w:rPr>
+                <w:rFonts w:ascii="Times New Roman" w:hAnsi="Times New Roman" w:cs="Times New Roman"/>
+                <w:sz w:val="20"/>
+                <w:szCs w:val="20"/>
+              </w:rPr>
+              <w:t xml:space="preserve">– </w:t>
+            </w:r>
+            <w:r>
+              <w:rPr>
+                <w:rFonts w:ascii="Times New Roman" w:hAnsi="Times New Roman" w:cs="Times New Roman"/>
+                <w:sz w:val="20"/>
+                <w:szCs w:val="20"/>
+              </w:rPr>
+              <w:t xml:space="preserve">CENTRAL DE FLAGRANTES </w:t>
+            </w:r>
+            <w:r>
+              <w:rPr>
+                <w:rFonts w:ascii="Times New Roman" w:hAnsi="Times New Roman" w:cs="Times New Roman"/>
+                <w:sz w:val="20"/>
+                <w:szCs w:val="20"/>
+              </w:rPr>
+              <w:t>(</w:t>
+            </w:r>
+            <w:r>
+              <w:rPr>
+                <w:rFonts w:ascii="Times New Roman" w:hAnsi="Times New Roman" w:cs="Times New Roman"/>
+                <w:sz w:val="20"/>
+                <w:szCs w:val="20"/>
+              </w:rPr>
+              <w:t>AISP I</w:t>
+            </w:r>
+            <w:r>
+              <w:rPr>
+                <w:rFonts w:ascii="Times New Roman" w:hAnsi="Times New Roman" w:cs="Times New Roman"/>
+                <w:sz w:val="20"/>
+                <w:szCs w:val="20"/>
+              </w:rPr>
+              <w:t xml:space="preserve">, </w:t>
+            </w:r>
+            <w:r>
+              <w:rPr>
+                <w:rFonts w:ascii="Times New Roman" w:hAnsi="Times New Roman" w:cs="Times New Roman"/>
+                <w:sz w:val="20"/>
+                <w:szCs w:val="20"/>
+              </w:rPr>
+              <w:t>II E III</w:t>
+            </w:r>
+            <w:r>
+              <w:rPr>
+                <w:rFonts w:ascii="Times New Roman" w:hAnsi="Times New Roman" w:cs="Times New Roman"/>
+                <w:sz w:val="20"/>
+                <w:szCs w:val="20"/>
+              </w:rPr>
+              <w:t xml:space="preserve">) – </w:t>
+            </w:r>
+            <w:r>
+              <w:rPr>
+                <w:rFonts w:ascii="Times New Roman" w:hAnsi="Times New Roman" w:cs="Times New Roman"/>
+                <w:sz w:val="20"/>
+                <w:szCs w:val="20"/>
+              </w:rPr>
+              <w:t>PARNAÍBA</w:t>
+            </w:r>
+            <w:r>
+              <w:rPr>
+                <w:rFonts w:ascii="Times New Roman" w:hAnsi="Times New Roman" w:cs="Times New Roman"/>
+                <w:sz w:val="20"/>
+                <w:szCs w:val="20"/>
+              </w:rPr>
+              <w:t>/</w:t>
+            </w:r>
+            <w:r>
+              <w:rPr>
+                <w:rFonts w:ascii="Times New Roman" w:hAnsi="Times New Roman" w:cs="Times New Roman"/>
+                <w:sz w:val="20"/>
+                <w:szCs w:val="20"/>
+              </w:rPr>
+              <w:t>PI</w:t>
             </w:r>
           </w:p>
         </w:tc>
@@ -5207,7 +5575,55 @@
                 <w:sz w:val="20"/>
                 <w:szCs w:val="20"/>
               </w:rPr>
-              <w:t>[EMISSOR]</w:t>
+              <w:t xml:space="preserve">POLÍCIA CIVIL DO PIAUÍ </w:t>
+            </w:r>
+            <w:r>
+              <w:rPr>
+                <w:rFonts w:ascii="Times New Roman" w:hAnsi="Times New Roman" w:cs="Times New Roman"/>
+                <w:sz w:val="20"/>
+                <w:szCs w:val="20"/>
+              </w:rPr>
+              <w:t xml:space="preserve">– 2ª </w:t>
+            </w:r>
+            <w:r>
+              <w:rPr>
+                <w:rFonts w:ascii="Times New Roman" w:hAnsi="Times New Roman" w:cs="Times New Roman"/>
+                <w:sz w:val="20"/>
+                <w:szCs w:val="20"/>
+              </w:rPr>
+              <w:t xml:space="preserve">DIVISÃO DE REPRESSÃO E COMBATE AO TRÁFICO DE DROGAS </w:t>
+            </w:r>
+            <w:r>
+              <w:rPr>
+                <w:rFonts w:ascii="Times New Roman" w:hAnsi="Times New Roman" w:cs="Times New Roman"/>
+                <w:sz w:val="20"/>
+                <w:szCs w:val="20"/>
+              </w:rPr>
+              <w:t xml:space="preserve">– </w:t>
+            </w:r>
+            <w:r>
+              <w:rPr>
+                <w:rFonts w:ascii="Times New Roman" w:hAnsi="Times New Roman" w:cs="Times New Roman"/>
+                <w:sz w:val="20"/>
+                <w:szCs w:val="20"/>
+              </w:rPr>
+              <w:t>PARNAÍBA</w:t>
+            </w:r>
+            <w:r>
+              <w:rPr>
+                <w:rFonts w:ascii="Times New Roman" w:hAnsi="Times New Roman" w:cs="Times New Roman"/>
+                <w:sz w:val="20"/>
+                <w:szCs w:val="20"/>
+              </w:rPr>
+              <w:t>/</w:t>
+            </w:r>
+            <w:r>
+              <w:rPr>
+                <w:rFonts w:ascii="Times New Roman" w:hAnsi="Times New Roman" w:cs="Times New Roman"/>
+                <w:sz w:val="20"/>
+                <w:szCs w:val="20"/>
+              </w:rPr>
+              <w:t>PI</w:t>
             </w:r>
           </w:p>
         </w:tc>
@@ -5633,7 +6049,6 @@
                 <w:sz w:val="20"/>
                 <w:szCs w:val="20"/>
               </w:rPr>
-              <w:lastRenderedPageBreak/>
               <w:t>Contraprova nº (AMPLO)</w:t>
             </w:r>
           </w:p>
@@ -6057,6 +6472,7 @@
         <w:rPr>
           <w:rFonts w:ascii="Times New Roman" w:hAnsi="Times New Roman" w:cs="Times New Roman"/>
         </w:rPr>
+        <w:lastRenderedPageBreak/>
         <w:t>6.   REFERÊNCIAS BIBLIOGRÁFICAS</w:t>
       </w:r>
     </w:p>
@@ -6109,7 +6525,25 @@
           <w:sz w:val="16"/>
           <w:szCs w:val="16"/>
         </w:rPr>
-        <w:t xml:space="preserve"> da maconha (Cannabis sativa L.). Química Nova, São Paulo, v. 35, n. 10, p. 2040–2043, 2012.</w:t>
+        <w:t xml:space="preserve"> da maconha (</w:t>
+      </w:r>
+      <w:proofErr w:type="spellStart"/>
+      <w:r>
+        <w:rPr>
+          <w:rFonts w:ascii="Times New Roman" w:eastAsia="Times New Roman" w:hAnsi="Times New Roman" w:cs="Times New Roman"/>
+          <w:sz w:val="16"/>
+          <w:szCs w:val="16"/>
+        </w:rPr>
+        <w:t>Cannabis</w:t>
+      </w:r>
+      <w:proofErr w:type="spellEnd"/>
+      <w:r>
+        <w:rPr>
+          <w:rFonts w:ascii="Times New Roman" w:eastAsia="Times New Roman" w:hAnsi="Times New Roman" w:cs="Times New Roman"/>
+          <w:sz w:val="16"/>
+          <w:szCs w:val="16"/>
+        </w:rPr>
+        <w:t xml:space="preserve"> sativa L.). Química Nova, São Paulo, v. 35, n. 10, p. 2040–2043, 2012.</w:t>
       </w:r>
     </w:p>
     <w:p>
@@ -6256,7 +6690,7 @@
           <w:szCs w:val="16"/>
           <w:lang w:val="en-US"/>
         </w:rPr>
-        <w:t>S.l.</w:t>
+        <w:t>S.l</w:t>
       </w:r>
       <w:proofErr w:type="spellEnd"/>
       <w:r>
@@ -6266,7 +6700,7 @@
           <w:szCs w:val="16"/>
           <w:lang w:val="en-US"/>
         </w:rPr>
-        <w:t>]: Bruker, 2020.</w:t>
+        <w:t>.]: Bruker, 2020.</w:t>
       </w:r>
     </w:p>
     <w:p>
@@ -6293,7 +6727,27 @@
           <w:szCs w:val="16"/>
           <w:lang w:val="en-US"/>
         </w:rPr>
-        <w:t>CASALE, J. F. et al. Four new illicit cocaine impurities from the oxidation of crude cocaine base: formation and characterization of the diastereomeric 2,3-dihydroxy-3-phenylpropionylecgonine methyl esters from cis- and trans-</w:t>
+        <w:t xml:space="preserve">CASALE, J. F. et al. Four new illicit cocaine impurities from the oxidation of crude cocaine base: formation and characterization of the diastereomeric 2,3-dihydroxy-3-phenylpropionylecgonine methyl esters from </w:t>
+      </w:r>
+      <w:proofErr w:type="spellStart"/>
+      <w:r>
+        <w:rPr>
+          <w:rFonts w:ascii="Times New Roman" w:hAnsi="Times New Roman" w:cs="Times New Roman"/>
+          <w:sz w:val="16"/>
+          <w:szCs w:val="16"/>
+          <w:lang w:val="en-US"/>
+        </w:rPr>
+        <w:t>cis</w:t>
+      </w:r>
+      <w:proofErr w:type="spellEnd"/>
+      <w:r>
+        <w:rPr>
+          <w:rFonts w:ascii="Times New Roman" w:hAnsi="Times New Roman" w:cs="Times New Roman"/>
+          <w:sz w:val="16"/>
+          <w:szCs w:val="16"/>
+          <w:lang w:val="en-US"/>
+        </w:rPr>
+        <w:t>- and trans-</w:t>
       </w:r>
       <w:proofErr w:type="spellStart"/>
       <w:r>
@@ -6793,11 +7247,102 @@
     <w:p>
       <w:pPr>
         <w:pStyle w:val="PargrafodaLista"/>
+        <w:numPr>
+          <w:ilvl w:val="0"/>
+          <w:numId w:val="2"/>
+        </w:numPr>
         <w:spacing w:before="40" w:after="60"/>
         <w:ind w:left="567"/>
         <w:jc w:val="both"/>
         <w:rPr>
           <w:rFonts w:ascii="Times New Roman" w:hAnsi="Times New Roman" w:cs="Times New Roman"/>
+          <w:sz w:val="16"/>
+          <w:szCs w:val="16"/>
+        </w:rPr>
+      </w:pPr>
+      <w:r>
+        <w:rPr>
+          <w:rFonts w:ascii="Times New Roman" w:hAnsi="Times New Roman" w:cs="Times New Roman"/>
+          <w:sz w:val="16"/>
+          <w:szCs w:val="16"/>
+        </w:rPr>
+        <w:t>PIAUÍ. Polícia Civil do Estado do Piauí. Portaria nº 56-GDG/AN/2021, de 16 de setembro de 2021. Dispõe sobre procedimentos de apreensão, exame de constatação, laudo definitivo, contraprova e incineração de drogas no âmbito da PC-PI. Teresina: PC-PI, 2</w:t>
+      </w:r>
+      <w:r>
+        <w:rPr>
+          <w:rFonts w:ascii="Times New Roman" w:hAnsi="Times New Roman" w:cs="Times New Roman"/>
+          <w:sz w:val="16"/>
+          <w:szCs w:val="16"/>
+        </w:rPr>
+        <w:t>021. SEI nº 2393293.</w:t>
+      </w:r>
+    </w:p>
+    <w:p>
+      <w:pPr>
+        <w:pStyle w:val="PargrafodaLista"/>
+        <w:numPr>
+          <w:ilvl w:val="0"/>
+          <w:numId w:val="2"/>
+        </w:numPr>
+        <w:spacing w:before="40" w:after="60"/>
+        <w:ind w:left="567"/>
+        <w:jc w:val="both"/>
+        <w:rPr>
+          <w:rFonts w:ascii="Times New Roman" w:hAnsi="Times New Roman" w:cs="Times New Roman"/>
+          <w:sz w:val="16"/>
+          <w:szCs w:val="16"/>
+        </w:rPr>
+      </w:pPr>
+      <w:r>
+        <w:rPr>
+          <w:rFonts w:ascii="Times New Roman" w:hAnsi="Times New Roman" w:cs="Times New Roman"/>
+          <w:sz w:val="16"/>
+          <w:szCs w:val="16"/>
+        </w:rPr>
+        <w:t>PIAUÍ. Secretaria de Segurança Pública. Instrução Normativa nº 04/2025/SSP/PI, de 22 de novembro de 2025. Regula a integração DEPOC/PC-PI e a cadeia de custódia de vestígios. Diário Oficial do Estado do Piauí, n. 229, 28 nov. 2025.</w:t>
+      </w:r>
+    </w:p>
+    <w:p>
+      <w:pPr>
+        <w:pStyle w:val="PargrafodaLista"/>
+        <w:numPr>
+          <w:ilvl w:val="0"/>
+          <w:numId w:val="2"/>
+        </w:numPr>
+        <w:spacing w:before="40" w:after="60"/>
+        <w:ind w:left="567"/>
+        <w:jc w:val="both"/>
+        <w:rPr>
+          <w:rFonts w:ascii="Times New Roman" w:hAnsi="Times New Roman" w:cs="Times New Roman"/>
+          <w:sz w:val="16"/>
+          <w:szCs w:val="16"/>
+        </w:rPr>
+      </w:pPr>
+      <w:r>
+        <w:rPr>
+          <w:rFonts w:ascii="Times New Roman" w:hAnsi="Times New Roman" w:cs="Times New Roman"/>
+          <w:sz w:val="16"/>
+          <w:szCs w:val="16"/>
+        </w:rPr>
+        <w:t>PIA</w:t>
+      </w:r>
+      <w:r>
+        <w:rPr>
+          <w:rFonts w:ascii="Times New Roman" w:hAnsi="Times New Roman" w:cs="Times New Roman"/>
+          <w:sz w:val="16"/>
+          <w:szCs w:val="16"/>
+        </w:rPr>
+        <w:t>UÍ. Departamento de Polícia Científica. ITU-01/2024/CCV-DEPOC, de 21 de outubro de 2024. Instrução Técnica sobre embalagens-padrão rastreáveis e formulário de avaliação de vestígios (FAV). Teresina: DEPOC/PC-PI, 2024.</w:t>
+      </w:r>
+    </w:p>
+    <w:p>
+      <w:pPr>
+        <w:pStyle w:val="PargrafodaLista"/>
+        <w:spacing w:before="40" w:after="60"/>
+        <w:ind w:left="567"/>
+        <w:jc w:val="both"/>
+        <w:rPr>
+          <w:rFonts w:ascii="Times New Roman" w:hAnsi="Times New Roman" w:cs="Times New Roman"/>
           <w:sz w:val="24"/>
           <w:szCs w:val="24"/>
         </w:rPr>
@@ -6847,7 +7392,7 @@
           <w:sz w:val="24"/>
           <w:szCs w:val="24"/>
         </w:rPr>
-        <w:t>6</w:t>
+        <w:t>7</w:t>
       </w:r>
       <w:r>
         <w:rPr>
@@ -6951,9 +7496,9 @@
       </w:r>
     </w:p>
     <w:sectPr>
-      <w:headerReference w:type="default" r:id="rId12"/>
-      <w:headerReference w:type="first" r:id="rId13"/>
-      <w:footerReference w:type="first" r:id="rId14"/>
+      <w:headerReference w:type="default" r:id="rId14"/>
+      <w:headerReference w:type="first" r:id="rId15"/>
+      <w:footerReference w:type="first" r:id="rId16"/>
       <w:pgSz w:w="11906" w:h="16838"/>
       <w:pgMar w:top="426" w:right="1134" w:bottom="426" w:left="1134" w:header="427" w:footer="1277" w:gutter="0"/>
       <w:cols w:space="720"/>
@@ -6965,7 +7510,7 @@
 </file>
 
 <file path=word/endnotes.xml><?xml version="1.0" encoding="utf-8"?>
-<w:endnotes xmlns:wpc="http://schemas.microsoft.com/office/word/2010/wordprocessingCanvas" xmlns:cx="http://schemas.microsoft.com/office/drawing/2014/chartex" xmlns:cx1="http://schemas.microsoft.com/office/drawing/2015/9/8/chartex" xmlns:cx2="http://schemas.microsoft.com/office/drawing/2015/10/21/chartex" xmlns:cx3="http://schemas.microsoft.com/office/drawing/2016/5/9/chartex" xmlns:cx4="http://schemas.microsoft.com/office/drawing/2016/5/10/chartex" xmlns:cx5="http://schemas.microsoft.com/office/drawing/2016/5/11/chartex" xmlns:cx6="http://schemas.microsoft.com/office/drawing/2016/5/12/chartex" xmlns:cx7="http://schemas.microsoft.com/office/drawing/2016/5/13/chartex" xmlns:cx8="http://schemas.microsoft.com/office/drawing/2016/5/14/chartex" xmlns:mc="http://schemas.openxmlformats.org/markup-compatibility/2006" xmlns:aink="http://schemas.microsoft.com/office/drawing/2016/ink" xmlns:am3d="http://schemas.microsoft.com/office/drawing/2017/model3d" xmlns:o="urn:schemas-microsoft-com:office:office" xmlns:r="http://schemas.openxmlformats.org/officeDocument/2006/relationships" xmlns:m="http://schemas.openxmlformats.org/officeDocument/2006/math" xmlns:v="urn:schemas-microsoft-com:vml" xmlns:wp14="http://schemas.microsoft.com/office/word/2010/wordprocessingDrawing" xmlns:wp="http://schemas.openxmlformats.org/drawingml/2006/wordprocessingDrawing" xmlns:w10="urn:schemas-microsoft-com:office:word" xmlns:w="http://schemas.openxmlformats.org/wordprocessingml/2006/main" xmlns:w14="http://schemas.microsoft.com/office/word/2010/wordml" xmlns:w15="http://schemas.microsoft.com/office/word/2012/wordml" xmlns:w16cex="http://schemas.microsoft.com/office/word/2018/wordml/cex" xmlns:w16cid="http://schemas.microsoft.com/office/word/2016/wordml/cid" xmlns:w16="http://schemas.microsoft.com/office/word/2018/wordml" xmlns:w16sdtdh="http://schemas.microsoft.com/office/word/2020/wordml/sdtdatahash" xmlns:w16se="http://schemas.microsoft.com/office/word/2015/wordml/symex" xmlns:wpg="http://schemas.microsoft.com/office/word/2010/wordprocessingGroup" xmlns:wpi="http://schemas.microsoft.com/office/word/2010/wordprocessingInk" xmlns:wne="http://schemas.microsoft.com/office/word/2006/wordml" xmlns:wps="http://schemas.microsoft.com/office/word/2010/wordprocessingShape" mc:Ignorable="w14 w15 w16se w16cid w16 w16cex w16sdtdh wp14">
+<w:endnotes xmlns:wpc="http://schemas.microsoft.com/office/word/2010/wordprocessingCanvas" xmlns:mc="http://schemas.openxmlformats.org/markup-compatibility/2006" xmlns:o="urn:schemas-microsoft-com:office:office" xmlns:r="http://schemas.openxmlformats.org/officeDocument/2006/relationships" xmlns:m="http://schemas.openxmlformats.org/officeDocument/2006/math" xmlns:v="urn:schemas-microsoft-com:vml" xmlns:wp14="http://schemas.microsoft.com/office/word/2010/wordprocessingDrawing" xmlns:wp="http://schemas.openxmlformats.org/drawingml/2006/wordprocessingDrawing" xmlns:w10="urn:schemas-microsoft-com:office:word" xmlns:w="http://schemas.openxmlformats.org/wordprocessingml/2006/main" xmlns:w14="http://schemas.microsoft.com/office/word/2010/wordml" xmlns:w15="http://schemas.microsoft.com/office/word/2012/wordml" xmlns:wpg="http://schemas.microsoft.com/office/word/2010/wordprocessingGroup" xmlns:wpi="http://schemas.microsoft.com/office/word/2010/wordprocessingInk" xmlns:wne="http://schemas.microsoft.com/office/word/2006/wordml" xmlns:wps="http://schemas.microsoft.com/office/word/2010/wordprocessingShape" mc:Ignorable="w14 w15 wp14">
   <w:endnote w:type="separator" w:id="-1">
     <w:p>
       <w:r>
@@ -6984,7 +7529,7 @@
 </file>
 
 <file path=word/footer1.xml><?xml version="1.0" encoding="utf-8"?>
-<w:ftr xmlns:wpc="http://schemas.microsoft.com/office/word/2010/wordprocessingCanvas" xmlns:cx="http://schemas.microsoft.com/office/drawing/2014/chartex" xmlns:cx1="http://schemas.microsoft.com/office/drawing/2015/9/8/chartex" xmlns:cx2="http://schemas.microsoft.com/office/drawing/2015/10/21/chartex" xmlns:cx3="http://schemas.microsoft.com/office/drawing/2016/5/9/chartex" xmlns:cx4="http://schemas.microsoft.com/office/drawing/2016/5/10/chartex" xmlns:cx5="http://schemas.microsoft.com/office/drawing/2016/5/11/chartex" xmlns:cx6="http://schemas.microsoft.com/office/drawing/2016/5/12/chartex" xmlns:cx7="http://schemas.microsoft.com/office/drawing/2016/5/13/chartex" xmlns:cx8="http://schemas.microsoft.com/office/drawing/2016/5/14/chartex" xmlns:mc="http://schemas.openxmlformats.org/markup-compatibility/2006" xmlns:aink="http://schemas.microsoft.com/office/drawing/2016/ink" xmlns:am3d="http://schemas.microsoft.com/office/drawing/2017/model3d" xmlns:o="urn:schemas-microsoft-com:office:office" xmlns:r="http://schemas.openxmlformats.org/officeDocument/2006/relationships" xmlns:m="http://schemas.openxmlformats.org/officeDocument/2006/math" xmlns:v="urn:schemas-microsoft-com:vml" xmlns:wp14="http://schemas.microsoft.com/office/word/2010/wordprocessingDrawing" xmlns:wp="http://schemas.openxmlformats.org/drawingml/2006/wordprocessingDrawing" xmlns:w10="urn:schemas-microsoft-com:office:word" xmlns:w="http://schemas.openxmlformats.org/wordprocessingml/2006/main" xmlns:w14="http://schemas.microsoft.com/office/word/2010/wordml" xmlns:w15="http://schemas.microsoft.com/office/word/2012/wordml" xmlns:w16cex="http://schemas.microsoft.com/office/word/2018/wordml/cex" xmlns:w16cid="http://schemas.microsoft.com/office/word/2016/wordml/cid" xmlns:w16="http://schemas.microsoft.com/office/word/2018/wordml" xmlns:w16sdtdh="http://schemas.microsoft.com/office/word/2020/wordml/sdtdatahash" xmlns:w16se="http://schemas.microsoft.com/office/word/2015/wordml/symex" xmlns:wpg="http://schemas.microsoft.com/office/word/2010/wordprocessingGroup" xmlns:wpi="http://schemas.microsoft.com/office/word/2010/wordprocessingInk" xmlns:wne="http://schemas.microsoft.com/office/word/2006/wordml" xmlns:wps="http://schemas.microsoft.com/office/word/2010/wordprocessingShape" mc:Ignorable="w14 w15 w16se w16cid w16 w16cex w16sdtdh wp14">
+<w:ftr xmlns:wpc="http://schemas.microsoft.com/office/word/2010/wordprocessingCanvas" xmlns:mc="http://schemas.openxmlformats.org/markup-compatibility/2006" xmlns:o="urn:schemas-microsoft-com:office:office" xmlns:r="http://schemas.openxmlformats.org/officeDocument/2006/relationships" xmlns:m="http://schemas.openxmlformats.org/officeDocument/2006/math" xmlns:v="urn:schemas-microsoft-com:vml" xmlns:wp14="http://schemas.microsoft.com/office/word/2010/wordprocessingDrawing" xmlns:wp="http://schemas.openxmlformats.org/drawingml/2006/wordprocessingDrawing" xmlns:w10="urn:schemas-microsoft-com:office:word" xmlns:w="http://schemas.openxmlformats.org/wordprocessingml/2006/main" xmlns:w14="http://schemas.microsoft.com/office/word/2010/wordml" xmlns:w15="http://schemas.microsoft.com/office/word/2012/wordml" xmlns:wpg="http://schemas.microsoft.com/office/word/2010/wordprocessingGroup" xmlns:wpi="http://schemas.microsoft.com/office/word/2010/wordprocessingInk" xmlns:wne="http://schemas.microsoft.com/office/word/2006/wordml" xmlns:wps="http://schemas.microsoft.com/office/word/2010/wordprocessingShape" mc:Ignorable="w14 w15 wp14">
   <w:p>
     <w:pPr>
       <w:pStyle w:val="Rodap"/>
@@ -7072,7 +7617,7 @@
 </file>
 
 <file path=word/footnotes.xml><?xml version="1.0" encoding="utf-8"?>
-<w:footnotes xmlns:wpc="http://schemas.microsoft.com/office/word/2010/wordprocessingCanvas" xmlns:cx="http://schemas.microsoft.com/office/drawing/2014/chartex" xmlns:cx1="http://schemas.microsoft.com/office/drawing/2015/9/8/chartex" xmlns:cx2="http://schemas.microsoft.com/office/drawing/2015/10/21/chartex" xmlns:cx3="http://schemas.microsoft.com/office/drawing/2016/5/9/chartex" xmlns:cx4="http://schemas.microsoft.com/office/drawing/2016/5/10/chartex" xmlns:cx5="http://schemas.microsoft.com/office/drawing/2016/5/11/chartex" xmlns:cx6="http://schemas.microsoft.com/office/drawing/2016/5/12/chartex" xmlns:cx7="http://schemas.microsoft.com/office/drawing/2016/5/13/chartex" xmlns:cx8="http://schemas.microsoft.com/office/drawing/2016/5/14/chartex" xmlns:mc="http://schemas.openxmlformats.org/markup-compatibility/2006" xmlns:aink="http://schemas.microsoft.com/office/drawing/2016/ink" xmlns:am3d="http://schemas.microsoft.com/office/drawing/2017/model3d" xmlns:o="urn:schemas-microsoft-com:office:office" xmlns:r="http://schemas.openxmlformats.org/officeDocument/2006/relationships" xmlns:m="http://schemas.openxmlformats.org/officeDocument/2006/math" xmlns:v="urn:schemas-microsoft-com:vml" xmlns:wp14="http://schemas.microsoft.com/office/word/2010/wordprocessingDrawing" xmlns:wp="http://schemas.openxmlformats.org/drawingml/2006/wordprocessingDrawing" xmlns:w10="urn:schemas-microsoft-com:office:word" xmlns:w="http://schemas.openxmlformats.org/wordprocessingml/2006/main" xmlns:w14="http://schemas.microsoft.com/office/word/2010/wordml" xmlns:w15="http://schemas.microsoft.com/office/word/2012/wordml" xmlns:w16cex="http://schemas.microsoft.com/office/word/2018/wordml/cex" xmlns:w16cid="http://schemas.microsoft.com/office/word/2016/wordml/cid" xmlns:w16="http://schemas.microsoft.com/office/word/2018/wordml" xmlns:w16sdtdh="http://schemas.microsoft.com/office/word/2020/wordml/sdtdatahash" xmlns:w16se="http://schemas.microsoft.com/office/word/2015/wordml/symex" xmlns:wpg="http://schemas.microsoft.com/office/word/2010/wordprocessingGroup" xmlns:wpi="http://schemas.microsoft.com/office/word/2010/wordprocessingInk" xmlns:wne="http://schemas.microsoft.com/office/word/2006/wordml" xmlns:wps="http://schemas.microsoft.com/office/word/2010/wordprocessingShape" mc:Ignorable="w14 w15 w16se w16cid w16 w16cex w16sdtdh wp14">
+<w:footnotes xmlns:wpc="http://schemas.microsoft.com/office/word/2010/wordprocessingCanvas" xmlns:mc="http://schemas.openxmlformats.org/markup-compatibility/2006" xmlns:o="urn:schemas-microsoft-com:office:office" xmlns:r="http://schemas.openxmlformats.org/officeDocument/2006/relationships" xmlns:m="http://schemas.openxmlformats.org/officeDocument/2006/math" xmlns:v="urn:schemas-microsoft-com:vml" xmlns:wp14="http://schemas.microsoft.com/office/word/2010/wordprocessingDrawing" xmlns:wp="http://schemas.openxmlformats.org/drawingml/2006/wordprocessingDrawing" xmlns:w10="urn:schemas-microsoft-com:office:word" xmlns:w="http://schemas.openxmlformats.org/wordprocessingml/2006/main" xmlns:w14="http://schemas.microsoft.com/office/word/2010/wordml" xmlns:w15="http://schemas.microsoft.com/office/word/2012/wordml" xmlns:wpg="http://schemas.microsoft.com/office/word/2010/wordprocessingGroup" xmlns:wpi="http://schemas.microsoft.com/office/word/2010/wordprocessingInk" xmlns:wne="http://schemas.microsoft.com/office/word/2006/wordml" xmlns:wps="http://schemas.microsoft.com/office/word/2010/wordprocessingShape" mc:Ignorable="w14 w15 wp14">
   <w:footnote w:type="separator" w:id="-1">
     <w:p>
       <w:r>
@@ -7160,16 +7705,7 @@
           <w:sz w:val="16"/>
           <w:szCs w:val="16"/>
         </w:rPr>
-        <w:t>) em concentração elevada. Esta ambiguidade é integralmente resolvida pelo FTIR-ATR confirmatório (Cat. A/SWGDRUG), cujos espectros de cocaína e anestésicos locais são inconfundíveis por apresentarem bandas diagnósticas distintas (lidocaína: amida secundária ν C=O ~1665 cm⁻¹; fenacetina: ν C=</w:t>
-      </w:r>
-      <w:proofErr w:type="gramStart"/>
-      <w:r>
-        <w:rPr>
-          <w:rFonts w:ascii="Times New Roman" w:hAnsi="Times New Roman" w:cs="Times New Roman"/>
-          <w:sz w:val="16"/>
-          <w:szCs w:val="16"/>
-        </w:rPr>
-        <w:t>O</w:t>
+        <w:t>) em concentração elevada. Esta ambiguidade é integralmente resolvida pelo FTIR-ATR confirmatório (Cat. A/SWGDRUG), cujos espectros de cocaína e anestésicos locais são inconfundíveis por apresentarem bandas diagnósticas distintas (lidocaína: amida secundária ν C=O ~1665 cm⁻¹; fenacetina: ν C=O</w:t>
       </w:r>
       <w:r>
         <w:rPr>
@@ -7185,16 +7721,7 @@
           <w:sz w:val="16"/>
           <w:szCs w:val="16"/>
         </w:rPr>
-        <w:t>amida</w:t>
-      </w:r>
-      <w:proofErr w:type="gramEnd"/>
-      <w:r>
-        <w:rPr>
-          <w:rFonts w:ascii="Times New Roman" w:hAnsi="Times New Roman" w:cs="Times New Roman"/>
-          <w:sz w:val="16"/>
-          <w:szCs w:val="16"/>
-        </w:rPr>
-        <w:t xml:space="preserve"> ~1660 cm⁻¹; cafeína: ν C=O </w:t>
+        <w:t xml:space="preserve">amida ~1660 cm⁻¹; cafeína: ν C=O </w:t>
       </w:r>
       <w:proofErr w:type="spellStart"/>
       <w:r>
@@ -7419,7 +7946,7 @@
 </file>
 
 <file path=word/header1.xml><?xml version="1.0" encoding="utf-8"?>
-<w:hdr xmlns:wpc="http://schemas.microsoft.com/office/word/2010/wordprocessingCanvas" xmlns:cx="http://schemas.microsoft.com/office/drawing/2014/chartex" xmlns:cx1="http://schemas.microsoft.com/office/drawing/2015/9/8/chartex" xmlns:cx2="http://schemas.microsoft.com/office/drawing/2015/10/21/chartex" xmlns:cx3="http://schemas.microsoft.com/office/drawing/2016/5/9/chartex" xmlns:cx4="http://schemas.microsoft.com/office/drawing/2016/5/10/chartex" xmlns:cx5="http://schemas.microsoft.com/office/drawing/2016/5/11/chartex" xmlns:cx6="http://schemas.microsoft.com/office/drawing/2016/5/12/chartex" xmlns:cx7="http://schemas.microsoft.com/office/drawing/2016/5/13/chartex" xmlns:cx8="http://schemas.microsoft.com/office/drawing/2016/5/14/chartex" xmlns:mc="http://schemas.openxmlformats.org/markup-compatibility/2006" xmlns:aink="http://schemas.microsoft.com/office/drawing/2016/ink" xmlns:am3d="http://schemas.microsoft.com/office/drawing/2017/model3d" xmlns:o="urn:schemas-microsoft-com:office:office" xmlns:r="http://schemas.openxmlformats.org/officeDocument/2006/relationships" xmlns:m="http://schemas.openxmlformats.org/officeDocument/2006/math" xmlns:v="urn:schemas-microsoft-com:vml" xmlns:wp14="http://schemas.microsoft.com/office/word/2010/wordprocessingDrawing" xmlns:wp="http://schemas.openxmlformats.org/drawingml/2006/wordprocessingDrawing" xmlns:w10="urn:schemas-microsoft-com:office:word" xmlns:w="http://schemas.openxmlformats.org/wordprocessingml/2006/main" xmlns:w14="http://schemas.microsoft.com/office/word/2010/wordml" xmlns:w15="http://schemas.microsoft.com/office/word/2012/wordml" xmlns:w16cex="http://schemas.microsoft.com/office/word/2018/wordml/cex" xmlns:w16cid="http://schemas.microsoft.com/office/word/2016/wordml/cid" xmlns:w16="http://schemas.microsoft.com/office/word/2018/wordml" xmlns:w16sdtdh="http://schemas.microsoft.com/office/word/2020/wordml/sdtdatahash" xmlns:w16se="http://schemas.microsoft.com/office/word/2015/wordml/symex" xmlns:wpg="http://schemas.microsoft.com/office/word/2010/wordprocessingGroup" xmlns:wpi="http://schemas.microsoft.com/office/word/2010/wordprocessingInk" xmlns:wne="http://schemas.microsoft.com/office/word/2006/wordml" xmlns:wps="http://schemas.microsoft.com/office/word/2010/wordprocessingShape" mc:Ignorable="w14 w15 w16se w16cid w16 w16cex w16sdtdh wp14">
+<w:hdr xmlns:wpc="http://schemas.microsoft.com/office/word/2010/wordprocessingCanvas" xmlns:mc="http://schemas.openxmlformats.org/markup-compatibility/2006" xmlns:o="urn:schemas-microsoft-com:office:office" xmlns:r="http://schemas.openxmlformats.org/officeDocument/2006/relationships" xmlns:m="http://schemas.openxmlformats.org/officeDocument/2006/math" xmlns:v="urn:schemas-microsoft-com:vml" xmlns:wp14="http://schemas.microsoft.com/office/word/2010/wordprocessingDrawing" xmlns:wp="http://schemas.openxmlformats.org/drawingml/2006/wordprocessingDrawing" xmlns:w10="urn:schemas-microsoft-com:office:word" xmlns:w="http://schemas.openxmlformats.org/wordprocessingml/2006/main" xmlns:w14="http://schemas.microsoft.com/office/word/2010/wordml" xmlns:w15="http://schemas.microsoft.com/office/word/2012/wordml" xmlns:wpg="http://schemas.microsoft.com/office/word/2010/wordprocessingGroup" xmlns:wpi="http://schemas.microsoft.com/office/word/2010/wordprocessingInk" xmlns:wne="http://schemas.microsoft.com/office/word/2006/wordml" xmlns:wps="http://schemas.microsoft.com/office/word/2010/wordprocessingShape" mc:Ignorable="w14 w15 wp14">
   <w:p>
     <w:pPr>
       <w:jc w:val="center"/>
@@ -7471,7 +7998,7 @@
         <w:sz w:val="20"/>
         <w:szCs w:val="20"/>
       </w:rPr>
-      <w:t>[DEMANDA]</w:t>
+      <w:t>00149129-18</w:t>
     </w:r>
     <w:r>
       <w:rPr>
@@ -7520,7 +8047,7 @@
         <w:sz w:val="20"/>
         <w:szCs w:val="20"/>
       </w:rPr>
-      <w:t>7</w:t>
+      <w:t>6</w:t>
     </w:r>
     <w:r>
       <w:rPr>
@@ -7601,7 +8128,7 @@
 </file>
 
 <file path=word/header2.xml><?xml version="1.0" encoding="utf-8"?>
-<w:hdr xmlns:wpc="http://schemas.microsoft.com/office/word/2010/wordprocessingCanvas" xmlns:cx="http://schemas.microsoft.com/office/drawing/2014/chartex" xmlns:cx1="http://schemas.microsoft.com/office/drawing/2015/9/8/chartex" xmlns:cx2="http://schemas.microsoft.com/office/drawing/2015/10/21/chartex" xmlns:cx3="http://schemas.microsoft.com/office/drawing/2016/5/9/chartex" xmlns:cx4="http://schemas.microsoft.com/office/drawing/2016/5/10/chartex" xmlns:cx5="http://schemas.microsoft.com/office/drawing/2016/5/11/chartex" xmlns:cx6="http://schemas.microsoft.com/office/drawing/2016/5/12/chartex" xmlns:cx7="http://schemas.microsoft.com/office/drawing/2016/5/13/chartex" xmlns:cx8="http://schemas.microsoft.com/office/drawing/2016/5/14/chartex" xmlns:mc="http://schemas.openxmlformats.org/markup-compatibility/2006" xmlns:aink="http://schemas.microsoft.com/office/drawing/2016/ink" xmlns:am3d="http://schemas.microsoft.com/office/drawing/2017/model3d" xmlns:o="urn:schemas-microsoft-com:office:office" xmlns:r="http://schemas.openxmlformats.org/officeDocument/2006/relationships" xmlns:m="http://schemas.openxmlformats.org/officeDocument/2006/math" xmlns:v="urn:schemas-microsoft-com:vml" xmlns:wp14="http://schemas.microsoft.com/office/word/2010/wordprocessingDrawing" xmlns:wp="http://schemas.openxmlformats.org/drawingml/2006/wordprocessingDrawing" xmlns:w10="urn:schemas-microsoft-com:office:word" xmlns:w="http://schemas.openxmlformats.org/wordprocessingml/2006/main" xmlns:w14="http://schemas.microsoft.com/office/word/2010/wordml" xmlns:w15="http://schemas.microsoft.com/office/word/2012/wordml" xmlns:w16cex="http://schemas.microsoft.com/office/word/2018/wordml/cex" xmlns:w16cid="http://schemas.microsoft.com/office/word/2016/wordml/cid" xmlns:w16="http://schemas.microsoft.com/office/word/2018/wordml" xmlns:w16sdtdh="http://schemas.microsoft.com/office/word/2020/wordml/sdtdatahash" xmlns:w16se="http://schemas.microsoft.com/office/word/2015/wordml/symex" xmlns:wpg="http://schemas.microsoft.com/office/word/2010/wordprocessingGroup" xmlns:wpi="http://schemas.microsoft.com/office/word/2010/wordprocessingInk" xmlns:wne="http://schemas.microsoft.com/office/word/2006/wordml" xmlns:wps="http://schemas.microsoft.com/office/word/2010/wordprocessingShape" mc:Ignorable="w14 w15 w16se w16cid w16 w16cex w16sdtdh wp14">
+<w:hdr xmlns:wpc="http://schemas.microsoft.com/office/word/2010/wordprocessingCanvas" xmlns:mc="http://schemas.openxmlformats.org/markup-compatibility/2006" xmlns:o="urn:schemas-microsoft-com:office:office" xmlns:r="http://schemas.openxmlformats.org/officeDocument/2006/relationships" xmlns:m="http://schemas.openxmlformats.org/officeDocument/2006/math" xmlns:v="urn:schemas-microsoft-com:vml" xmlns:wp14="http://schemas.microsoft.com/office/word/2010/wordprocessingDrawing" xmlns:wp="http://schemas.openxmlformats.org/drawingml/2006/wordprocessingDrawing" xmlns:w10="urn:schemas-microsoft-com:office:word" xmlns:w="http://schemas.openxmlformats.org/wordprocessingml/2006/main" xmlns:w14="http://schemas.microsoft.com/office/word/2010/wordml" xmlns:w15="http://schemas.microsoft.com/office/word/2012/wordml" xmlns:wpg="http://schemas.microsoft.com/office/word/2010/wordprocessingGroup" xmlns:wpi="http://schemas.microsoft.com/office/word/2010/wordprocessingInk" xmlns:wne="http://schemas.microsoft.com/office/word/2006/wordml" xmlns:wps="http://schemas.microsoft.com/office/word/2010/wordprocessingShape" mc:Ignorable="w14 w15 wp14">
   <w:tbl>
     <w:tblPr>
       <w:tblW w:w="9464" w:type="dxa"/>
@@ -7920,8 +8447,8 @@
 </file>
 
 <file path=word/numbering.xml><?xml version="1.0" encoding="utf-8"?>
-<w:numbering xmlns:wpc="http://schemas.microsoft.com/office/word/2010/wordprocessingCanvas" xmlns:cx="http://schemas.microsoft.com/office/drawing/2014/chartex" xmlns:cx1="http://schemas.microsoft.com/office/drawing/2015/9/8/chartex" xmlns:cx2="http://schemas.microsoft.com/office/drawing/2015/10/21/chartex" xmlns:cx3="http://schemas.microsoft.com/office/drawing/2016/5/9/chartex" xmlns:cx4="http://schemas.microsoft.com/office/drawing/2016/5/10/chartex" xmlns:cx5="http://schemas.microsoft.com/office/drawing/2016/5/11/chartex" xmlns:cx6="http://schemas.microsoft.com/office/drawing/2016/5/12/chartex" xmlns:cx7="http://schemas.microsoft.com/office/drawing/2016/5/13/chartex" xmlns:cx8="http://schemas.microsoft.com/office/drawing/2016/5/14/chartex" xmlns:mc="http://schemas.openxmlformats.org/markup-compatibility/2006" xmlns:aink="http://schemas.microsoft.com/office/drawing/2016/ink" xmlns:am3d="http://schemas.microsoft.com/office/drawing/2017/model3d" xmlns:o="urn:schemas-microsoft-com:office:office" xmlns:r="http://schemas.openxmlformats.org/officeDocument/2006/relationships" xmlns:m="http://schemas.openxmlformats.org/officeDocument/2006/math" xmlns:v="urn:schemas-microsoft-com:vml" xmlns:wp14="http://schemas.microsoft.com/office/word/2010/wordprocessingDrawing" xmlns:wp="http://schemas.openxmlformats.org/drawingml/2006/wordprocessingDrawing" xmlns:w10="urn:schemas-microsoft-com:office:word" xmlns:w="http://schemas.openxmlformats.org/wordprocessingml/2006/main" xmlns:w14="http://schemas.microsoft.com/office/word/2010/wordml" xmlns:w15="http://schemas.microsoft.com/office/word/2012/wordml" xmlns:w16cex="http://schemas.microsoft.com/office/word/2018/wordml/cex" xmlns:w16cid="http://schemas.microsoft.com/office/word/2016/wordml/cid" xmlns:w16="http://schemas.microsoft.com/office/word/2018/wordml" xmlns:w16sdtdh="http://schemas.microsoft.com/office/word/2020/wordml/sdtdatahash" xmlns:w16se="http://schemas.microsoft.com/office/word/2015/wordml/symex" xmlns:wpg="http://schemas.microsoft.com/office/word/2010/wordprocessingGroup" xmlns:wpi="http://schemas.microsoft.com/office/word/2010/wordprocessingInk" xmlns:wne="http://schemas.microsoft.com/office/word/2006/wordml" xmlns:wps="http://schemas.microsoft.com/office/word/2010/wordprocessingShape" mc:Ignorable="w14 w15 w16se w16cid w16 w16cex w16sdtdh wp14">
-  <w:abstractNum w:abstractNumId="0" w15:restartNumberingAfterBreak="0">
+<w:numbering xmlns:wpc="http://schemas.microsoft.com/office/word/2010/wordprocessingCanvas" xmlns:mc="http://schemas.openxmlformats.org/markup-compatibility/2006" xmlns:o="urn:schemas-microsoft-com:office:office" xmlns:r="http://schemas.openxmlformats.org/officeDocument/2006/relationships" xmlns:m="http://schemas.openxmlformats.org/officeDocument/2006/math" xmlns:v="urn:schemas-microsoft-com:vml" xmlns:wp14="http://schemas.microsoft.com/office/word/2010/wordprocessingDrawing" xmlns:wp="http://schemas.openxmlformats.org/drawingml/2006/wordprocessingDrawing" xmlns:w10="urn:schemas-microsoft-com:office:word" xmlns:w="http://schemas.openxmlformats.org/wordprocessingml/2006/main" xmlns:w14="http://schemas.microsoft.com/office/word/2010/wordml" xmlns:w15="http://schemas.microsoft.com/office/word/2012/wordml" xmlns:wpg="http://schemas.microsoft.com/office/word/2010/wordprocessingGroup" xmlns:wpi="http://schemas.microsoft.com/office/word/2010/wordprocessingInk" xmlns:wne="http://schemas.microsoft.com/office/word/2006/wordml" xmlns:wps="http://schemas.microsoft.com/office/word/2010/wordprocessingShape" mc:Ignorable="w14 w15 wp14">
+  <w:abstractNum w:abstractNumId="0">
     <w:nsid w:val="26BB06F5"/>
     <w:multiLevelType w:val="hybridMultilevel"/>
     <w:tmpl w:val="1BF6F9B6"/>
@@ -8034,7 +8561,7 @@
       </w:rPr>
     </w:lvl>
   </w:abstractNum>
-  <w:abstractNum w:abstractNumId="1" w15:restartNumberingAfterBreak="0">
+  <w:abstractNum w:abstractNumId="1">
     <w:nsid w:val="307D5FE8"/>
     <w:multiLevelType w:val="hybridMultilevel"/>
     <w:tmpl w:val="2EF4B676"/>
@@ -8125,7 +8652,7 @@
       </w:pPr>
     </w:lvl>
   </w:abstractNum>
-  <w:abstractNum w:abstractNumId="2" w15:restartNumberingAfterBreak="0">
+  <w:abstractNum w:abstractNumId="2">
     <w:nsid w:val="406774F4"/>
     <w:multiLevelType w:val="hybridMultilevel"/>
     <w:tmpl w:val="16B80A52"/>
@@ -8238,7 +8765,7 @@
       </w:rPr>
     </w:lvl>
   </w:abstractNum>
-  <w:abstractNum w:abstractNumId="3" w15:restartNumberingAfterBreak="0">
+  <w:abstractNum w:abstractNumId="3">
     <w:nsid w:val="49406068"/>
     <w:multiLevelType w:val="hybridMultilevel"/>
     <w:tmpl w:val="EE446D3C"/>
@@ -8329,7 +8856,7 @@
       </w:pPr>
     </w:lvl>
   </w:abstractNum>
-  <w:abstractNum w:abstractNumId="4" w15:restartNumberingAfterBreak="0">
+  <w:abstractNum w:abstractNumId="4">
     <w:nsid w:val="4C97762F"/>
     <w:multiLevelType w:val="hybridMultilevel"/>
     <w:tmpl w:val="9828AAD6"/>
@@ -8442,7 +8969,7 @@
       </w:rPr>
     </w:lvl>
   </w:abstractNum>
-  <w:abstractNum w:abstractNumId="5" w15:restartNumberingAfterBreak="0">
+  <w:abstractNum w:abstractNumId="5">
     <w:nsid w:val="60DF03A0"/>
     <w:multiLevelType w:val="hybridMultilevel"/>
     <w:tmpl w:val="8EB89CDE"/>
@@ -8555,7 +9082,7 @@
       </w:rPr>
     </w:lvl>
   </w:abstractNum>
-  <w:abstractNum w:abstractNumId="6" w15:restartNumberingAfterBreak="0">
+  <w:abstractNum w:abstractNumId="6">
     <w:nsid w:val="7AC24079"/>
     <w:multiLevelType w:val="hybridMultilevel"/>
     <w:tmpl w:val="40FA4C5A"/>
@@ -8641,7 +9168,7 @@
       </w:pPr>
     </w:lvl>
   </w:abstractNum>
-  <w:abstractNum w:abstractNumId="7" w15:restartNumberingAfterBreak="0">
+  <w:abstractNum w:abstractNumId="7">
     <w:nsid w:val="7F6F0B36"/>
     <w:multiLevelType w:val="hybridMultilevel"/>
     <w:tmpl w:val="7CB6CD7C"/>
@@ -8785,7 +9312,7 @@
 </file>
 
 <file path=word/styles.xml><?xml version="1.0" encoding="utf-8"?>
-<w:styles xmlns:mc="http://schemas.openxmlformats.org/markup-compatibility/2006" xmlns:r="http://schemas.openxmlformats.org/officeDocument/2006/relationships" xmlns:w="http://schemas.openxmlformats.org/wordprocessingml/2006/main" xmlns:w14="http://schemas.microsoft.com/office/word/2010/wordml" xmlns:w15="http://schemas.microsoft.com/office/word/2012/wordml" xmlns:w16cex="http://schemas.microsoft.com/office/word/2018/wordml/cex" xmlns:w16cid="http://schemas.microsoft.com/office/word/2016/wordml/cid" xmlns:w16="http://schemas.microsoft.com/office/word/2018/wordml" xmlns:w16sdtdh="http://schemas.microsoft.com/office/word/2020/wordml/sdtdatahash" xmlns:w16se="http://schemas.microsoft.com/office/word/2015/wordml/symex" mc:Ignorable="w14 w15 w16se w16cid w16 w16cex w16sdtdh">
+<w:styles xmlns:mc="http://schemas.openxmlformats.org/markup-compatibility/2006" xmlns:r="http://schemas.openxmlformats.org/officeDocument/2006/relationships" xmlns:w="http://schemas.openxmlformats.org/wordprocessingml/2006/main" xmlns:w14="http://schemas.microsoft.com/office/word/2010/wordml" xmlns:w15="http://schemas.microsoft.com/office/word/2012/wordml" mc:Ignorable="w14 w15">
   <w:docDefaults>
     <w:rPrDefault>
       <w:rPr>
@@ -8797,7 +9324,7 @@
     </w:rPrDefault>
     <w:pPrDefault/>
   </w:docDefaults>
-  <w:latentStyles w:defLockedState="0" w:defUIPriority="99" w:defSemiHidden="0" w:defUnhideWhenUsed="0" w:defQFormat="0" w:count="376">
+  <w:latentStyles w:defLockedState="0" w:defUIPriority="99" w:defSemiHidden="0" w:defUnhideWhenUsed="0" w:defQFormat="0" w:count="371">
     <w:lsdException w:name="Normal" w:uiPriority="0" w:qFormat="1"/>
     <w:lsdException w:name="heading 1" w:uiPriority="9" w:qFormat="1"/>
     <w:lsdException w:name="heading 2" w:semiHidden="1" w:uiPriority="9" w:unhideWhenUsed="1" w:qFormat="1"/>
@@ -9169,11 +9696,6 @@
     <w:lsdException w:name="List Table 5 Dark Accent 6" w:uiPriority="50"/>
     <w:lsdException w:name="List Table 6 Colorful Accent 6" w:uiPriority="51"/>
     <w:lsdException w:name="List Table 7 Colorful Accent 6" w:uiPriority="52"/>
-    <w:lsdException w:name="Mention" w:semiHidden="1" w:unhideWhenUsed="1"/>
-    <w:lsdException w:name="Smart Hyperlink" w:semiHidden="1" w:unhideWhenUsed="1"/>
-    <w:lsdException w:name="Hashtag" w:semiHidden="1" w:unhideWhenUsed="1"/>
-    <w:lsdException w:name="Unresolved Mention" w:semiHidden="1" w:unhideWhenUsed="1"/>
-    <w:lsdException w:name="Smart Link" w:semiHidden="1" w:unhideWhenUsed="1"/>
   </w:latentStyles>
   <w:style w:type="paragraph" w:default="1" w:styleId="Normal">
     <w:name w:val="Normal"/>
@@ -9584,6 +10106,7 @@
     <w:tblPr>
       <w:tblStyleRowBandSize w:val="1"/>
       <w:tblStyleColBandSize w:val="1"/>
+      <w:tblInd w:w="0" w:type="dxa"/>
       <w:tblBorders>
         <w:top w:val="single" w:sz="4" w:space="0" w:color="9CC2E5" w:themeColor="accent5" w:themeTint="99"/>
         <w:left w:val="single" w:sz="4" w:space="0" w:color="9CC2E5" w:themeColor="accent5" w:themeTint="99"/>
@@ -9591,6 +10114,12 @@
         <w:right w:val="single" w:sz="4" w:space="0" w:color="9CC2E5" w:themeColor="accent5" w:themeTint="99"/>
         <w:insideH w:val="single" w:sz="4" w:space="0" w:color="9CC2E5" w:themeColor="accent5" w:themeTint="99"/>
       </w:tblBorders>
+      <w:tblCellMar>
+        <w:top w:w="0" w:type="dxa"/>
+        <w:left w:w="108" w:type="dxa"/>
+        <w:bottom w:w="0" w:type="dxa"/>
+        <w:right w:w="108" w:type="dxa"/>
+      </w:tblCellMar>
     </w:tblPr>
     <w:tblStylePr w:type="firstRow">
       <w:rPr>
@@ -9655,6 +10184,7 @@
     <w:tblPr>
       <w:tblStyleRowBandSize w:val="1"/>
       <w:tblStyleColBandSize w:val="1"/>
+      <w:tblInd w:w="0" w:type="dxa"/>
       <w:tblBorders>
         <w:top w:val="single" w:sz="4" w:space="0" w:color="8EAADB" w:themeColor="accent1" w:themeTint="99"/>
         <w:left w:val="single" w:sz="4" w:space="0" w:color="8EAADB" w:themeColor="accent1" w:themeTint="99"/>
@@ -9662,6 +10192,12 @@
         <w:right w:val="single" w:sz="4" w:space="0" w:color="8EAADB" w:themeColor="accent1" w:themeTint="99"/>
         <w:insideH w:val="single" w:sz="4" w:space="0" w:color="8EAADB" w:themeColor="accent1" w:themeTint="99"/>
       </w:tblBorders>
+      <w:tblCellMar>
+        <w:top w:w="0" w:type="dxa"/>
+        <w:left w:w="108" w:type="dxa"/>
+        <w:bottom w:w="0" w:type="dxa"/>
+        <w:right w:w="108" w:type="dxa"/>
+      </w:tblCellMar>
     </w:tblPr>
     <w:tblStylePr w:type="firstRow">
       <w:rPr>
@@ -9726,6 +10262,7 @@
     <w:tblPr>
       <w:tblStyleRowBandSize w:val="1"/>
       <w:tblStyleColBandSize w:val="1"/>
+      <w:tblInd w:w="0" w:type="dxa"/>
       <w:tblBorders>
         <w:top w:val="single" w:sz="4" w:space="0" w:color="8EAADB" w:themeColor="accent1" w:themeTint="99"/>
         <w:left w:val="single" w:sz="4" w:space="0" w:color="8EAADB" w:themeColor="accent1" w:themeTint="99"/>
@@ -9734,6 +10271,12 @@
         <w:insideH w:val="single" w:sz="4" w:space="0" w:color="8EAADB" w:themeColor="accent1" w:themeTint="99"/>
         <w:insideV w:val="single" w:sz="4" w:space="0" w:color="8EAADB" w:themeColor="accent1" w:themeTint="99"/>
       </w:tblBorders>
+      <w:tblCellMar>
+        <w:top w:w="0" w:type="dxa"/>
+        <w:left w:w="108" w:type="dxa"/>
+        <w:bottom w:w="0" w:type="dxa"/>
+        <w:right w:w="108" w:type="dxa"/>
+      </w:tblCellMar>
     </w:tblPr>
     <w:tblStylePr w:type="firstRow">
       <w:rPr>

--- a/L_000-0X26_D_00XXXXX-XX_CF-PHB_ENVOLVIDO_CR_CP.docx
+++ b/L_000-0X26_D_00XXXXX-XX_CF-PHB_ENVOLVIDO_CR_CP.docx
@@ -1,6 +1,6 @@
 
 <file path=word/document.xml><?xml version="1.0" encoding="utf-8"?>
-<w:document xmlns:wpc="http://schemas.microsoft.com/office/word/2010/wordprocessingCanvas" xmlns:mc="http://schemas.openxmlformats.org/markup-compatibility/2006" xmlns:o="urn:schemas-microsoft-com:office:office" xmlns:r="http://schemas.openxmlformats.org/officeDocument/2006/relationships" xmlns:m="http://schemas.openxmlformats.org/officeDocument/2006/math" xmlns:v="urn:schemas-microsoft-com:vml" xmlns:wp14="http://schemas.microsoft.com/office/word/2010/wordprocessingDrawing" xmlns:wp="http://schemas.openxmlformats.org/drawingml/2006/wordprocessingDrawing" xmlns:w10="urn:schemas-microsoft-com:office:word" xmlns:w="http://schemas.openxmlformats.org/wordprocessingml/2006/main" xmlns:w14="http://schemas.microsoft.com/office/word/2010/wordml" xmlns:w15="http://schemas.microsoft.com/office/word/2012/wordml" xmlns:wpg="http://schemas.microsoft.com/office/word/2010/wordprocessingGroup" xmlns:wpi="http://schemas.microsoft.com/office/word/2010/wordprocessingInk" xmlns:wne="http://schemas.microsoft.com/office/word/2006/wordml" xmlns:wps="http://schemas.microsoft.com/office/word/2010/wordprocessingShape" mc:Ignorable="w14 w15 wp14">
+<w:document xmlns:wpc="http://schemas.microsoft.com/office/word/2010/wordprocessingCanvas" xmlns:cx="http://schemas.microsoft.com/office/drawing/2014/chartex" xmlns:cx1="http://schemas.microsoft.com/office/drawing/2015/9/8/chartex" xmlns:cx2="http://schemas.microsoft.com/office/drawing/2015/10/21/chartex" xmlns:cx3="http://schemas.microsoft.com/office/drawing/2016/5/9/chartex" xmlns:cx4="http://schemas.microsoft.com/office/drawing/2016/5/10/chartex" xmlns:cx5="http://schemas.microsoft.com/office/drawing/2016/5/11/chartex" xmlns:cx6="http://schemas.microsoft.com/office/drawing/2016/5/12/chartex" xmlns:cx7="http://schemas.microsoft.com/office/drawing/2016/5/13/chartex" xmlns:cx8="http://schemas.microsoft.com/office/drawing/2016/5/14/chartex" xmlns:mc="http://schemas.openxmlformats.org/markup-compatibility/2006" xmlns:aink="http://schemas.microsoft.com/office/drawing/2016/ink" xmlns:am3d="http://schemas.microsoft.com/office/drawing/2017/model3d" xmlns:o="urn:schemas-microsoft-com:office:office" xmlns:r="http://schemas.openxmlformats.org/officeDocument/2006/relationships" xmlns:m="http://schemas.openxmlformats.org/officeDocument/2006/math" xmlns:v="urn:schemas-microsoft-com:vml" xmlns:wp14="http://schemas.microsoft.com/office/word/2010/wordprocessingDrawing" xmlns:wp="http://schemas.openxmlformats.org/drawingml/2006/wordprocessingDrawing" xmlns:w10="urn:schemas-microsoft-com:office:word" xmlns:w="http://schemas.openxmlformats.org/wordprocessingml/2006/main" xmlns:w14="http://schemas.microsoft.com/office/word/2010/wordml" xmlns:w15="http://schemas.microsoft.com/office/word/2012/wordml" xmlns:w16cex="http://schemas.microsoft.com/office/word/2018/wordml/cex" xmlns:w16cid="http://schemas.microsoft.com/office/word/2016/wordml/cid" xmlns:w16="http://schemas.microsoft.com/office/word/2018/wordml" xmlns:w16sdtdh="http://schemas.microsoft.com/office/word/2020/wordml/sdtdatahash" xmlns:w16se="http://schemas.microsoft.com/office/word/2015/wordml/symex" xmlns:wpg="http://schemas.microsoft.com/office/word/2010/wordprocessingGroup" xmlns:wpi="http://schemas.microsoft.com/office/word/2010/wordprocessingInk" xmlns:wne="http://schemas.microsoft.com/office/word/2006/wordml" xmlns:wps="http://schemas.microsoft.com/office/word/2010/wordprocessingShape" mc:Ignorable="w14 w15 w16se w16cid w16 w16cex w16sdtdh wp14">
   <w:body>
     <w:p>
       <w:pPr>
@@ -123,7 +123,7 @@
           <w:sz w:val="24"/>
           <w:szCs w:val="24"/>
         </w:rPr>
-        <w:t>21</w:t>
+        <w:t>[DD]</w:t>
       </w:r>
       <w:r>
         <w:rPr>
@@ -141,7 +141,7 @@
           <w:sz w:val="24"/>
           <w:szCs w:val="24"/>
         </w:rPr>
-        <w:t>maio</w:t>
+        <w:t>[MÊS]</w:t>
       </w:r>
       <w:r>
         <w:rPr>
@@ -159,7 +159,7 @@
           <w:sz w:val="24"/>
           <w:szCs w:val="24"/>
         </w:rPr>
-        <w:t>2026</w:t>
+        <w:t>[ANO]</w:t>
       </w:r>
       <w:r>
         <w:rPr>
@@ -249,7 +249,7 @@
           <w:sz w:val="24"/>
           <w:szCs w:val="24"/>
         </w:rPr>
-        <w:t>23</w:t>
+        <w:t>[DD]</w:t>
       </w:r>
       <w:r>
         <w:rPr>
@@ -267,7 +267,7 @@
           <w:sz w:val="24"/>
           <w:szCs w:val="24"/>
         </w:rPr>
-        <w:t>maio</w:t>
+        <w:t>[MÊS]</w:t>
       </w:r>
       <w:r>
         <w:rPr>
@@ -285,7 +285,7 @@
           <w:sz w:val="24"/>
           <w:szCs w:val="24"/>
         </w:rPr>
-        <w:t>2026</w:t>
+        <w:t>[ANO]</w:t>
       </w:r>
       <w:r>
         <w:rPr>
@@ -408,7 +408,6 @@
         </w:rPr>
         <w:t xml:space="preserve"> para execução do exame definitivo. Cumprindo o disposto na requisição, o perito relata com veracidade os procedimentos realizados com o objetivo de realizar identificação qualitativa de substâncias apreendidas, com determinação da natureza química de possível material entorpecente, mediante aplicação de metodologia analítica recomendada para substâncias controladas em conformidade com as diretrizes do </w:t>
       </w:r>
-      <w:proofErr w:type="spellStart"/>
       <w:r>
         <w:rPr>
           <w:rFonts w:ascii="Times New Roman" w:hAnsi="Times New Roman" w:cs="Times New Roman"/>
@@ -417,163 +416,8 @@
           <w:sz w:val="24"/>
           <w:szCs w:val="24"/>
         </w:rPr>
-        <w:t>Scientific</w:t>
-      </w:r>
-      <w:proofErr w:type="spellEnd"/>
-      <w:r>
-        <w:rPr>
-          <w:rFonts w:ascii="Times New Roman" w:hAnsi="Times New Roman" w:cs="Times New Roman"/>
-          <w:i/>
-          <w:iCs/>
-          <w:sz w:val="24"/>
-          <w:szCs w:val="24"/>
-        </w:rPr>
-        <w:t xml:space="preserve"> </w:t>
-      </w:r>
-      <w:proofErr w:type="spellStart"/>
-      <w:r>
-        <w:rPr>
-          <w:rFonts w:ascii="Times New Roman" w:hAnsi="Times New Roman" w:cs="Times New Roman"/>
-          <w:i/>
-          <w:iCs/>
-          <w:sz w:val="24"/>
-          <w:szCs w:val="24"/>
-        </w:rPr>
-        <w:t>Working</w:t>
-      </w:r>
-      <w:proofErr w:type="spellEnd"/>
-      <w:r>
-        <w:rPr>
-          <w:rFonts w:ascii="Times New Roman" w:hAnsi="Times New Roman" w:cs="Times New Roman"/>
-          <w:i/>
-          <w:iCs/>
-          <w:sz w:val="24"/>
-          <w:szCs w:val="24"/>
-        </w:rPr>
-        <w:t xml:space="preserve"> </w:t>
-      </w:r>
-      <w:proofErr w:type="spellStart"/>
-      <w:r>
-        <w:rPr>
-          <w:rFonts w:ascii="Times New Roman" w:hAnsi="Times New Roman" w:cs="Times New Roman"/>
-          <w:i/>
-          <w:iCs/>
-          <w:sz w:val="24"/>
-          <w:szCs w:val="24"/>
-        </w:rPr>
-        <w:t>Group</w:t>
-      </w:r>
-      <w:proofErr w:type="spellEnd"/>
-      <w:r>
-        <w:rPr>
-          <w:rFonts w:ascii="Times New Roman" w:hAnsi="Times New Roman" w:cs="Times New Roman"/>
-          <w:i/>
-          <w:iCs/>
-          <w:sz w:val="24"/>
-          <w:szCs w:val="24"/>
-        </w:rPr>
-        <w:t xml:space="preserve"> for </w:t>
-      </w:r>
-      <w:proofErr w:type="spellStart"/>
-      <w:r>
-        <w:rPr>
-          <w:rFonts w:ascii="Times New Roman" w:hAnsi="Times New Roman" w:cs="Times New Roman"/>
-          <w:i/>
-          <w:iCs/>
-          <w:sz w:val="24"/>
-          <w:szCs w:val="24"/>
-        </w:rPr>
-        <w:t>the</w:t>
-      </w:r>
-      <w:proofErr w:type="spellEnd"/>
-      <w:r>
-        <w:rPr>
-          <w:rFonts w:ascii="Times New Roman" w:hAnsi="Times New Roman" w:cs="Times New Roman"/>
-          <w:i/>
-          <w:iCs/>
-          <w:sz w:val="24"/>
-          <w:szCs w:val="24"/>
-        </w:rPr>
-        <w:t xml:space="preserve"> </w:t>
-      </w:r>
-      <w:proofErr w:type="spellStart"/>
-      <w:r>
-        <w:rPr>
-          <w:rFonts w:ascii="Times New Roman" w:hAnsi="Times New Roman" w:cs="Times New Roman"/>
-          <w:i/>
-          <w:iCs/>
-          <w:sz w:val="24"/>
-          <w:szCs w:val="24"/>
-        </w:rPr>
-        <w:t>Analysis</w:t>
-      </w:r>
-      <w:proofErr w:type="spellEnd"/>
-      <w:r>
-        <w:rPr>
-          <w:rFonts w:ascii="Times New Roman" w:hAnsi="Times New Roman" w:cs="Times New Roman"/>
-          <w:i/>
-          <w:iCs/>
-          <w:sz w:val="24"/>
-          <w:szCs w:val="24"/>
-        </w:rPr>
-        <w:t xml:space="preserve"> </w:t>
-      </w:r>
-      <w:proofErr w:type="spellStart"/>
-      <w:r>
-        <w:rPr>
-          <w:rFonts w:ascii="Times New Roman" w:hAnsi="Times New Roman" w:cs="Times New Roman"/>
-          <w:i/>
-          <w:iCs/>
-          <w:sz w:val="24"/>
-          <w:szCs w:val="24"/>
-        </w:rPr>
-        <w:t>of</w:t>
-      </w:r>
-      <w:proofErr w:type="spellEnd"/>
-      <w:r>
-        <w:rPr>
-          <w:rFonts w:ascii="Times New Roman" w:hAnsi="Times New Roman" w:cs="Times New Roman"/>
-          <w:i/>
-          <w:iCs/>
-          <w:sz w:val="24"/>
-          <w:szCs w:val="24"/>
-        </w:rPr>
-        <w:t xml:space="preserve"> </w:t>
-      </w:r>
-      <w:proofErr w:type="spellStart"/>
-      <w:r>
-        <w:rPr>
-          <w:rFonts w:ascii="Times New Roman" w:hAnsi="Times New Roman" w:cs="Times New Roman"/>
-          <w:i/>
-          <w:iCs/>
-          <w:sz w:val="24"/>
-          <w:szCs w:val="24"/>
-        </w:rPr>
-        <w:t>Seized</w:t>
-      </w:r>
-      <w:proofErr w:type="spellEnd"/>
-      <w:r>
-        <w:rPr>
-          <w:rFonts w:ascii="Times New Roman" w:hAnsi="Times New Roman" w:cs="Times New Roman"/>
-          <w:i/>
-          <w:iCs/>
-          <w:sz w:val="24"/>
-          <w:szCs w:val="24"/>
-        </w:rPr>
-        <w:t xml:space="preserve"> </w:t>
-      </w:r>
-      <w:proofErr w:type="spellStart"/>
-      <w:r>
-        <w:rPr>
-          <w:rFonts w:ascii="Times New Roman" w:hAnsi="Times New Roman" w:cs="Times New Roman"/>
-          <w:i/>
-          <w:iCs/>
-          <w:sz w:val="24"/>
-          <w:szCs w:val="24"/>
-        </w:rPr>
-        <w:t>Drugs</w:t>
-      </w:r>
-      <w:proofErr w:type="spellEnd"/>
+        <w:t>Scientific Working Group for the Analysis of Seized Drugs</w:t>
+      </w:r>
       <w:r>
         <w:rPr>
           <w:rFonts w:ascii="Times New Roman" w:hAnsi="Times New Roman" w:cs="Times New Roman"/>
@@ -622,7 +466,7 @@
           <w:sz w:val="24"/>
           <w:szCs w:val="24"/>
         </w:rPr>
-        <w:t>[ENVOLVIDO] — CPF [CPF]</w:t>
+        <w:t>[ENVOLVIDO — CPF]</w:t>
       </w:r>
       <w:r>
         <w:rPr>
@@ -640,7 +484,7 @@
           <w:sz w:val="24"/>
           <w:szCs w:val="24"/>
         </w:rPr>
-        <w:t>[EMISSOR]</w:t>
+        <w:t>[DESTINO]</w:t>
       </w:r>
       <w:r>
         <w:rPr>
@@ -749,15 +593,7 @@
           <w:sz w:val="24"/>
           <w:szCs w:val="24"/>
         </w:rPr>
-        <w:t xml:space="preserve">. </w:t>
-      </w:r>
-      <w:r>
-        <w:rPr>
-          <w:rFonts w:ascii="Times New Roman" w:hAnsi="Times New Roman" w:cs="Times New Roman"/>
-          <w:sz w:val="24"/>
-          <w:szCs w:val="24"/>
-        </w:rPr>
-        <w:t xml:space="preserve">Foi submetido a exame preliminar no núcleo pericial pelo Perito Criminal plantonista, referente à Demanda nº. </w:t>
+        <w:t xml:space="preserve">. Foi submetido a exame preliminar no núcleo pericial pelo Perito Criminal plantonista, referente à Demanda nº. </w:t>
       </w:r>
       <w:r>
         <w:rPr>
@@ -793,33 +629,7 @@
           <w:sz w:val="24"/>
           <w:szCs w:val="24"/>
         </w:rPr>
-        <w:t xml:space="preserve"> e encaminhado ao Setor de Química Forense para análise definitiva, em observância à cadeia de custódia da prova prevista nos </w:t>
-      </w:r>
-      <w:proofErr w:type="spellStart"/>
-      <w:r>
-        <w:rPr>
-          <w:rFonts w:ascii="Times New Roman" w:hAnsi="Times New Roman" w:cs="Times New Roman"/>
-          <w:sz w:val="24"/>
-          <w:szCs w:val="24"/>
-        </w:rPr>
-        <w:t>arts</w:t>
-      </w:r>
-      <w:proofErr w:type="spellEnd"/>
-      <w:r>
-        <w:rPr>
-          <w:rFonts w:ascii="Times New Roman" w:hAnsi="Times New Roman" w:cs="Times New Roman"/>
-          <w:sz w:val="24"/>
-          <w:szCs w:val="24"/>
-        </w:rPr>
-        <w:t>. 158-A a 158-F do CPP (Lei 13.964/2019)</w:t>
-      </w:r>
-      <w:r>
-        <w:rPr>
-          <w:rFonts w:ascii="Times New Roman" w:hAnsi="Times New Roman" w:cs="Times New Roman"/>
-          <w:sz w:val="24"/>
-          <w:szCs w:val="24"/>
-        </w:rPr>
-        <w:t>.</w:t>
+        <w:t xml:space="preserve"> e encaminhado ao Setor de Química Forense para análise definitiva, em observância à cadeia de custódia da prova prevista nos arts. 158-A a 158-F do CPP (Lei 13.964/2019).</w:t>
       </w:r>
     </w:p>
     <w:p>
@@ -846,6 +656,7 @@
           <w:sz w:val="24"/>
           <w:szCs w:val="24"/>
         </w:rPr>
+        <w:lastRenderedPageBreak/>
         <w:t>Para a realização do exame definitivo, procedeu-se à abertura regular do envelope de vestígios, seguida de inspeção visual, contagem dos volumes, registro fotográfico, aferição de massa bruta e seleção de frações representativas para análise química. As constatações estão descritas na Tabela 1, a seguir.</w:t>
       </w:r>
     </w:p>
@@ -942,23 +753,13 @@
                 <w:szCs w:val="20"/>
               </w:rPr>
             </w:pPr>
-            <w:proofErr w:type="spellStart"/>
-            <w:r>
-              <w:rPr>
-                <w:rFonts w:ascii="Times New Roman" w:hAnsi="Times New Roman" w:cs="Times New Roman"/>
-                <w:sz w:val="20"/>
-                <w:szCs w:val="20"/>
-              </w:rPr>
-              <w:t>Qtd</w:t>
-            </w:r>
-            <w:proofErr w:type="spellEnd"/>
-            <w:r>
-              <w:rPr>
-                <w:rFonts w:ascii="Times New Roman" w:hAnsi="Times New Roman" w:cs="Times New Roman"/>
-                <w:sz w:val="20"/>
-                <w:szCs w:val="20"/>
-              </w:rPr>
-              <w:t>.</w:t>
+            <w:r>
+              <w:rPr>
+                <w:rFonts w:ascii="Times New Roman" w:hAnsi="Times New Roman" w:cs="Times New Roman"/>
+                <w:sz w:val="20"/>
+                <w:szCs w:val="20"/>
+              </w:rPr>
+              <w:t>Qtd.</w:t>
             </w:r>
           </w:p>
         </w:tc>
@@ -1141,15 +942,7 @@
                 <w:sz w:val="20"/>
                 <w:szCs w:val="20"/>
               </w:rPr>
-              <w:t>Tabletes e</w:t>
-            </w:r>
-            <w:r>
-              <w:rPr>
-                <w:rFonts w:ascii="Times New Roman" w:hAnsi="Times New Roman" w:cs="Times New Roman"/>
-                <w:sz w:val="20"/>
-                <w:szCs w:val="20"/>
-              </w:rPr>
-              <w:t>nvólucros plásticos e de papel alumínio</w:t>
+              <w:t xml:space="preserve">Invólucros plásticos </w:t>
             </w:r>
           </w:p>
         </w:tc>
@@ -1217,111 +1010,8 @@
           <w:rFonts w:ascii="Times New Roman" w:hAnsi="Times New Roman" w:cs="Times New Roman"/>
           <w:i/>
           <w:iCs/>
-          <w:noProof/>
-        </w:rPr>
-        <w:drawing>
-          <wp:inline distT="0" distB="0" distL="0" distR="0" wp14:anchorId="5F853967" wp14:editId="1580BEF0">
-            <wp:extent cx="3680767" cy="3511745"/>
-            <wp:effectExtent l="19050" t="19050" r="15240" b="12700"/>
-            <wp:docPr id="4" name="Imagem 4"/>
-            <wp:cNvGraphicFramePr>
-              <a:graphicFrameLocks xmlns:a="http://schemas.openxmlformats.org/drawingml/2006/main" noChangeAspect="1"/>
-            </wp:cNvGraphicFramePr>
-            <a:graphic xmlns:a="http://schemas.openxmlformats.org/drawingml/2006/main">
-              <a:graphicData uri="http://schemas.openxmlformats.org/drawingml/2006/picture">
-                <pic:pic xmlns:pic="http://schemas.openxmlformats.org/drawingml/2006/picture">
-                  <pic:nvPicPr>
-                    <pic:cNvPr id="1" name=""/>
-                    <pic:cNvPicPr/>
-                  </pic:nvPicPr>
-                  <pic:blipFill rotWithShape="1">
-                    <a:blip r:embed="rId7"/>
-                    <a:srcRect t="2103"/>
-                    <a:stretch/>
-                  </pic:blipFill>
-                  <pic:spPr bwMode="auto">
-                    <a:xfrm>
-                      <a:off x="0" y="0"/>
-                      <a:ext cx="3712800" cy="3542307"/>
-                    </a:xfrm>
-                    <a:prstGeom prst="rect">
-                      <a:avLst/>
-                    </a:prstGeom>
-                    <a:ln>
-                      <a:solidFill>
-                        <a:schemeClr val="accent5">
-                          <a:lumMod val="20000"/>
-                          <a:lumOff val="80000"/>
-                        </a:schemeClr>
-                      </a:solidFill>
-                    </a:ln>
-                    <a:extLst>
-                      <a:ext uri="{53640926-AAD7-44D8-BBD7-CCE9431645EC}">
-                        <a14:shadowObscured xmlns:a14="http://schemas.microsoft.com/office/drawing/2010/main"/>
-                      </a:ext>
-                    </a:extLst>
-                  </pic:spPr>
-                </pic:pic>
-              </a:graphicData>
-            </a:graphic>
-          </wp:inline>
-        </w:drawing>
-      </w:r>
-    </w:p>
-    <w:p>
-      <w:pPr>
-        <w:jc w:val="center"/>
-        <w:rPr>
-          <w:rFonts w:ascii="Times New Roman" w:hAnsi="Times New Roman" w:cs="Times New Roman"/>
-          <w:sz w:val="24"/>
-          <w:szCs w:val="24"/>
-        </w:rPr>
-      </w:pPr>
-      <w:r>
-        <w:rPr>
-          <w:rFonts w:ascii="Times New Roman" w:hAnsi="Times New Roman" w:cs="Times New Roman"/>
-          <w:noProof/>
-          <w:sz w:val="24"/>
-          <w:szCs w:val="24"/>
-        </w:rPr>
-        <w:drawing>
-          <wp:inline distT="0" distB="0" distL="0" distR="0">
-            <wp:extent cx="3640770" cy="3561128"/>
-            <wp:effectExtent l="0" t="0" r="0" b="1270"/>
-            <wp:docPr id="99" name="Foto2_Pericial"/>
-            <wp:cNvGraphicFramePr>
-              <a:graphicFrameLocks xmlns:a="http://schemas.openxmlformats.org/drawingml/2006/main" noChangeAspect="1"/>
-            </wp:cNvGraphicFramePr>
-            <a:graphic xmlns:a="http://schemas.openxmlformats.org/drawingml/2006/main">
-              <a:graphicData uri="http://schemas.openxmlformats.org/drawingml/2006/picture">
-                <pic:pic xmlns:pic="http://schemas.openxmlformats.org/drawingml/2006/picture">
-                  <pic:nvPicPr>
-                    <pic:cNvPr id="99" name="Foto2_Pericial"/>
-                    <pic:cNvPicPr>
-                      <a:picLocks noChangeAspect="1" noChangeArrowheads="1"/>
-                    </pic:cNvPicPr>
-                  </pic:nvPicPr>
-                  <pic:blipFill>
-                    <a:blip r:embed="rId8"/>
-                    <a:stretch>
-                      <a:fillRect/>
-                    </a:stretch>
-                  </pic:blipFill>
-                  <pic:spPr bwMode="auto">
-                    <a:xfrm>
-                      <a:off x="0" y="0"/>
-                      <a:ext cx="3658883" cy="3578844"/>
-                    </a:xfrm>
-                    <a:prstGeom prst="rect">
-                      <a:avLst/>
-                    </a:prstGeom>
-                    <a:noFill/>
-                  </pic:spPr>
-                </pic:pic>
-              </a:graphicData>
-            </a:graphic>
-          </wp:inline>
-        </w:drawing>
+        </w:rPr>
+        <w:t>[PENDENTE: inserir fotografia do material apreendido — escala milimétrica + brasão NRPC-QF]</w:t>
       </w:r>
     </w:p>
     <w:p>
@@ -1370,23 +1060,7 @@
           <w:sz w:val="24"/>
           <w:szCs w:val="24"/>
         </w:rPr>
-        <w:t>O material apreendido permaneceu custodiado neste laboratório até a conclusão deste laudo, momento em que foi reacondicionado em Envelope de Vestígios/Lacre nº</w:t>
-      </w:r>
-      <w:r>
-        <w:rPr>
-          <w:rFonts w:ascii="Times New Roman" w:hAnsi="Times New Roman" w:cs="Times New Roman"/>
-          <w:sz w:val="24"/>
-          <w:szCs w:val="24"/>
-        </w:rPr>
-        <w:t>.</w:t>
-      </w:r>
-      <w:r>
-        <w:rPr>
-          <w:rFonts w:ascii="Times New Roman" w:hAnsi="Times New Roman" w:cs="Times New Roman"/>
-          <w:sz w:val="24"/>
-          <w:szCs w:val="24"/>
-        </w:rPr>
-        <w:t xml:space="preserve"> </w:t>
+        <w:t xml:space="preserve">O material apreendido permaneceu custodiado neste laboratório até a conclusão deste laudo, momento em que foi reacondicionado em Envelope de Vestígios/Lacre nº. </w:t>
       </w:r>
       <w:r>
         <w:rPr>
@@ -1428,23 +1102,7 @@
           <w:sz w:val="24"/>
           <w:szCs w:val="24"/>
         </w:rPr>
-        <w:t>Ressalta-se que do referido material foram retiradas frações representativas de cada item — analisadas individualmente. Das frações examinadas foram ainda separadas amostras para constituição de contraprova, mantidas sob custódia nesta unidade pericial, acondicionadas sob nº</w:t>
-      </w:r>
-      <w:r>
-        <w:rPr>
-          <w:rFonts w:ascii="Times New Roman" w:hAnsi="Times New Roman" w:cs="Times New Roman"/>
-          <w:sz w:val="24"/>
-          <w:szCs w:val="24"/>
-        </w:rPr>
-        <w:t>.</w:t>
-      </w:r>
-      <w:r>
-        <w:rPr>
-          <w:rFonts w:ascii="Times New Roman" w:hAnsi="Times New Roman" w:cs="Times New Roman"/>
-          <w:sz w:val="24"/>
-          <w:szCs w:val="24"/>
-        </w:rPr>
-        <w:t xml:space="preserve"> </w:t>
+        <w:t xml:space="preserve">Ressalta-se que do referido material foram retiradas frações representativas de cada item — analisadas individualmente. Das frações examinadas foram ainda separadas amostras para constituição de contraprova, mantidas sob custódia nesta unidade pericial, acondicionadas sob nº. </w:t>
       </w:r>
       <w:r>
         <w:rPr>
@@ -1480,23 +1138,7 @@
           <w:sz w:val="24"/>
           <w:szCs w:val="24"/>
         </w:rPr>
-        <w:t xml:space="preserve"> nº</w:t>
-      </w:r>
-      <w:r>
-        <w:rPr>
-          <w:rFonts w:ascii="Times New Roman" w:hAnsi="Times New Roman" w:cs="Times New Roman"/>
-          <w:sz w:val="24"/>
-          <w:szCs w:val="24"/>
-        </w:rPr>
-        <w:t>.</w:t>
-      </w:r>
-      <w:r>
-        <w:rPr>
-          <w:rFonts w:ascii="Times New Roman" w:hAnsi="Times New Roman" w:cs="Times New Roman"/>
-          <w:sz w:val="24"/>
-          <w:szCs w:val="24"/>
-        </w:rPr>
-        <w:t xml:space="preserve"> </w:t>
+        <w:t xml:space="preserve"> nº. </w:t>
       </w:r>
       <w:r>
         <w:rPr>
@@ -1571,55 +1213,8 @@
           <w:sz w:val="24"/>
           <w:szCs w:val="24"/>
         </w:rPr>
-        <w:t xml:space="preserve">Para assegurar validade, rastreabilidade metrológica e reprodutibilidade dos resultados, foram adotados controles analíticos, conforme POP-QF-PHB-002 (V </w:t>
-      </w:r>
-      <w:r>
-        <w:rPr>
-          <w:rFonts w:ascii="Times New Roman" w:hAnsi="Times New Roman" w:cs="Times New Roman"/>
-          <w:sz w:val="24"/>
-          <w:szCs w:val="24"/>
-        </w:rPr>
-        <w:t>1</w:t>
-      </w:r>
-      <w:r>
-        <w:rPr>
-          <w:rFonts w:ascii="Times New Roman" w:hAnsi="Times New Roman" w:cs="Times New Roman"/>
-          <w:sz w:val="24"/>
-          <w:szCs w:val="24"/>
-        </w:rPr>
-        <w:t xml:space="preserve">.0, </w:t>
-      </w:r>
-      <w:r>
-        <w:rPr>
-          <w:rFonts w:ascii="Times New Roman" w:hAnsi="Times New Roman" w:cs="Times New Roman"/>
-          <w:sz w:val="24"/>
-          <w:szCs w:val="24"/>
-        </w:rPr>
-        <w:t>10</w:t>
-      </w:r>
-      <w:r>
-        <w:rPr>
-          <w:rFonts w:ascii="Times New Roman" w:hAnsi="Times New Roman" w:cs="Times New Roman"/>
-          <w:sz w:val="24"/>
-          <w:szCs w:val="24"/>
-        </w:rPr>
-        <w:t>/0</w:t>
-      </w:r>
-      <w:r>
-        <w:rPr>
-          <w:rFonts w:ascii="Times New Roman" w:hAnsi="Times New Roman" w:cs="Times New Roman"/>
-          <w:sz w:val="24"/>
-          <w:szCs w:val="24"/>
-        </w:rPr>
-        <w:t>5</w:t>
-      </w:r>
-      <w:r>
-        <w:rPr>
-          <w:rFonts w:ascii="Times New Roman" w:hAnsi="Times New Roman" w:cs="Times New Roman"/>
-          <w:sz w:val="24"/>
-          <w:szCs w:val="24"/>
-        </w:rPr>
-        <w:t>/2026).</w:t>
+        <w:lastRenderedPageBreak/>
+        <w:t>Para assegurar validade, rastreabilidade metrológica e reprodutibilidade dos resultados, foram adotados controles analíticos, conforme POP-QF-PHB-002 (V 1.0, 10/05/2026).</w:t>
       </w:r>
       <w:r>
         <w:rPr>
@@ -1627,63 +1222,7 @@
           <w:sz w:val="24"/>
           <w:szCs w:val="24"/>
         </w:rPr>
-        <w:t xml:space="preserve"> O instrumento foi submetido ao Protocolo de Qualificação de Desempenho (OVP /</w:t>
-      </w:r>
-      <w:r>
-        <w:rPr>
-          <w:rFonts w:ascii="Times New Roman" w:eastAsia="Times New Roman" w:hAnsi="Times New Roman" w:cs="Times New Roman"/>
-          <w:sz w:val="24"/>
-          <w:szCs w:val="24"/>
-        </w:rPr>
-        <w:t xml:space="preserve"> PQ Test) em 1</w:t>
-      </w:r>
-      <w:r>
-        <w:rPr>
-          <w:rFonts w:ascii="Times New Roman" w:eastAsia="Times New Roman" w:hAnsi="Times New Roman" w:cs="Times New Roman"/>
-          <w:sz w:val="24"/>
-          <w:szCs w:val="24"/>
-        </w:rPr>
-        <w:t>2</w:t>
-      </w:r>
-      <w:r>
-        <w:rPr>
-          <w:rFonts w:ascii="Times New Roman" w:eastAsia="Times New Roman" w:hAnsi="Times New Roman" w:cs="Times New Roman"/>
-          <w:sz w:val="24"/>
-          <w:szCs w:val="24"/>
-        </w:rPr>
-        <w:t xml:space="preserve">/06/2026 às 14:04 h (GMT-3), </w:t>
-      </w:r>
-      <w:r>
-        <w:rPr>
-          <w:rFonts w:ascii="Times New Roman" w:eastAsia="Times New Roman" w:hAnsi="Times New Roman" w:cs="Times New Roman"/>
-          <w:sz w:val="24"/>
-          <w:szCs w:val="24"/>
-        </w:rPr>
-        <w:t xml:space="preserve">válido até [DATA_VALID_OVP] </w:t>
-      </w:r>
-      <w:r>
-        <w:rPr>
-          <w:rFonts w:ascii="Times New Roman" w:eastAsia="Times New Roman" w:hAnsi="Times New Roman" w:cs="Times New Roman"/>
-          <w:sz w:val="24"/>
-          <w:szCs w:val="24"/>
-        </w:rPr>
-        <w:t>às 14:04 h (GMT-3)</w:t>
-      </w:r>
-      <w:r>
-        <w:rPr>
-          <w:rFonts w:ascii="Times New Roman" w:eastAsia="Times New Roman" w:hAnsi="Times New Roman" w:cs="Times New Roman"/>
-          <w:sz w:val="24"/>
-          <w:szCs w:val="24"/>
-        </w:rPr>
-        <w:t xml:space="preserve">, </w:t>
-      </w:r>
-      <w:r>
-        <w:rPr>
-          <w:rFonts w:ascii="Times New Roman" w:eastAsia="Times New Roman" w:hAnsi="Times New Roman" w:cs="Times New Roman"/>
-          <w:sz w:val="24"/>
-          <w:szCs w:val="24"/>
-        </w:rPr>
-        <w:t xml:space="preserve">com resultado geral </w:t>
+        <w:t xml:space="preserve"> O instrumento foi submetido ao Protocolo de Qualificação de Desempenho (OVP / PQ Test) em [OVP_DATA] às [OVP_HORA] h (GMT-3), válido até [OVP_VALIDADE_DATA] às [OVP_VALIDADE_HORA] h (GMT-3), com resultado geral </w:t>
       </w:r>
       <w:r>
         <w:rPr>
@@ -1701,15 +1240,7 @@
           <w:sz w:val="24"/>
           <w:szCs w:val="24"/>
         </w:rPr>
-        <w:t xml:space="preserve"> (S/N medido: [SN_VALOR]; desvio da linha 100%: [LINHA100_VALOR]%; exatidão de número de onda: [DESVIO_NV] cm⁻¹ — máx. admissível ±0,50 cm⁻¹), atestando plena conformidade instrumental à época da realização dos e</w:t>
-      </w:r>
-      <w:r>
-        <w:rPr>
-          <w:rFonts w:ascii="Times New Roman" w:eastAsia="Times New Roman" w:hAnsi="Times New Roman" w:cs="Times New Roman"/>
-          <w:sz w:val="24"/>
-          <w:szCs w:val="24"/>
-        </w:rPr>
-        <w:t>xames.</w:t>
+        <w:t xml:space="preserve"> (S/N medido: [OVP_SN_VALUE]; desvio da linha 100%: [OVP_BASELINE_DEV]%; exatidão de número de onda: [OVP_WAVENUMBER_DEV] cm⁻¹ — máx. admissível ±0,50 cm⁻¹), atestando plena conformidade instrumental à época da realização dos exames.</w:t>
       </w:r>
     </w:p>
     <w:p>
@@ -1813,25 +1344,7 @@
           <w:sz w:val="24"/>
           <w:szCs w:val="24"/>
         </w:rPr>
-        <w:t xml:space="preserve">), teste colorimétrico de orientação empregado na triagem de alcaloides </w:t>
-      </w:r>
-      <w:proofErr w:type="spellStart"/>
-      <w:r>
-        <w:rPr>
-          <w:rFonts w:ascii="Times New Roman" w:hAnsi="Times New Roman" w:cs="Times New Roman"/>
-          <w:sz w:val="24"/>
-          <w:szCs w:val="24"/>
-        </w:rPr>
-        <w:t>tropânicos</w:t>
-      </w:r>
-      <w:proofErr w:type="spellEnd"/>
-      <w:r>
-        <w:rPr>
-          <w:rFonts w:ascii="Times New Roman" w:hAnsi="Times New Roman" w:cs="Times New Roman"/>
-          <w:sz w:val="24"/>
-          <w:szCs w:val="24"/>
-        </w:rPr>
-        <w:t>, notadamente cocaína e substâncias correlatas. O método baseia-se na reação entre a amina terciária e solução de tiocianato de cobalto (II) [Co(SCN)₂], com formação de complexo azul característico.</w:t>
+        <w:t>), teste colorimétrico de orientação empregado na triagem de alcaloides tropânicos, notadamente cocaína e substâncias correlatas. O método baseia-se na reação entre a amina terciária e solução de tiocianato de cobalto (II) [Co(SCN)₂], com formação de complexo azul característico.</w:t>
       </w:r>
       <w:r>
         <w:rPr>
@@ -1869,61 +1382,7 @@
           <w:sz w:val="24"/>
           <w:szCs w:val="24"/>
         </w:rPr>
-        <w:t xml:space="preserve"> Co(SCN)₂ (solução 1% aquosa); </w:t>
-      </w:r>
-      <w:proofErr w:type="spellStart"/>
-      <w:r>
-        <w:rPr>
-          <w:rFonts w:ascii="Times New Roman" w:hAnsi="Times New Roman" w:cs="Times New Roman"/>
-          <w:sz w:val="24"/>
-          <w:szCs w:val="24"/>
-        </w:rPr>
-        <w:t>HCl</w:t>
-      </w:r>
-      <w:proofErr w:type="spellEnd"/>
-      <w:r>
-        <w:rPr>
-          <w:rFonts w:ascii="Times New Roman" w:hAnsi="Times New Roman" w:cs="Times New Roman"/>
-          <w:sz w:val="24"/>
-          <w:szCs w:val="24"/>
-        </w:rPr>
-        <w:t xml:space="preserve"> (10%); </w:t>
-      </w:r>
-      <w:proofErr w:type="spellStart"/>
-      <w:r>
-        <w:rPr>
-          <w:rFonts w:ascii="Times New Roman" w:hAnsi="Times New Roman" w:cs="Times New Roman"/>
-          <w:sz w:val="24"/>
-          <w:szCs w:val="24"/>
-        </w:rPr>
-        <w:t>CHCl</w:t>
-      </w:r>
-      <w:proofErr w:type="spellEnd"/>
-      <w:r>
-        <w:rPr>
-          <w:rFonts w:ascii="Times New Roman" w:hAnsi="Times New Roman" w:cs="Times New Roman"/>
-          <w:sz w:val="24"/>
-          <w:szCs w:val="24"/>
-        </w:rPr>
-        <w:t>₃ (</w:t>
-      </w:r>
-      <w:proofErr w:type="spellStart"/>
-      <w:r>
-        <w:rPr>
-          <w:rFonts w:ascii="Times New Roman" w:hAnsi="Times New Roman" w:cs="Times New Roman"/>
-          <w:sz w:val="24"/>
-          <w:szCs w:val="24"/>
-        </w:rPr>
-        <w:t>p.a</w:t>
-      </w:r>
-      <w:proofErr w:type="spellEnd"/>
-      <w:r>
-        <w:rPr>
-          <w:rFonts w:ascii="Times New Roman" w:hAnsi="Times New Roman" w:cs="Times New Roman"/>
-          <w:sz w:val="24"/>
-          <w:szCs w:val="24"/>
-        </w:rPr>
-        <w:t>.).</w:t>
+        <w:t xml:space="preserve"> Co(SCN)₂ (solução 1% aquosa); HCl (10%); CHCl₃ (p.a.).</w:t>
       </w:r>
     </w:p>
     <w:p>
@@ -1986,25 +1445,7 @@
           <w:sz w:val="24"/>
           <w:szCs w:val="24"/>
         </w:rPr>
-        <w:t xml:space="preserve"> — adição de </w:t>
-      </w:r>
-      <w:proofErr w:type="spellStart"/>
-      <w:r>
-        <w:rPr>
-          <w:rFonts w:ascii="Times New Roman" w:hAnsi="Times New Roman" w:cs="Times New Roman"/>
-          <w:sz w:val="24"/>
-          <w:szCs w:val="24"/>
-        </w:rPr>
-        <w:t>HCl</w:t>
-      </w:r>
-      <w:proofErr w:type="spellEnd"/>
-      <w:r>
-        <w:rPr>
-          <w:rFonts w:ascii="Times New Roman" w:hAnsi="Times New Roman" w:cs="Times New Roman"/>
-          <w:sz w:val="24"/>
-          <w:szCs w:val="24"/>
-        </w:rPr>
-        <w:t xml:space="preserve"> 10% com desaparecimento da coloração (confirmação de especificidade); </w:t>
+        <w:t xml:space="preserve"> — adição de HCl 10% com desaparecimento da coloração (confirmação de especificidade); </w:t>
       </w:r>
       <w:r>
         <w:rPr>
@@ -2021,43 +1462,7 @@
           <w:sz w:val="24"/>
           <w:szCs w:val="24"/>
         </w:rPr>
-        <w:t xml:space="preserve"> — adição de </w:t>
-      </w:r>
-      <w:proofErr w:type="spellStart"/>
-      <w:r>
-        <w:rPr>
-          <w:rFonts w:ascii="Times New Roman" w:hAnsi="Times New Roman" w:cs="Times New Roman"/>
-          <w:sz w:val="24"/>
-          <w:szCs w:val="24"/>
-        </w:rPr>
-        <w:t>CHCl</w:t>
-      </w:r>
-      <w:proofErr w:type="spellEnd"/>
-      <w:r>
-        <w:rPr>
-          <w:rFonts w:ascii="Times New Roman" w:hAnsi="Times New Roman" w:cs="Times New Roman"/>
-          <w:sz w:val="24"/>
-          <w:szCs w:val="24"/>
-        </w:rPr>
-        <w:t xml:space="preserve">₃ </w:t>
-      </w:r>
-      <w:proofErr w:type="spellStart"/>
-      <w:r>
-        <w:rPr>
-          <w:rFonts w:ascii="Times New Roman" w:hAnsi="Times New Roman" w:cs="Times New Roman"/>
-          <w:sz w:val="24"/>
-          <w:szCs w:val="24"/>
-        </w:rPr>
-        <w:t>p.a</w:t>
-      </w:r>
-      <w:proofErr w:type="spellEnd"/>
-      <w:r>
-        <w:rPr>
-          <w:rFonts w:ascii="Times New Roman" w:hAnsi="Times New Roman" w:cs="Times New Roman"/>
-          <w:sz w:val="24"/>
-          <w:szCs w:val="24"/>
-        </w:rPr>
-        <w:t>. com reaparecimento da coloração azul na fase orgânica (diagnóstico de separação). A observação positiva das três fases na sequência descrita é condição indispensável para lavratura de resultado presuntivo positivo.</w:t>
+        <w:t xml:space="preserve"> — adição de CHCl₃ p.a. com reaparecimento da coloração azul na fase orgânica (diagnóstico de separação). A observação positiva das três fases na sequência descrita é condição indispensável para lavratura de resultado presuntivo positivo.</w:t>
       </w:r>
     </w:p>
     <w:p>
@@ -2069,7 +1474,7 @@
           <w:noProof/>
         </w:rPr>
         <w:drawing>
-          <wp:inline distT="0" distB="0" distL="0" distR="0" wp14:anchorId="77CD9BAB" wp14:editId="25D9E13D">
+          <wp:inline distT="0" distB="0" distL="0" distR="0" wp14:anchorId="26AC52BD" wp14:editId="3BEEECE9">
             <wp:extent cx="4007922" cy="1530845"/>
             <wp:effectExtent l="0" t="0" r="0" b="0"/>
             <wp:docPr id="2" name="Imagem 2"/>
@@ -2086,11 +1491,11 @@
                     </pic:cNvPicPr>
                   </pic:nvPicPr>
                   <pic:blipFill>
-                    <a:blip r:embed="rId9">
+                    <a:blip r:embed="rId8">
                       <a:extLst>
                         <a:ext uri="{BEBA8EAE-BF5A-486C-A8C5-ECC9F3942E4B}">
                           <a14:imgProps xmlns:a14="http://schemas.microsoft.com/office/drawing/2010/main">
-                            <a14:imgLayer r:embed="rId10">
+                            <a14:imgLayer r:embed="rId9">
                               <a14:imgEffect>
                                 <a14:sharpenSoften amount="50000"/>
                               </a14:imgEffect>
@@ -2191,15 +1596,7 @@
           <w:sz w:val="24"/>
           <w:szCs w:val="24"/>
         </w:rPr>
-        <w:t xml:space="preserve">2.3.   </w:t>
-      </w:r>
-      <w:r>
-        <w:rPr>
-          <w:rFonts w:ascii="Times New Roman" w:hAnsi="Times New Roman" w:cs="Times New Roman"/>
-          <w:sz w:val="24"/>
-          <w:szCs w:val="24"/>
-        </w:rPr>
-        <w:t>Espectroscopia no Infravermelho por Transformada de Fourier (FTIR-ATR)</w:t>
+        <w:t>2.4.   Espectroscopia no Infravermelho por Transformada de Fourier (FTIR-ATR)</w:t>
       </w:r>
     </w:p>
     <w:p>
@@ -2218,23 +1615,7 @@
           <w:sz w:val="24"/>
           <w:szCs w:val="24"/>
         </w:rPr>
-        <w:t xml:space="preserve">Frações representativas </w:t>
-      </w:r>
-      <w:r>
-        <w:rPr>
-          <w:rFonts w:ascii="Times New Roman" w:hAnsi="Times New Roman" w:cs="Times New Roman"/>
-          <w:sz w:val="24"/>
-          <w:szCs w:val="24"/>
-        </w:rPr>
-        <w:t xml:space="preserve">dos itens questionados </w:t>
-      </w:r>
-      <w:r>
-        <w:rPr>
-          <w:rFonts w:ascii="Times New Roman" w:hAnsi="Times New Roman" w:cs="Times New Roman"/>
-          <w:sz w:val="24"/>
-          <w:szCs w:val="24"/>
-        </w:rPr>
-        <w:t>foram individualmente submetidas ao FTIR-ATR (</w:t>
+        <w:t>Frações representativas dos itens questionados foram individualmente submetidas ao FTIR-ATR (</w:t>
       </w:r>
       <w:r>
         <w:rPr>
@@ -2252,31 +1633,7 @@
           <w:sz w:val="24"/>
           <w:szCs w:val="24"/>
         </w:rPr>
-        <w:t>)</w:t>
-      </w:r>
-      <w:r>
-        <w:rPr>
-          <w:rFonts w:ascii="Times New Roman" w:hAnsi="Times New Roman" w:cs="Times New Roman"/>
-          <w:sz w:val="24"/>
-          <w:szCs w:val="24"/>
-        </w:rPr>
-        <w:t>.</w:t>
-      </w:r>
-      <w:r>
-        <w:rPr>
-          <w:rFonts w:ascii="Times New Roman" w:hAnsi="Times New Roman" w:cs="Times New Roman"/>
-          <w:sz w:val="24"/>
-          <w:szCs w:val="24"/>
-        </w:rPr>
-        <w:t xml:space="preserve"> </w:t>
-      </w:r>
-      <w:r>
-        <w:rPr>
-          <w:rFonts w:ascii="Times New Roman" w:hAnsi="Times New Roman" w:cs="Times New Roman"/>
-          <w:sz w:val="24"/>
-          <w:szCs w:val="24"/>
-        </w:rPr>
-        <w:t>Método instrumental confirmatório baseado na absorção seletiva de radiação infravermelha pelas ligações químicas da amostra. Cada ligação (C–H, C=O, N–H, etc.) absorve energia em frequências características, gerando um espectro que constitui impressão digital molecular única da substância. O módulo ATR (Reflectância Total Atenuada) permite análise direta sobre cristal de diamante, sem preparo de amostra, por meio de onda evanescente em profundidade micrométrica. A identificação é realizada por comparação do espectro obtido com padrões de referência em biblioteca espectral, avaliando-se posição (cm⁻¹), intensidade e perfil das bandas diagnósticas.</w:t>
+        <w:t>). Método instrumental confirmatório baseado na absorção seletiva de radiação infravermelha pelas ligações químicas da amostra. Cada ligação (C–H, C=O, N–H, etc.) absorve energia em frequências características, gerando um espectro que constitui impressão digital molecular única da substância. O módulo ATR (Reflectância Total Atenuada) permite análise direta sobre cristal de diamante, sem preparo de amostra, por meio de onda evanescente em profundidade micrométrica. A identificação é realizada por comparação do espectro obtido com padrões de referência em biblioteca espectral, avaliando-se posição (cm⁻¹), intensidade e perfil das bandas diagnósticas.</w:t>
       </w:r>
     </w:p>
     <w:p>
@@ -2315,7 +1672,6 @@
         </w:rPr>
         <w:t xml:space="preserve">Espectrômetro </w:t>
       </w:r>
-      <w:proofErr w:type="spellStart"/>
       <w:r>
         <w:rPr>
           <w:rFonts w:ascii="Times New Roman" w:eastAsia="Times New Roman" w:hAnsi="Times New Roman" w:cs="Times New Roman"/>
@@ -2324,9 +1680,18 @@
           <w:sz w:val="24"/>
           <w:szCs w:val="24"/>
         </w:rPr>
-        <w:t>Bruker</w:t>
-      </w:r>
-      <w:proofErr w:type="spellEnd"/>
+        <w:t>Bruker Alpha II</w:t>
+      </w:r>
+      <w:r>
+        <w:rPr>
+          <w:rFonts w:ascii="Times New Roman" w:eastAsia="Times New Roman" w:hAnsi="Times New Roman" w:cs="Times New Roman"/>
+          <w:sz w:val="24"/>
+          <w:szCs w:val="24"/>
+        </w:rPr>
+        <w:t xml:space="preserve"> (nº de série [BRUKER_SN]), equipado com acessório de Reflectância Total Atenuada (ATR) com cristal de diamante ([ATR_MODULO]), </w:t>
+        <w:lastRenderedPageBreak/>
+        <w:t>operando na região espectral de 4000 a 650 cm⁻¹, com 16 varreduras (</w:t>
+      </w:r>
       <w:r>
         <w:rPr>
           <w:rFonts w:ascii="Times New Roman" w:eastAsia="Times New Roman" w:hAnsi="Times New Roman" w:cs="Times New Roman"/>
@@ -2335,7 +1700,7 @@
           <w:sz w:val="24"/>
           <w:szCs w:val="24"/>
         </w:rPr>
-        <w:t xml:space="preserve"> Alpha II</w:t>
+        <w:t>scans</w:t>
       </w:r>
       <w:r>
         <w:rPr>
@@ -2343,27 +1708,8 @@
           <w:sz w:val="24"/>
           <w:szCs w:val="24"/>
         </w:rPr>
-        <w:t xml:space="preserve"> (nº de série 210363), equipado com acessório de </w:t>
-      </w:r>
-      <w:proofErr w:type="spellStart"/>
-      <w:r>
-        <w:rPr>
-          <w:rFonts w:ascii="Times New Roman" w:eastAsia="Times New Roman" w:hAnsi="Times New Roman" w:cs="Times New Roman"/>
-          <w:sz w:val="24"/>
-          <w:szCs w:val="24"/>
-        </w:rPr>
-        <w:t>Reflectância</w:t>
-      </w:r>
-      <w:proofErr w:type="spellEnd"/>
-      <w:r>
-        <w:rPr>
-          <w:rFonts w:ascii="Times New Roman" w:eastAsia="Times New Roman" w:hAnsi="Times New Roman" w:cs="Times New Roman"/>
-          <w:sz w:val="24"/>
-          <w:szCs w:val="24"/>
-        </w:rPr>
-        <w:t xml:space="preserve"> Total Atenuada (ATR) com cristal de diamante (ATR Platinum T — 1 reflexão), operando na região espectral de 4000 a 650 cm⁻¹, com 16 varreduras (</w:t>
-      </w:r>
-      <w:proofErr w:type="spellStart"/>
+        <w:t xml:space="preserve">) e resolução de 4 cm⁻¹. O processamento e a identificação espectral foram realizados pelo software </w:t>
+      </w:r>
       <w:r>
         <w:rPr>
           <w:rFonts w:ascii="Times New Roman" w:eastAsia="Times New Roman" w:hAnsi="Times New Roman" w:cs="Times New Roman"/>
@@ -2372,176 +1718,61 @@
           <w:sz w:val="24"/>
           <w:szCs w:val="24"/>
         </w:rPr>
-        <w:t>scans</w:t>
-      </w:r>
-      <w:proofErr w:type="spellEnd"/>
+        <w:t>OPUS DrugID Wizard</w:t>
+      </w:r>
       <w:r>
         <w:rPr>
           <w:rFonts w:ascii="Times New Roman" w:eastAsia="Times New Roman" w:hAnsi="Times New Roman" w:cs="Times New Roman"/>
           <w:sz w:val="24"/>
           <w:szCs w:val="24"/>
         </w:rPr>
-        <w:t xml:space="preserve">) e resolução de 4 cm⁻¹. O processamento e a identificação espectral foram realizados pelo software </w:t>
-      </w:r>
-      <w:r>
-        <w:rPr>
-          <w:rFonts w:ascii="Times New Roman" w:eastAsia="Times New Roman" w:hAnsi="Times New Roman" w:cs="Times New Roman"/>
+        <w:t xml:space="preserve"> (Bruker Optik GmbH), versão [OPUS_VERSAO].</w:t>
+      </w:r>
+    </w:p>
+    <w:p>
+      <w:pPr>
+        <w:pStyle w:val="SemEspaamento"/>
+        <w:jc w:val="both"/>
+        <w:rPr>
+          <w:rFonts w:ascii="Times New Roman" w:hAnsi="Times New Roman" w:cs="Times New Roman"/>
+          <w:sz w:val="24"/>
+          <w:szCs w:val="24"/>
+        </w:rPr>
+      </w:pPr>
+      <w:r>
+        <w:rPr>
+          <w:rFonts w:ascii="Times New Roman" w:hAnsi="Times New Roman" w:cs="Times New Roman"/>
+          <w:sz w:val="24"/>
+          <w:szCs w:val="24"/>
+        </w:rPr>
+        <w:t xml:space="preserve">Os espectros obtidos foram salvos para garantia da cadeia de custódia e rastreabilidade do material, conforme POP SENASP nº 9.09 (2024), e comparados com espectros de referência por meio do software </w:t>
+      </w:r>
+      <w:r>
+        <w:rPr>
+          <w:rFonts w:ascii="Times New Roman" w:hAnsi="Times New Roman" w:cs="Times New Roman"/>
           <w:i/>
           <w:iCs/>
           <w:sz w:val="24"/>
           <w:szCs w:val="24"/>
         </w:rPr>
-        <w:t xml:space="preserve">OPUS </w:t>
-      </w:r>
-      <w:proofErr w:type="spellStart"/>
-      <w:r>
-        <w:rPr>
-          <w:rFonts w:ascii="Times New Roman" w:eastAsia="Times New Roman" w:hAnsi="Times New Roman" w:cs="Times New Roman"/>
+        <w:t>OPUS DrugID Wizard</w:t>
+      </w:r>
+      <w:r>
+        <w:rPr>
+          <w:rFonts w:ascii="Times New Roman" w:hAnsi="Times New Roman" w:cs="Times New Roman"/>
+          <w:sz w:val="24"/>
+          <w:szCs w:val="24"/>
+        </w:rPr>
+        <w:t>. A avaliação não se limitou ao índice de correspondência (</w:t>
+      </w:r>
+      <w:r>
+        <w:rPr>
+          <w:rFonts w:ascii="Times New Roman" w:hAnsi="Times New Roman" w:cs="Times New Roman"/>
           <w:i/>
           <w:iCs/>
           <w:sz w:val="24"/>
           <w:szCs w:val="24"/>
         </w:rPr>
-        <w:t>DrugID</w:t>
-      </w:r>
-      <w:proofErr w:type="spellEnd"/>
-      <w:r>
-        <w:rPr>
-          <w:rFonts w:ascii="Times New Roman" w:eastAsia="Times New Roman" w:hAnsi="Times New Roman" w:cs="Times New Roman"/>
-          <w:i/>
-          <w:iCs/>
-          <w:sz w:val="24"/>
-          <w:szCs w:val="24"/>
-        </w:rPr>
-        <w:t xml:space="preserve"> </w:t>
-      </w:r>
-      <w:proofErr w:type="spellStart"/>
-      <w:r>
-        <w:rPr>
-          <w:rFonts w:ascii="Times New Roman" w:eastAsia="Times New Roman" w:hAnsi="Times New Roman" w:cs="Times New Roman"/>
-          <w:i/>
-          <w:iCs/>
-          <w:sz w:val="24"/>
-          <w:szCs w:val="24"/>
-        </w:rPr>
-        <w:t>Wizard</w:t>
-      </w:r>
-      <w:proofErr w:type="spellEnd"/>
-      <w:r>
-        <w:rPr>
-          <w:rFonts w:ascii="Times New Roman" w:eastAsia="Times New Roman" w:hAnsi="Times New Roman" w:cs="Times New Roman"/>
-          <w:sz w:val="24"/>
-          <w:szCs w:val="24"/>
-        </w:rPr>
-        <w:t xml:space="preserve"> (</w:t>
-      </w:r>
-      <w:proofErr w:type="spellStart"/>
-      <w:r>
-        <w:rPr>
-          <w:rFonts w:ascii="Times New Roman" w:eastAsia="Times New Roman" w:hAnsi="Times New Roman" w:cs="Times New Roman"/>
-          <w:sz w:val="24"/>
-          <w:szCs w:val="24"/>
-        </w:rPr>
-        <w:t>Bruker</w:t>
-      </w:r>
-      <w:proofErr w:type="spellEnd"/>
-      <w:r>
-        <w:rPr>
-          <w:rFonts w:ascii="Times New Roman" w:eastAsia="Times New Roman" w:hAnsi="Times New Roman" w:cs="Times New Roman"/>
-          <w:sz w:val="24"/>
-          <w:szCs w:val="24"/>
-        </w:rPr>
-        <w:t xml:space="preserve"> </w:t>
-      </w:r>
-      <w:proofErr w:type="spellStart"/>
-      <w:r>
-        <w:rPr>
-          <w:rFonts w:ascii="Times New Roman" w:eastAsia="Times New Roman" w:hAnsi="Times New Roman" w:cs="Times New Roman"/>
-          <w:sz w:val="24"/>
-          <w:szCs w:val="24"/>
-        </w:rPr>
-        <w:t>Optik</w:t>
-      </w:r>
-      <w:proofErr w:type="spellEnd"/>
-      <w:r>
-        <w:rPr>
-          <w:rFonts w:ascii="Times New Roman" w:eastAsia="Times New Roman" w:hAnsi="Times New Roman" w:cs="Times New Roman"/>
-          <w:sz w:val="24"/>
-          <w:szCs w:val="24"/>
-        </w:rPr>
-        <w:t xml:space="preserve"> </w:t>
-      </w:r>
-      <w:proofErr w:type="spellStart"/>
-      <w:r>
-        <w:rPr>
-          <w:rFonts w:ascii="Times New Roman" w:eastAsia="Times New Roman" w:hAnsi="Times New Roman" w:cs="Times New Roman"/>
-          <w:sz w:val="24"/>
-          <w:szCs w:val="24"/>
-        </w:rPr>
-        <w:t>GmbH</w:t>
-      </w:r>
-      <w:proofErr w:type="spellEnd"/>
-      <w:r>
-        <w:rPr>
-          <w:rFonts w:ascii="Times New Roman" w:eastAsia="Times New Roman" w:hAnsi="Times New Roman" w:cs="Times New Roman"/>
-          <w:sz w:val="24"/>
-          <w:szCs w:val="24"/>
-        </w:rPr>
-        <w:t>), versão 8.2 Build 8.2.28 / DB 8.2.28.242.</w:t>
-      </w:r>
-    </w:p>
-    <w:p>
-      <w:pPr>
-        <w:pStyle w:val="SemEspaamento"/>
-        <w:jc w:val="both"/>
-        <w:rPr>
-          <w:rFonts w:ascii="Times New Roman" w:hAnsi="Times New Roman" w:cs="Times New Roman"/>
-          <w:sz w:val="24"/>
-          <w:szCs w:val="24"/>
-        </w:rPr>
-      </w:pPr>
-      <w:r>
-        <w:rPr>
-          <w:rFonts w:ascii="Times New Roman" w:hAnsi="Times New Roman" w:cs="Times New Roman"/>
-          <w:sz w:val="24"/>
-          <w:szCs w:val="24"/>
-        </w:rPr>
-        <w:t xml:space="preserve">Os espectros obtidos foram salvos para garantia da cadeia de custódia e rastreabilidade do material, conforme POP SENASP nº 9.09 (2024), e comparados com espectros de referência por meio do software </w:t>
-      </w:r>
-      <w:r>
-        <w:rPr>
-          <w:rFonts w:ascii="Times New Roman" w:hAnsi="Times New Roman" w:cs="Times New Roman"/>
-          <w:i/>
-          <w:iCs/>
-          <w:sz w:val="24"/>
-          <w:szCs w:val="24"/>
-        </w:rPr>
-        <w:t>OPUS DrugID Wizard</w:t>
-      </w:r>
-      <w:r>
-        <w:rPr>
-          <w:rFonts w:ascii="Times New Roman" w:hAnsi="Times New Roman" w:cs="Times New Roman"/>
-          <w:sz w:val="24"/>
-          <w:szCs w:val="24"/>
-        </w:rPr>
-        <w:t xml:space="preserve">. A avaliação não se limitou ao índice </w:t>
-      </w:r>
-      <w:r>
-        <w:rPr>
-          <w:rFonts w:ascii="Times New Roman" w:hAnsi="Times New Roman" w:cs="Times New Roman"/>
-          <w:sz w:val="24"/>
-          <w:szCs w:val="24"/>
-        </w:rPr>
-        <w:t>de correspondência (</w:t>
-      </w:r>
-      <w:r>
-        <w:rPr>
-          <w:rFonts w:ascii="Times New Roman" w:hAnsi="Times New Roman" w:cs="Times New Roman"/>
-          <w:i/>
-          <w:iCs/>
-          <w:sz w:val="24"/>
-          <w:szCs w:val="24"/>
-        </w:rPr>
         <w:t>match</w:t>
       </w:r>
       <w:r>
@@ -2568,15 +1799,7 @@
           <w:sz w:val="24"/>
           <w:szCs w:val="24"/>
         </w:rPr>
-        <w:t xml:space="preserve"> conforme POP SENASP nº 9.09 (2024, §5): (i) avaliação da aparência geral do espectro; (ii) identificação das bandas diagnósticas principais do padrão de refer</w:t>
-      </w:r>
-      <w:r>
-        <w:rPr>
-          <w:rFonts w:ascii="Times New Roman" w:hAnsi="Times New Roman" w:cs="Times New Roman"/>
-          <w:sz w:val="24"/>
-          <w:szCs w:val="24"/>
-        </w:rPr>
-        <w:t>ência; (iii) localização dessas bandas no espectro questionado.</w:t>
+        <w:t xml:space="preserve"> conforme POP SENASP nº 9.09 (2024, §5): (i) avaliação da aparência geral do espectro; (ii) identificação das bandas diagnósticas principais do padrão de referência; (iii) localização dessas bandas no espectro questionado.</w:t>
       </w:r>
       <w:r>
         <w:rPr>
@@ -2586,14 +1809,6 @@
           <w:szCs w:val="24"/>
         </w:rPr>
         <w:t xml:space="preserve"> </w:t>
-      </w:r>
-      <w:r>
-        <w:rPr>
-          <w:rStyle w:val="Refdenotaderodap"/>
-          <w:rFonts w:ascii="Times New Roman" w:hAnsi="Times New Roman" w:cs="Times New Roman"/>
-          <w:sz w:val="24"/>
-          <w:szCs w:val="24"/>
-        </w:rPr>
         <w:footnoteReference w:id="3"/>
       </w:r>
       <w:r>
@@ -2602,23 +1817,7 @@
           <w:sz w:val="24"/>
           <w:szCs w:val="24"/>
         </w:rPr>
-        <w:t xml:space="preserve"> </w:t>
-      </w:r>
-      <w:r>
-        <w:rPr>
-          <w:rFonts w:ascii="Times New Roman" w:hAnsi="Times New Roman" w:cs="Times New Roman"/>
-          <w:sz w:val="24"/>
-          <w:szCs w:val="24"/>
-        </w:rPr>
-        <w:t>A tolerância declarada de ±4 cm⁻¹ é tecnicamente conservadora em relação à exatidão de número de onda verificada instrumentalmente pelo OVP vigente (desvio medido: [DESVIO_NV] cm⁻¹), conferindo marge</w:t>
-      </w:r>
-      <w:r>
-        <w:rPr>
-          <w:rFonts w:ascii="Times New Roman" w:hAnsi="Times New Roman" w:cs="Times New Roman"/>
-          <w:sz w:val="24"/>
-          <w:szCs w:val="24"/>
-        </w:rPr>
-        <w:t>m analítica adicional de segurança às identificações realizadas.</w:t>
+        <w:t xml:space="preserve"> A tolerância declarada de ±4 cm⁻¹ é tecnicamente conservadora em relação à exatidão de número de onda verificada instrumentalmente pelo OVP vigente, conferindo margem analítica adicional de segurança às identificações realizadas.</w:t>
       </w:r>
     </w:p>
     <w:p>
@@ -2637,7 +1836,7 @@
           <w:noProof/>
         </w:rPr>
         <w:drawing>
-          <wp:anchor distT="0" distB="0" distL="114300" distR="114300" simplePos="0" relativeHeight="251659264" behindDoc="0" locked="0" layoutInCell="1" allowOverlap="1" wp14:anchorId="6F6C15E3" wp14:editId="2730C84B">
+          <wp:anchor distT="0" distB="0" distL="114300" distR="114300" simplePos="0" relativeHeight="251659264" behindDoc="0" locked="0" layoutInCell="1" allowOverlap="1" wp14:anchorId="580385BA" wp14:editId="1A2E1DAB">
             <wp:simplePos x="0" y="0"/>
             <wp:positionH relativeFrom="margin">
               <wp:posOffset>975360</wp:posOffset>
@@ -2662,7 +1861,7 @@
                     </pic:cNvPicPr>
                   </pic:nvPicPr>
                   <pic:blipFill>
-                    <a:blip r:embed="rId11" cstate="print">
+                    <a:blip r:embed="rId10" cstate="print">
                       <a:extLst>
                         <a:ext uri="{28A0092B-C50C-407E-A947-70E740481C1C}">
                           <a14:useLocalDpi xmlns:a14="http://schemas.microsoft.com/office/drawing/2010/main" val="0"/>
@@ -2780,15 +1979,7 @@
           <w:sz w:val="24"/>
           <w:szCs w:val="24"/>
         </w:rPr>
-        <w:t>Cada</w:t>
-      </w:r>
-      <w:r>
-        <w:rPr>
-          <w:rFonts w:ascii="Times New Roman" w:hAnsi="Times New Roman" w:cs="Times New Roman"/>
-          <w:sz w:val="24"/>
-          <w:szCs w:val="24"/>
-        </w:rPr>
-        <w:t xml:space="preserve"> amostra apresentou </w:t>
+        <w:t xml:space="preserve">Cada amostra apresentou </w:t>
       </w:r>
       <w:bookmarkEnd w:id="0"/>
       <w:r>
@@ -3048,29 +2239,7 @@
                 <w:sz w:val="20"/>
                 <w:szCs w:val="20"/>
               </w:rPr>
-              <w:t xml:space="preserve">Desaparecimento da coloração com </w:t>
-            </w:r>
-            <w:proofErr w:type="spellStart"/>
-            <w:r>
-              <w:rPr>
-                <w:rFonts w:ascii="Times New Roman" w:hAnsi="Times New Roman" w:cs="Times New Roman"/>
-                <w:i/>
-                <w:iCs/>
-                <w:sz w:val="20"/>
-                <w:szCs w:val="20"/>
-              </w:rPr>
-              <w:t>HCl</w:t>
-            </w:r>
-            <w:proofErr w:type="spellEnd"/>
-            <w:r>
-              <w:rPr>
-                <w:rFonts w:ascii="Times New Roman" w:hAnsi="Times New Roman" w:cs="Times New Roman"/>
-                <w:i/>
-                <w:iCs/>
-                <w:sz w:val="20"/>
-                <w:szCs w:val="20"/>
-              </w:rPr>
-              <w:t xml:space="preserve"> 10%</w:t>
+              <w:t>Desaparecimento da coloração com HCl 10%</w:t>
             </w:r>
           </w:p>
         </w:tc>
@@ -3101,29 +2270,7 @@
                 <w:sz w:val="20"/>
                 <w:szCs w:val="20"/>
               </w:rPr>
-              <w:t>Reaparecimento da coloração azul na fase orgânica (</w:t>
-            </w:r>
-            <w:proofErr w:type="spellStart"/>
-            <w:r>
-              <w:rPr>
-                <w:rFonts w:ascii="Times New Roman" w:hAnsi="Times New Roman" w:cs="Times New Roman"/>
-                <w:i/>
-                <w:iCs/>
-                <w:sz w:val="20"/>
-                <w:szCs w:val="20"/>
-              </w:rPr>
-              <w:t>CHCl</w:t>
-            </w:r>
-            <w:proofErr w:type="spellEnd"/>
-            <w:r>
-              <w:rPr>
-                <w:rFonts w:ascii="Times New Roman" w:hAnsi="Times New Roman" w:cs="Times New Roman"/>
-                <w:i/>
-                <w:iCs/>
-                <w:sz w:val="20"/>
-                <w:szCs w:val="20"/>
-              </w:rPr>
-              <w:t>₃)</w:t>
+              <w:t>Reaparecimento da coloração azul na fase orgânica (CHCl₃)</w:t>
             </w:r>
           </w:p>
         </w:tc>
@@ -3173,7 +2320,6 @@
                 <w:sz w:val="20"/>
                 <w:szCs w:val="20"/>
               </w:rPr>
-              <w:lastRenderedPageBreak/>
               <w:t>a.</w:t>
             </w:r>
           </w:p>
@@ -3277,20 +2423,8 @@
                 <w:sz w:val="20"/>
                 <w:szCs w:val="20"/>
               </w:rPr>
-              <w:t xml:space="preserve">PRESUNTIVO POSITIVO para alcaloide </w:t>
-            </w:r>
-            <w:proofErr w:type="spellStart"/>
-            <w:r>
-              <w:rPr>
-                <w:rFonts w:ascii="Times New Roman" w:hAnsi="Times New Roman" w:cs="Times New Roman"/>
-                <w:b/>
-                <w:bCs/>
-                <w:sz w:val="20"/>
-                <w:szCs w:val="20"/>
-              </w:rPr>
-              <w:t>tropânico</w:t>
-            </w:r>
-            <w:proofErr w:type="spellEnd"/>
+              <w:t>PRESUNTIVO POSITIVO para alcaloide tropânico</w:t>
+            </w:r>
           </w:p>
         </w:tc>
       </w:tr>
@@ -3454,15 +2588,33 @@
           <w:sz w:val="24"/>
           <w:szCs w:val="24"/>
         </w:rPr>
-        <w:t>/1000</w:t>
-      </w:r>
-      <w:r>
-        <w:rPr>
-          <w:rFonts w:ascii="Times New Roman" w:hAnsi="Times New Roman" w:cs="Times New Roman"/>
-          <w:sz w:val="24"/>
-          <w:szCs w:val="24"/>
-        </w:rPr>
-        <w:t xml:space="preserve">, arquivo de espectro: </w:t>
+        <w:t/>
+      </w:r>
+      <w:r>
+        <w:rPr>
+          <w:rFonts w:ascii="Times New Roman" w:hAnsi="Times New Roman" w:cs="Times New Roman"/>
+          <w:sz w:val="24"/>
+          <w:szCs w:val="24"/>
+        </w:rPr>
+        <w:t xml:space="preserve">. Observou-se concordância com bandas espectrais diagnósticas atribuíveis à </w:t>
+      </w:r>
+      <w:r>
+        <w:rPr>
+          <w:rFonts w:ascii="Times New Roman" w:hAnsi="Times New Roman" w:cs="Times New Roman"/>
+          <w:b/>
+          <w:bCs/>
+          <w:sz w:val="24"/>
+          <w:szCs w:val="24"/>
+        </w:rPr>
+        <w:t>Cocaína Base — benzoilmetilecgonina</w:t>
+      </w:r>
+      <w:r>
+        <w:rPr>
+          <w:rFonts w:ascii="Times New Roman" w:hAnsi="Times New Roman" w:cs="Times New Roman"/>
+          <w:sz w:val="24"/>
+          <w:szCs w:val="24"/>
+        </w:rPr>
+        <w:t xml:space="preserve">, nome IUPAC: </w:t>
       </w:r>
       <w:r>
         <w:rPr>
@@ -3472,50 +2624,6 @@
           <w:sz w:val="24"/>
           <w:szCs w:val="24"/>
         </w:rPr>
-        <w:t>[ARQUIVO_ESP]</w:t>
-      </w:r>
-      <w:r>
-        <w:rPr>
-          <w:rFonts w:ascii="Times New Roman" w:hAnsi="Times New Roman" w:cs="Times New Roman"/>
-          <w:sz w:val="24"/>
-          <w:szCs w:val="24"/>
-        </w:rPr>
-        <w:t>, medição real</w:t>
-      </w:r>
-      <w:r>
-        <w:rPr>
-          <w:rFonts w:ascii="Times New Roman" w:hAnsi="Times New Roman" w:cs="Times New Roman"/>
-          <w:sz w:val="24"/>
-          <w:szCs w:val="24"/>
-        </w:rPr>
-        <w:t xml:space="preserve">izada em [DATA_ESP]. Observou-se concordância com bandas espectrais diagnósticas atribuíveis à </w:t>
-      </w:r>
-      <w:r>
-        <w:rPr>
-          <w:rFonts w:ascii="Times New Roman" w:hAnsi="Times New Roman" w:cs="Times New Roman"/>
-          <w:b/>
-          <w:bCs/>
-          <w:sz w:val="24"/>
-          <w:szCs w:val="24"/>
-        </w:rPr>
-        <w:t>Cocaína Base — benzoilmetilecgonina</w:t>
-      </w:r>
-      <w:r>
-        <w:rPr>
-          <w:rFonts w:ascii="Times New Roman" w:hAnsi="Times New Roman" w:cs="Times New Roman"/>
-          <w:sz w:val="24"/>
-          <w:szCs w:val="24"/>
-        </w:rPr>
-        <w:t xml:space="preserve">, nome IUPAC: </w:t>
-      </w:r>
-      <w:r>
-        <w:rPr>
-          <w:rFonts w:ascii="Times New Roman" w:hAnsi="Times New Roman" w:cs="Times New Roman"/>
-          <w:i/>
-          <w:iCs/>
-          <w:sz w:val="24"/>
-          <w:szCs w:val="24"/>
-        </w:rPr>
         <w:t>metil (1R,2R,3S,5S)-3-(benzoiloxi)-8-metil-8-azabiciclo[3.2.1]octano-2-carboxilato</w:t>
       </w:r>
       <w:r>
@@ -3524,15 +2632,7 @@
           <w:sz w:val="24"/>
           <w:szCs w:val="24"/>
         </w:rPr>
-        <w:t>. Fórmula molecular</w:t>
-      </w:r>
-      <w:r>
-        <w:rPr>
-          <w:rFonts w:ascii="Times New Roman" w:hAnsi="Times New Roman" w:cs="Times New Roman"/>
-          <w:sz w:val="24"/>
-          <w:szCs w:val="24"/>
-        </w:rPr>
-        <w:t>: C₁₇H₂₁NO₄. Peso molecular: 303,4 g/mol. O número de registro CAS 50-36-2 corresponde à cocaína base livre, confirmando tratar-se de cocaína base (crack) e não de cloridrato de cocaína (CAS 53-21-4).</w:t>
+        <w:t>. Fórmula molecular: C₁₇H₂₁NO₄. Peso molecular: 303,4 g/mol. O número de registro CAS 50-36-2 corresponde à cocaína base livre, confirmando tratar-se de cocaína base (crack) e não de cloridrato de cocaína (CAS 53-21-4).</w:t>
       </w:r>
     </w:p>
     <w:tbl>
@@ -3573,6 +2673,7 @@
                 <w:sz w:val="20"/>
                 <w:szCs w:val="20"/>
               </w:rPr>
+              <w:lastRenderedPageBreak/>
               <w:t>Região (cm⁻¹)</w:t>
             </w:r>
           </w:p>
@@ -3758,20 +2859,8 @@
                 <w:sz w:val="20"/>
                 <w:szCs w:val="20"/>
               </w:rPr>
-              <w:t xml:space="preserve">Éster </w:t>
-            </w:r>
-            <w:proofErr w:type="spellStart"/>
-            <w:r>
-              <w:rPr>
-                <w:rFonts w:ascii="Times New Roman" w:hAnsi="Times New Roman" w:cs="Times New Roman"/>
-                <w:b/>
-                <w:bCs/>
-                <w:sz w:val="20"/>
-                <w:szCs w:val="20"/>
-              </w:rPr>
-              <w:t>benzóico</w:t>
-            </w:r>
-            <w:proofErr w:type="spellEnd"/>
+              <w:t>Éster benzóico</w:t>
+            </w:r>
           </w:p>
         </w:tc>
       </w:tr>
@@ -4336,52 +3425,30 @@
           <w:sz w:val="20"/>
           <w:szCs w:val="20"/>
         </w:rPr>
-        <w:t>Tabela 3. Bandas espectrais diagnósticas — FTIR-ATR — Cocaína Base (</w:t>
-      </w:r>
-      <w:proofErr w:type="spellStart"/>
-      <w:r>
-        <w:rPr>
-          <w:rFonts w:ascii="Times New Roman" w:hAnsi="Times New Roman" w:cs="Times New Roman"/>
-          <w:i/>
-          <w:iCs/>
+        <w:t>Tabela 3. Bandas espectrais diagnósticas — FTIR-ATR — Cocaína Base (benzoilmetilecgonina).</w:t>
+      </w:r>
+    </w:p>
+    <w:p>
+      <w:pPr>
+        <w:spacing w:before="80" w:after="80"/>
+        <w:rPr>
+          <w:rFonts w:ascii="Times New Roman" w:hAnsi="Times New Roman" w:cs="Times New Roman"/>
           <w:sz w:val="20"/>
           <w:szCs w:val="20"/>
         </w:rPr>
-        <w:t>benzoilmetilecgonina</w:t>
-      </w:r>
-      <w:proofErr w:type="spellEnd"/>
-      <w:r>
-        <w:rPr>
-          <w:rFonts w:ascii="Times New Roman" w:hAnsi="Times New Roman" w:cs="Times New Roman"/>
-          <w:i/>
-          <w:iCs/>
-          <w:sz w:val="20"/>
-          <w:szCs w:val="20"/>
-        </w:rPr>
-        <w:t>).</w:t>
-      </w:r>
-    </w:p>
-    <w:p>
-      <w:pPr>
-        <w:spacing w:before="80" w:after="80"/>
-        <w:rPr>
-          <w:rFonts w:ascii="Times New Roman" w:hAnsi="Times New Roman" w:cs="Times New Roman"/>
-          <w:sz w:val="20"/>
-          <w:szCs w:val="20"/>
-        </w:rPr>
       </w:pPr>
       <w:r>
         <w:rPr>
           <w:noProof/>
         </w:rPr>
         <w:drawing>
-          <wp:anchor distT="0" distB="0" distL="114300" distR="114300" simplePos="0" relativeHeight="251660288" behindDoc="0" locked="0" layoutInCell="1" allowOverlap="1" wp14:anchorId="33F5CD09" wp14:editId="77C79374">
+          <wp:anchor distT="0" distB="0" distL="114300" distR="114300" simplePos="0" relativeHeight="251660288" behindDoc="0" locked="0" layoutInCell="1" allowOverlap="1" wp14:anchorId="7634EE94" wp14:editId="0D5D1946">
             <wp:simplePos x="0" y="0"/>
             <wp:positionH relativeFrom="margin">
-              <wp:posOffset>3712740</wp:posOffset>
+              <wp:align>center</wp:align>
             </wp:positionH>
             <wp:positionV relativeFrom="paragraph">
-              <wp:posOffset>261620</wp:posOffset>
+              <wp:posOffset>137478</wp:posOffset>
             </wp:positionV>
             <wp:extent cx="2292350" cy="1208445"/>
             <wp:effectExtent l="0" t="0" r="0" b="0"/>
@@ -4400,7 +3467,7 @@
                     </pic:cNvPicPr>
                   </pic:nvPicPr>
                   <pic:blipFill rotWithShape="1">
-                    <a:blip r:embed="rId12" cstate="print">
+                    <a:blip r:embed="rId11" cstate="print">
                       <a:extLst>
                         <a:ext uri="{28A0092B-C50C-407E-A947-70E740481C1C}">
                           <a14:useLocalDpi xmlns:a14="http://schemas.microsoft.com/office/drawing/2010/main" val="0"/>
@@ -4440,53 +3507,83 @@
           </wp:anchor>
         </w:drawing>
       </w:r>
-      <w:r>
-        <w:rPr>
-          <w:rFonts w:ascii="Times New Roman" w:hAnsi="Times New Roman" w:cs="Times New Roman"/>
+    </w:p>
+    <w:p>
+      <w:pPr>
+        <w:spacing w:before="80" w:after="80"/>
+        <w:jc w:val="both"/>
+        <w:rPr>
+          <w:rFonts w:ascii="Times New Roman" w:hAnsi="Times New Roman" w:cs="Times New Roman"/>
+          <w:i/>
           <w:sz w:val="20"/>
           <w:szCs w:val="20"/>
         </w:rPr>
-        <w:drawing>
-          <wp:inline distT="0" distB="0" distL="0" distR="0" wp14:anchorId="3E70CA64" wp14:editId="081144E9">
-            <wp:extent cx="6120130" cy="2639060"/>
-            <wp:effectExtent l="0" t="0" r="0" b="8890"/>
-            <wp:docPr id="3" name="Imagem 3"/>
-            <wp:cNvGraphicFramePr>
-              <a:graphicFrameLocks xmlns:a="http://schemas.openxmlformats.org/drawingml/2006/main" noChangeAspect="1"/>
-            </wp:cNvGraphicFramePr>
-            <a:graphic xmlns:a="http://schemas.openxmlformats.org/drawingml/2006/main">
-              <a:graphicData uri="http://schemas.openxmlformats.org/drawingml/2006/picture">
-                <pic:pic xmlns:pic="http://schemas.openxmlformats.org/drawingml/2006/picture">
-                  <pic:nvPicPr>
-                    <pic:cNvPr id="1" name=""/>
-                    <pic:cNvPicPr/>
-                  </pic:nvPicPr>
-                  <pic:blipFill>
-                    <a:blip r:embed="rId13"/>
-                    <a:stretch>
-                      <a:fillRect/>
-                    </a:stretch>
-                  </pic:blipFill>
-                  <pic:spPr>
-                    <a:xfrm>
-                      <a:off x="0" y="0"/>
-                      <a:ext cx="6120130" cy="2639060"/>
-                    </a:xfrm>
-                    <a:prstGeom prst="rect">
-                      <a:avLst/>
-                    </a:prstGeom>
-                  </pic:spPr>
-                </pic:pic>
-              </a:graphicData>
-            </a:graphic>
-          </wp:inline>
-        </w:drawing>
-      </w:r>
+      </w:pPr>
     </w:p>
     <w:p>
       <w:pPr>
         <w:spacing w:before="80" w:after="80"/>
         <w:jc w:val="both"/>
+        <w:rPr>
+          <w:rFonts w:ascii="Times New Roman" w:hAnsi="Times New Roman" w:cs="Times New Roman"/>
+          <w:i/>
+          <w:sz w:val="20"/>
+          <w:szCs w:val="20"/>
+        </w:rPr>
+      </w:pPr>
+    </w:p>
+    <w:p>
+      <w:pPr>
+        <w:spacing w:before="80" w:after="80"/>
+        <w:jc w:val="both"/>
+        <w:rPr>
+          <w:rFonts w:ascii="Times New Roman" w:hAnsi="Times New Roman" w:cs="Times New Roman"/>
+          <w:i/>
+          <w:sz w:val="20"/>
+          <w:szCs w:val="20"/>
+        </w:rPr>
+      </w:pPr>
+    </w:p>
+    <w:p>
+      <w:pPr>
+        <w:spacing w:before="80" w:after="80"/>
+        <w:jc w:val="both"/>
+        <w:rPr>
+          <w:rFonts w:ascii="Times New Roman" w:hAnsi="Times New Roman" w:cs="Times New Roman"/>
+          <w:i/>
+          <w:sz w:val="20"/>
+          <w:szCs w:val="20"/>
+        </w:rPr>
+      </w:pPr>
+    </w:p>
+    <w:p>
+      <w:pPr>
+        <w:spacing w:before="80" w:after="80"/>
+        <w:jc w:val="both"/>
+        <w:rPr>
+          <w:rFonts w:ascii="Times New Roman" w:hAnsi="Times New Roman" w:cs="Times New Roman"/>
+          <w:i/>
+          <w:sz w:val="20"/>
+          <w:szCs w:val="20"/>
+        </w:rPr>
+      </w:pPr>
+    </w:p>
+    <w:p>
+      <w:pPr>
+        <w:spacing w:before="80" w:after="80"/>
+        <w:jc w:val="center"/>
+        <w:rPr>
+          <w:rFonts w:ascii="Times New Roman" w:hAnsi="Times New Roman" w:cs="Times New Roman"/>
+          <w:i/>
+          <w:sz w:val="20"/>
+          <w:szCs w:val="20"/>
+        </w:rPr>
+      </w:pPr>
+    </w:p>
+    <w:p>
+      <w:pPr>
+        <w:spacing w:before="80" w:after="80"/>
+        <w:jc w:val="center"/>
         <w:rPr>
           <w:rFonts w:ascii="Times New Roman" w:hAnsi="Times New Roman" w:cs="Times New Roman"/>
           <w:i/>
@@ -4497,93 +3594,12 @@
       </w:pPr>
       <w:r>
         <w:rPr>
-          <w:rStyle w:val="Forte"/>
-          <w:rFonts w:ascii="Times New Roman" w:hAnsi="Times New Roman" w:cs="Times New Roman"/>
-          <w:b w:val="0"/>
+          <w:rFonts w:ascii="Times New Roman" w:hAnsi="Times New Roman" w:cs="Times New Roman"/>
           <w:i/>
           <w:sz w:val="20"/>
           <w:szCs w:val="20"/>
         </w:rPr>
-        <w:t>Figura 2</w:t>
-      </w:r>
-      <w:r>
-        <w:rPr>
-          <w:rStyle w:val="Forte"/>
-          <w:rFonts w:ascii="Times New Roman" w:hAnsi="Times New Roman" w:cs="Times New Roman"/>
-          <w:i/>
-          <w:sz w:val="20"/>
-          <w:szCs w:val="20"/>
-        </w:rPr>
-        <w:t>.</w:t>
-      </w:r>
-      <w:r>
-        <w:rPr>
-          <w:rFonts w:ascii="Times New Roman" w:hAnsi="Times New Roman" w:cs="Times New Roman"/>
-          <w:i/>
-          <w:sz w:val="20"/>
-          <w:szCs w:val="20"/>
-        </w:rPr>
-        <w:t xml:space="preserve"> Espectro de absorção no infravermelho médio obtido por FTIR-ATR (vermelho, superior) e espectro de referência da biblioteca [BIBLIOTECA] — entrada nº [ENTRADA_NR] (azul, inferior). A sobreposição evidencia concordância das bandas diagnósticas atribuíveis à </w:t>
-      </w:r>
-      <w:r>
-        <w:rPr>
-          <w:rStyle w:val="Forte"/>
-          <w:rFonts w:ascii="Times New Roman" w:hAnsi="Times New Roman" w:cs="Times New Roman"/>
-          <w:b w:val="0"/>
-          <w:i/>
-          <w:sz w:val="20"/>
-          <w:szCs w:val="20"/>
-        </w:rPr>
-        <w:t xml:space="preserve">Cocaína Base — </w:t>
-      </w:r>
-      <w:proofErr w:type="spellStart"/>
-      <w:r>
-        <w:rPr>
-          <w:rStyle w:val="Forte"/>
-          <w:rFonts w:ascii="Times New Roman" w:hAnsi="Times New Roman" w:cs="Times New Roman"/>
-          <w:b w:val="0"/>
-          <w:i/>
-          <w:sz w:val="20"/>
-          <w:szCs w:val="20"/>
-        </w:rPr>
-        <w:t>Benzoilmetilecgonina</w:t>
-      </w:r>
-      <w:proofErr w:type="spellEnd"/>
-      <w:r>
-        <w:rPr>
-          <w:rFonts w:ascii="Times New Roman" w:hAnsi="Times New Roman" w:cs="Times New Roman"/>
-          <w:i/>
-          <w:sz w:val="20"/>
-          <w:szCs w:val="20"/>
-        </w:rPr>
-        <w:t xml:space="preserve"> (C₁₇H₂₁NO₄; PM 303,</w:t>
-      </w:r>
-      <w:r>
-        <w:rPr>
-          <w:rFonts w:ascii="Times New Roman" w:hAnsi="Times New Roman" w:cs="Times New Roman"/>
-          <w:i/>
-          <w:sz w:val="20"/>
-          <w:szCs w:val="20"/>
-        </w:rPr>
-        <w:t>4</w:t>
-      </w:r>
-      <w:r>
-        <w:rPr>
-          <w:rFonts w:ascii="Times New Roman" w:hAnsi="Times New Roman" w:cs="Times New Roman"/>
-          <w:i/>
-          <w:sz w:val="20"/>
-          <w:szCs w:val="20"/>
-        </w:rPr>
-        <w:t xml:space="preserve"> g/mol; CAS 50-36-2)</w:t>
-      </w:r>
-      <w:r>
-        <w:rPr>
-          <w:rFonts w:ascii="Times New Roman" w:hAnsi="Times New Roman" w:cs="Times New Roman"/>
-          <w:i/>
-          <w:sz w:val="20"/>
-          <w:szCs w:val="20"/>
-        </w:rPr>
-        <w:t xml:space="preserve"> e sua e</w:t>
+        <w:t>E</w:t>
       </w:r>
       <w:r>
         <w:rPr>
@@ -4593,23 +3609,21 @@
           <w:sz w:val="20"/>
           <w:szCs w:val="20"/>
         </w:rPr>
-        <w:t>strutura química</w:t>
-      </w:r>
-      <w:r>
-        <w:rPr>
-          <w:rFonts w:ascii="Times New Roman" w:hAnsi="Times New Roman" w:cs="Times New Roman"/>
+        <w:t xml:space="preserve">strutura química da </w:t>
+      </w:r>
+      <w:r>
+        <w:rPr>
+          <w:rFonts w:ascii="Times New Roman" w:hAnsi="Times New Roman" w:cs="Times New Roman"/>
+          <w:b/>
+          <w:bCs/>
           <w:i/>
           <w:iCs/>
           <w:sz w:val="20"/>
           <w:szCs w:val="20"/>
         </w:rPr>
-        <w:t>.</w:t>
-      </w:r>
-    </w:p>
-    <w:p>
-      <w:pPr>
-        <w:spacing w:before="80" w:after="80"/>
-        <w:jc w:val="both"/>
+        <w:t>Cocaína base</w:t>
+      </w:r>
+      <w:r>
         <w:rPr>
           <w:rFonts w:ascii="Times New Roman" w:hAnsi="Times New Roman" w:cs="Times New Roman"/>
           <w:i/>
@@ -4617,30 +3631,7 @@
           <w:sz w:val="20"/>
           <w:szCs w:val="20"/>
         </w:rPr>
-      </w:pPr>
-      <w:bookmarkStart w:id="3" w:name="_GoBack"/>
-      <w:bookmarkEnd w:id="3"/>
-    </w:p>
-    <w:bookmarkEnd w:id="2"/>
-    <w:p>
-      <w:pPr>
-        <w:pStyle w:val="Ttulo1"/>
-        <w:rPr>
-          <w:rFonts w:ascii="Times New Roman" w:hAnsi="Times New Roman" w:cs="Times New Roman"/>
-        </w:rPr>
-      </w:pPr>
-      <w:r>
-        <w:rPr>
-          <w:rFonts w:ascii="Times New Roman" w:hAnsi="Times New Roman" w:cs="Times New Roman"/>
-        </w:rPr>
-        <w:t>4.   CONCLUSÃO</w:t>
-      </w:r>
-      <w:r>
-        <w:rPr>
-          <w:rStyle w:val="Refdenotaderodap"/>
-          <w:rFonts w:ascii="Times New Roman" w:hAnsi="Times New Roman" w:cs="Times New Roman"/>
-        </w:rPr>
-        <w:footnoteReference w:id="4"/>
+        <w:t>.</w:t>
       </w:r>
     </w:p>
     <w:p>
@@ -4649,17 +3640,51 @@
         <w:jc w:val="both"/>
         <w:rPr>
           <w:rFonts w:ascii="Times New Roman" w:hAnsi="Times New Roman" w:cs="Times New Roman"/>
-          <w:sz w:val="24"/>
-          <w:szCs w:val="24"/>
-        </w:rPr>
-      </w:pPr>
-      <w:r>
-        <w:rPr>
-          <w:rFonts w:ascii="Times New Roman" w:hAnsi="Times New Roman" w:cs="Times New Roman"/>
-          <w:sz w:val="24"/>
-          <w:szCs w:val="24"/>
-        </w:rPr>
-        <w:lastRenderedPageBreak/>
+          <w:i/>
+          <w:iCs/>
+          <w:sz w:val="20"/>
+          <w:szCs w:val="20"/>
+        </w:rPr>
+      </w:pPr>
+    </w:p>
+    <w:bookmarkEnd w:id="2"/>
+    <w:p>
+      <w:pPr>
+        <w:pStyle w:val="Ttulo1"/>
+        <w:rPr>
+          <w:rFonts w:ascii="Times New Roman" w:hAnsi="Times New Roman" w:cs="Times New Roman"/>
+        </w:rPr>
+      </w:pPr>
+      <w:r>
+        <w:rPr>
+          <w:rFonts w:ascii="Times New Roman" w:hAnsi="Times New Roman" w:cs="Times New Roman"/>
+        </w:rPr>
+        <w:t>4.   CONCLUSÃO</w:t>
+      </w:r>
+      <w:r>
+        <w:rPr>
+          <w:rStyle w:val="Refdenotaderodap"/>
+          <w:rFonts w:ascii="Times New Roman" w:hAnsi="Times New Roman" w:cs="Times New Roman"/>
+        </w:rPr>
+        <w:footnoteReference w:id="4"/>
+      </w:r>
+    </w:p>
+    <w:p>
+      <w:pPr>
+        <w:spacing w:before="80" w:after="80"/>
+        <w:jc w:val="both"/>
+        <w:rPr>
+          <w:rFonts w:ascii="Times New Roman" w:hAnsi="Times New Roman" w:cs="Times New Roman"/>
+          <w:sz w:val="24"/>
+          <w:szCs w:val="24"/>
+        </w:rPr>
+      </w:pPr>
+      <w:r>
+        <w:rPr>
+          <w:rFonts w:ascii="Times New Roman" w:hAnsi="Times New Roman" w:cs="Times New Roman"/>
+          <w:sz w:val="24"/>
+          <w:szCs w:val="24"/>
+        </w:rPr>
         <w:t>Com fundamento nos exames realizados — ensaios colorimétricos presuntivos (</w:t>
       </w:r>
       <w:r>
@@ -4707,7 +3732,7 @@
           <w:szCs w:val="24"/>
         </w:rPr>
       </w:pPr>
-      <w:bookmarkStart w:id="4" w:name="_Hlk231493053"/>
+      <w:bookmarkStart w:id="3" w:name="_Hlk231493053"/>
     </w:p>
     <w:tbl>
       <w:tblPr>
@@ -4778,7 +3803,15 @@
                 <w:sz w:val="24"/>
                 <w:szCs w:val="24"/>
               </w:rPr>
-              <w:t xml:space="preserve">A análise </w:t>
+              <w:t xml:space="preserve">A análise química </w:t>
+            </w:r>
+            <w:r>
+              <w:rPr>
+                <w:rFonts w:ascii="Times New Roman" w:hAnsi="Times New Roman" w:cs="Times New Roman"/>
+                <w:sz w:val="24"/>
+                <w:szCs w:val="24"/>
+              </w:rPr>
+              <w:t>DETECTOU</w:t>
             </w:r>
             <w:r>
               <w:rPr>
@@ -4788,7 +3821,15 @@
                 <w:sz w:val="24"/>
                 <w:szCs w:val="24"/>
               </w:rPr>
-              <w:t>química</w:t>
+              <w:t xml:space="preserve"> a presença de </w:t>
+            </w:r>
+            <w:r>
+              <w:rPr>
+                <w:rFonts w:ascii="Times New Roman" w:hAnsi="Times New Roman" w:cs="Times New Roman"/>
+                <w:sz w:val="24"/>
+                <w:szCs w:val="24"/>
+              </w:rPr>
+              <w:t>Cocaína Base (Crack)</w:t>
             </w:r>
             <w:r>
               <w:rPr>
@@ -4798,17 +3839,11 @@
                 <w:sz w:val="24"/>
                 <w:szCs w:val="24"/>
               </w:rPr>
-              <w:t xml:space="preserve"> </w:t>
-            </w:r>
-            <w:r>
-              <w:rPr>
-                <w:rFonts w:ascii="Times New Roman" w:hAnsi="Times New Roman" w:cs="Times New Roman"/>
-                <w:sz w:val="24"/>
-                <w:szCs w:val="24"/>
-              </w:rPr>
-              <w:t>DETECTOU</w:t>
-            </w:r>
-            <w:r>
+              <w:t xml:space="preserve"> — Benzoilmetilecgonina (C₁₇H₂₁NO₄, PM 303,4 g/mol), no material sólido amarelo analisado.</w:t>
+            </w:r>
+          </w:p>
+          <w:p>
+            <w:pPr>
               <w:rPr>
                 <w:rFonts w:ascii="Times New Roman" w:hAnsi="Times New Roman" w:cs="Times New Roman"/>
                 <w:b w:val="0"/>
@@ -4816,16 +3851,18 @@
                 <w:sz w:val="24"/>
                 <w:szCs w:val="24"/>
               </w:rPr>
-              <w:t xml:space="preserve"> a presença de </w:t>
-            </w:r>
-            <w:r>
+            </w:pPr>
+          </w:p>
+          <w:p>
+            <w:pPr>
+              <w:spacing w:before="80" w:after="80"/>
+              <w:jc w:val="both"/>
               <w:rPr>
                 <w:rFonts w:ascii="Times New Roman" w:hAnsi="Times New Roman" w:cs="Times New Roman"/>
                 <w:sz w:val="24"/>
                 <w:szCs w:val="24"/>
               </w:rPr>
-              <w:t>Cocaína Base (Crack)</w:t>
-            </w:r>
+            </w:pPr>
             <w:r>
               <w:rPr>
                 <w:rFonts w:ascii="Times New Roman" w:hAnsi="Times New Roman" w:cs="Times New Roman"/>
@@ -4834,9 +3871,16 @@
                 <w:sz w:val="24"/>
                 <w:szCs w:val="24"/>
               </w:rPr>
-              <w:t xml:space="preserve"> — </w:t>
-            </w:r>
-            <w:proofErr w:type="spellStart"/>
+              <w:t xml:space="preserve">A </w:t>
+            </w:r>
+            <w:r>
+              <w:rPr>
+                <w:rFonts w:ascii="Times New Roman" w:hAnsi="Times New Roman" w:cs="Times New Roman"/>
+                <w:sz w:val="24"/>
+                <w:szCs w:val="24"/>
+              </w:rPr>
+              <w:t>cocaína base (crack)</w:t>
+            </w:r>
             <w:r>
               <w:rPr>
                 <w:rFonts w:ascii="Times New Roman" w:hAnsi="Times New Roman" w:cs="Times New Roman"/>
@@ -4845,9 +3889,16 @@
                 <w:sz w:val="24"/>
                 <w:szCs w:val="24"/>
               </w:rPr>
-              <w:t>Benzoilmetilecgonina</w:t>
-            </w:r>
-            <w:proofErr w:type="spellEnd"/>
+              <w:t xml:space="preserve"> é substância de ação entorpecente/psicotrópica, apta a produzir dependência física e/ou psíquica, relacionada na </w:t>
+            </w:r>
+            <w:r>
+              <w:rPr>
+                <w:rFonts w:ascii="Times New Roman" w:hAnsi="Times New Roman" w:cs="Times New Roman"/>
+                <w:sz w:val="24"/>
+                <w:szCs w:val="24"/>
+              </w:rPr>
+              <w:t>Lista F1</w:t>
+            </w:r>
             <w:r>
               <w:rPr>
                 <w:rFonts w:ascii="Times New Roman" w:hAnsi="Times New Roman" w:cs="Times New Roman"/>
@@ -4856,94 +3907,6 @@
                 <w:sz w:val="24"/>
                 <w:szCs w:val="24"/>
               </w:rPr>
-              <w:t xml:space="preserve"> (C₁₇H₂₁NO₄, PM 303,4 g/mol), </w:t>
-            </w:r>
-            <w:r>
-              <w:rPr>
-                <w:rFonts w:ascii="Times New Roman" w:hAnsi="Times New Roman" w:cs="Times New Roman"/>
-                <w:b w:val="0"/>
-                <w:bCs w:val="0"/>
-                <w:sz w:val="24"/>
-                <w:szCs w:val="24"/>
-              </w:rPr>
-              <w:t>no material sólido amarelo analisado</w:t>
-            </w:r>
-            <w:r>
-              <w:rPr>
-                <w:rFonts w:ascii="Times New Roman" w:hAnsi="Times New Roman" w:cs="Times New Roman"/>
-                <w:b w:val="0"/>
-                <w:bCs w:val="0"/>
-                <w:sz w:val="24"/>
-                <w:szCs w:val="24"/>
-              </w:rPr>
-              <w:t>.</w:t>
-            </w:r>
-          </w:p>
-          <w:p>
-            <w:pPr>
-              <w:rPr>
-                <w:rFonts w:ascii="Times New Roman" w:hAnsi="Times New Roman" w:cs="Times New Roman"/>
-                <w:b w:val="0"/>
-                <w:bCs w:val="0"/>
-                <w:sz w:val="24"/>
-                <w:szCs w:val="24"/>
-              </w:rPr>
-            </w:pPr>
-          </w:p>
-          <w:p>
-            <w:pPr>
-              <w:spacing w:before="80" w:after="80"/>
-              <w:jc w:val="both"/>
-              <w:rPr>
-                <w:rFonts w:ascii="Times New Roman" w:hAnsi="Times New Roman" w:cs="Times New Roman"/>
-                <w:sz w:val="24"/>
-                <w:szCs w:val="24"/>
-              </w:rPr>
-            </w:pPr>
-            <w:r>
-              <w:rPr>
-                <w:rFonts w:ascii="Times New Roman" w:hAnsi="Times New Roman" w:cs="Times New Roman"/>
-                <w:b w:val="0"/>
-                <w:bCs w:val="0"/>
-                <w:sz w:val="24"/>
-                <w:szCs w:val="24"/>
-              </w:rPr>
-              <w:t xml:space="preserve">A </w:t>
-            </w:r>
-            <w:r>
-              <w:rPr>
-                <w:rFonts w:ascii="Times New Roman" w:hAnsi="Times New Roman" w:cs="Times New Roman"/>
-                <w:sz w:val="24"/>
-                <w:szCs w:val="24"/>
-              </w:rPr>
-              <w:t>cocaína base (crack)</w:t>
-            </w:r>
-            <w:r>
-              <w:rPr>
-                <w:rFonts w:ascii="Times New Roman" w:hAnsi="Times New Roman" w:cs="Times New Roman"/>
-                <w:b w:val="0"/>
-                <w:bCs w:val="0"/>
-                <w:sz w:val="24"/>
-                <w:szCs w:val="24"/>
-              </w:rPr>
-              <w:t xml:space="preserve"> é substância de ação entorpecente/psicotrópica, apta a produzir dependência física e/ou psíquica, relacionada na </w:t>
-            </w:r>
-            <w:r>
-              <w:rPr>
-                <w:rFonts w:ascii="Times New Roman" w:hAnsi="Times New Roman" w:cs="Times New Roman"/>
-                <w:sz w:val="24"/>
-                <w:szCs w:val="24"/>
-              </w:rPr>
-              <w:t>Lista F1</w:t>
-            </w:r>
-            <w:r>
-              <w:rPr>
-                <w:rFonts w:ascii="Times New Roman" w:hAnsi="Times New Roman" w:cs="Times New Roman"/>
-                <w:b w:val="0"/>
-                <w:bCs w:val="0"/>
-                <w:sz w:val="24"/>
-                <w:szCs w:val="24"/>
-              </w:rPr>
               <w:t xml:space="preserve"> — Substâncias Entorpecentes de uso proscrito no Brasil da Portaria SVS/MS nº 344, de 12/05/1998 e atualizações posteriores (ANVISA).</w:t>
             </w:r>
           </w:p>
@@ -4959,7 +3922,7 @@
         </w:rPr>
       </w:pPr>
     </w:p>
-    <w:bookmarkEnd w:id="4"/>
+    <w:bookmarkEnd w:id="3"/>
     <w:p>
       <w:pPr>
         <w:rPr>
@@ -5306,6 +4269,7 @@
                 <w:sz w:val="20"/>
                 <w:szCs w:val="20"/>
               </w:rPr>
+              <w:lastRenderedPageBreak/>
               <w:t>Emissor</w:t>
             </w:r>
           </w:p>
@@ -5330,95 +4294,7 @@
                 <w:sz w:val="20"/>
                 <w:szCs w:val="20"/>
               </w:rPr>
-              <w:t xml:space="preserve">1ª </w:t>
-            </w:r>
-            <w:r>
-              <w:rPr>
-                <w:rFonts w:ascii="Times New Roman" w:hAnsi="Times New Roman" w:cs="Times New Roman"/>
-                <w:sz w:val="20"/>
-                <w:szCs w:val="20"/>
-              </w:rPr>
-              <w:t xml:space="preserve">SECCIONAL PARNAÍBA </w:t>
-            </w:r>
-            <w:r>
-              <w:rPr>
-                <w:rFonts w:ascii="Times New Roman" w:hAnsi="Times New Roman" w:cs="Times New Roman"/>
-                <w:sz w:val="20"/>
-                <w:szCs w:val="20"/>
-              </w:rPr>
-              <w:t xml:space="preserve">– </w:t>
-            </w:r>
-            <w:r>
-              <w:rPr>
-                <w:rFonts w:ascii="Times New Roman" w:hAnsi="Times New Roman" w:cs="Times New Roman"/>
-                <w:sz w:val="20"/>
-                <w:szCs w:val="20"/>
-              </w:rPr>
-              <w:t xml:space="preserve">CENTRAL DE FLAGRANTES </w:t>
-            </w:r>
-            <w:r>
-              <w:rPr>
-                <w:rFonts w:ascii="Times New Roman" w:hAnsi="Times New Roman" w:cs="Times New Roman"/>
-                <w:sz w:val="20"/>
-                <w:szCs w:val="20"/>
-              </w:rPr>
-              <w:t>(</w:t>
-            </w:r>
-            <w:r>
-              <w:rPr>
-                <w:rFonts w:ascii="Times New Roman" w:hAnsi="Times New Roman" w:cs="Times New Roman"/>
-                <w:sz w:val="20"/>
-                <w:szCs w:val="20"/>
-              </w:rPr>
-              <w:t>AISP I</w:t>
-            </w:r>
-            <w:r>
-              <w:rPr>
-                <w:rFonts w:ascii="Times New Roman" w:hAnsi="Times New Roman" w:cs="Times New Roman"/>
-                <w:sz w:val="20"/>
-                <w:szCs w:val="20"/>
-              </w:rPr>
-              <w:t xml:space="preserve">, </w:t>
-            </w:r>
-            <w:r>
-              <w:rPr>
-                <w:rFonts w:ascii="Times New Roman" w:hAnsi="Times New Roman" w:cs="Times New Roman"/>
-                <w:sz w:val="20"/>
-                <w:szCs w:val="20"/>
-              </w:rPr>
-              <w:t>II E III</w:t>
-            </w:r>
-            <w:r>
-              <w:rPr>
-                <w:rFonts w:ascii="Times New Roman" w:hAnsi="Times New Roman" w:cs="Times New Roman"/>
-                <w:sz w:val="20"/>
-                <w:szCs w:val="20"/>
-              </w:rPr>
-              <w:t xml:space="preserve">) – </w:t>
-            </w:r>
-            <w:r>
-              <w:rPr>
-                <w:rFonts w:ascii="Times New Roman" w:hAnsi="Times New Roman" w:cs="Times New Roman"/>
-                <w:sz w:val="20"/>
-                <w:szCs w:val="20"/>
-              </w:rPr>
-              <w:t>PARNAÍBA</w:t>
-            </w:r>
-            <w:r>
-              <w:rPr>
-                <w:rFonts w:ascii="Times New Roman" w:hAnsi="Times New Roman" w:cs="Times New Roman"/>
-                <w:sz w:val="20"/>
-                <w:szCs w:val="20"/>
-              </w:rPr>
-              <w:t>/</w:t>
-            </w:r>
-            <w:r>
-              <w:rPr>
-                <w:rFonts w:ascii="Times New Roman" w:hAnsi="Times New Roman" w:cs="Times New Roman"/>
-                <w:sz w:val="20"/>
-                <w:szCs w:val="20"/>
-              </w:rPr>
-              <w:t>PI</w:t>
+              <w:t>[EMISSOR]</w:t>
             </w:r>
           </w:p>
         </w:tc>
@@ -5525,7 +4401,7 @@
                 <w:sz w:val="20"/>
                 <w:szCs w:val="20"/>
               </w:rPr>
-              <w:t>[ENVOLVIDO] — CPF [CPF]</w:t>
+              <w:t>[ENVOLVIDO — CPF]</w:t>
             </w:r>
           </w:p>
         </w:tc>
@@ -5575,55 +4451,7 @@
                 <w:sz w:val="20"/>
                 <w:szCs w:val="20"/>
               </w:rPr>
-              <w:t xml:space="preserve">POLÍCIA CIVIL DO PIAUÍ </w:t>
-            </w:r>
-            <w:r>
-              <w:rPr>
-                <w:rFonts w:ascii="Times New Roman" w:hAnsi="Times New Roman" w:cs="Times New Roman"/>
-                <w:sz w:val="20"/>
-                <w:szCs w:val="20"/>
-              </w:rPr>
-              <w:t xml:space="preserve">– 2ª </w:t>
-            </w:r>
-            <w:r>
-              <w:rPr>
-                <w:rFonts w:ascii="Times New Roman" w:hAnsi="Times New Roman" w:cs="Times New Roman"/>
-                <w:sz w:val="20"/>
-                <w:szCs w:val="20"/>
-              </w:rPr>
-              <w:t xml:space="preserve">DIVISÃO DE REPRESSÃO E COMBATE AO TRÁFICO DE DROGAS </w:t>
-            </w:r>
-            <w:r>
-              <w:rPr>
-                <w:rFonts w:ascii="Times New Roman" w:hAnsi="Times New Roman" w:cs="Times New Roman"/>
-                <w:sz w:val="20"/>
-                <w:szCs w:val="20"/>
-              </w:rPr>
-              <w:t xml:space="preserve">– </w:t>
-            </w:r>
-            <w:r>
-              <w:rPr>
-                <w:rFonts w:ascii="Times New Roman" w:hAnsi="Times New Roman" w:cs="Times New Roman"/>
-                <w:sz w:val="20"/>
-                <w:szCs w:val="20"/>
-              </w:rPr>
-              <w:t>PARNAÍBA</w:t>
-            </w:r>
-            <w:r>
-              <w:rPr>
-                <w:rFonts w:ascii="Times New Roman" w:hAnsi="Times New Roman" w:cs="Times New Roman"/>
-                <w:sz w:val="20"/>
-                <w:szCs w:val="20"/>
-              </w:rPr>
-              <w:t>/</w:t>
-            </w:r>
-            <w:r>
-              <w:rPr>
-                <w:rFonts w:ascii="Times New Roman" w:hAnsi="Times New Roman" w:cs="Times New Roman"/>
-                <w:sz w:val="20"/>
-                <w:szCs w:val="20"/>
-              </w:rPr>
-              <w:t>PI</w:t>
+              <w:t>[DESTINO]</w:t>
             </w:r>
           </w:p>
         </w:tc>
@@ -6316,27 +5144,7 @@
                 <w:szCs w:val="20"/>
                 <w:lang w:val="en-US"/>
               </w:rPr>
-              <w:t xml:space="preserve">Scott </w:t>
-            </w:r>
-            <w:proofErr w:type="spellStart"/>
-            <w:r>
-              <w:rPr>
-                <w:rFonts w:ascii="Times New Roman" w:hAnsi="Times New Roman" w:cs="Times New Roman"/>
-                <w:sz w:val="20"/>
-                <w:szCs w:val="20"/>
-                <w:lang w:val="en-US"/>
-              </w:rPr>
-              <w:t>Modificado</w:t>
-            </w:r>
-            <w:proofErr w:type="spellEnd"/>
-            <w:r>
-              <w:rPr>
-                <w:rFonts w:ascii="Times New Roman" w:hAnsi="Times New Roman" w:cs="Times New Roman"/>
-                <w:sz w:val="20"/>
-                <w:szCs w:val="20"/>
-                <w:lang w:val="en-US"/>
-              </w:rPr>
-              <w:t xml:space="preserve"> (Cat. C/SWGDRUG) + FTIR-ATR (Cat. A/SWGDRUG)</w:t>
+              <w:t>Scott Modificado (Cat. C/SWGDRUG) + FTIR-ATR (Cat. A/SWGDRUG)</w:t>
             </w:r>
           </w:p>
         </w:tc>
@@ -6472,7 +5280,6 @@
         <w:rPr>
           <w:rFonts w:ascii="Times New Roman" w:hAnsi="Times New Roman" w:cs="Times New Roman"/>
         </w:rPr>
-        <w:lastRenderedPageBreak/>
         <w:t>6.   REFERÊNCIAS BIBLIOGRÁFICAS</w:t>
       </w:r>
     </w:p>
@@ -6507,43 +5314,7 @@
           <w:sz w:val="16"/>
           <w:szCs w:val="16"/>
         </w:rPr>
-        <w:t xml:space="preserve">Análise forense: pesquisa de drogas vegetais interferentes de testes colorimétricos para identificação dos </w:t>
-      </w:r>
-      <w:proofErr w:type="spellStart"/>
-      <w:r>
-        <w:rPr>
-          <w:rFonts w:ascii="Times New Roman" w:eastAsia="Times New Roman" w:hAnsi="Times New Roman" w:cs="Times New Roman"/>
-          <w:sz w:val="16"/>
-          <w:szCs w:val="16"/>
-        </w:rPr>
-        <w:t>canabinoides</w:t>
-      </w:r>
-      <w:proofErr w:type="spellEnd"/>
-      <w:r>
-        <w:rPr>
-          <w:rFonts w:ascii="Times New Roman" w:eastAsia="Times New Roman" w:hAnsi="Times New Roman" w:cs="Times New Roman"/>
-          <w:sz w:val="16"/>
-          <w:szCs w:val="16"/>
-        </w:rPr>
-        <w:t xml:space="preserve"> da maconha (</w:t>
-      </w:r>
-      <w:proofErr w:type="spellStart"/>
-      <w:r>
-        <w:rPr>
-          <w:rFonts w:ascii="Times New Roman" w:eastAsia="Times New Roman" w:hAnsi="Times New Roman" w:cs="Times New Roman"/>
-          <w:sz w:val="16"/>
-          <w:szCs w:val="16"/>
-        </w:rPr>
-        <w:t>Cannabis</w:t>
-      </w:r>
-      <w:proofErr w:type="spellEnd"/>
-      <w:r>
-        <w:rPr>
-          <w:rFonts w:ascii="Times New Roman" w:eastAsia="Times New Roman" w:hAnsi="Times New Roman" w:cs="Times New Roman"/>
-          <w:sz w:val="16"/>
-          <w:szCs w:val="16"/>
-        </w:rPr>
-        <w:t xml:space="preserve"> sativa L.). Química Nova, São Paulo, v. 35, n. 10, p. 2040–2043, 2012.</w:t>
+        <w:t>Análise forense: pesquisa de drogas vegetais interferentes de testes colorimétricos para identificação dos canabinoides da maconha (Cannabis sativa L.). Química Nova, São Paulo, v. 35, n. 10, p. 2040–2043, 2012.</w:t>
       </w:r>
     </w:p>
     <w:p>
@@ -6680,27 +5451,7 @@
           <w:szCs w:val="16"/>
           <w:lang w:val="en-US"/>
         </w:rPr>
-        <w:t>BRUKER OPTICS. Alpha II FTIR Spectrometer: technical manual. [</w:t>
-      </w:r>
-      <w:proofErr w:type="spellStart"/>
-      <w:r>
-        <w:rPr>
-          <w:rFonts w:ascii="Times New Roman" w:hAnsi="Times New Roman" w:cs="Times New Roman"/>
-          <w:sz w:val="16"/>
-          <w:szCs w:val="16"/>
-          <w:lang w:val="en-US"/>
-        </w:rPr>
-        <w:t>S.l</w:t>
-      </w:r>
-      <w:proofErr w:type="spellEnd"/>
-      <w:r>
-        <w:rPr>
-          <w:rFonts w:ascii="Times New Roman" w:hAnsi="Times New Roman" w:cs="Times New Roman"/>
-          <w:sz w:val="16"/>
-          <w:szCs w:val="16"/>
-          <w:lang w:val="en-US"/>
-        </w:rPr>
-        <w:t>.]: Bruker, 2020.</w:t>
+        <w:t>BRUKER OPTICS. Alpha II FTIR Spectrometer: technical manual. [S.l.]: Bruker, 2020.</w:t>
       </w:r>
     </w:p>
     <w:p>
@@ -6727,47 +5478,7 @@
           <w:szCs w:val="16"/>
           <w:lang w:val="en-US"/>
         </w:rPr>
-        <w:t xml:space="preserve">CASALE, J. F. et al. Four new illicit cocaine impurities from the oxidation of crude cocaine base: formation and characterization of the diastereomeric 2,3-dihydroxy-3-phenylpropionylecgonine methyl esters from </w:t>
-      </w:r>
-      <w:proofErr w:type="spellStart"/>
-      <w:r>
-        <w:rPr>
-          <w:rFonts w:ascii="Times New Roman" w:hAnsi="Times New Roman" w:cs="Times New Roman"/>
-          <w:sz w:val="16"/>
-          <w:szCs w:val="16"/>
-          <w:lang w:val="en-US"/>
-        </w:rPr>
-        <w:t>cis</w:t>
-      </w:r>
-      <w:proofErr w:type="spellEnd"/>
-      <w:r>
-        <w:rPr>
-          <w:rFonts w:ascii="Times New Roman" w:hAnsi="Times New Roman" w:cs="Times New Roman"/>
-          <w:sz w:val="16"/>
-          <w:szCs w:val="16"/>
-          <w:lang w:val="en-US"/>
-        </w:rPr>
-        <w:t>- and trans-</w:t>
-      </w:r>
-      <w:proofErr w:type="spellStart"/>
-      <w:r>
-        <w:rPr>
-          <w:rFonts w:ascii="Times New Roman" w:hAnsi="Times New Roman" w:cs="Times New Roman"/>
-          <w:sz w:val="16"/>
-          <w:szCs w:val="16"/>
-          <w:lang w:val="en-US"/>
-        </w:rPr>
-        <w:t>cinnamoylcocaine</w:t>
-      </w:r>
-      <w:proofErr w:type="spellEnd"/>
-      <w:r>
-        <w:rPr>
-          <w:rFonts w:ascii="Times New Roman" w:hAnsi="Times New Roman" w:cs="Times New Roman"/>
-          <w:sz w:val="16"/>
-          <w:szCs w:val="16"/>
-          <w:lang w:val="en-US"/>
-        </w:rPr>
-        <w:t>. Journal of Forensic Science, v. 52, n. 4, p. 860–866, 2007.</w:t>
+        <w:t>CASALE, J. F. et al. Four new illicit cocaine impurities from the oxidation of crude cocaine base: formation and characterization of the diastereomeric 2,3-dihydroxy-3-phenylpropionylecgonine methyl esters from cis- and trans-cinnamoylcocaine. Journal of Forensic Science, v. 52, n. 4, p. 860–866, 2007.</w:t>
       </w:r>
     </w:p>
     <w:p>
@@ -6903,27 +5614,7 @@
           <w:szCs w:val="16"/>
           <w:lang w:val="en-US"/>
         </w:rPr>
-        <w:t xml:space="preserve">MALDANER, A. O. et al. Brazilian Federal Police drug chemical profiling — The </w:t>
-      </w:r>
-      <w:proofErr w:type="spellStart"/>
-      <w:r>
-        <w:rPr>
-          <w:rFonts w:ascii="Times New Roman" w:hAnsi="Times New Roman" w:cs="Times New Roman"/>
-          <w:sz w:val="16"/>
-          <w:szCs w:val="16"/>
-          <w:lang w:val="en-US"/>
-        </w:rPr>
-        <w:t>PeQui</w:t>
-      </w:r>
-      <w:proofErr w:type="spellEnd"/>
-      <w:r>
-        <w:rPr>
-          <w:rFonts w:ascii="Times New Roman" w:hAnsi="Times New Roman" w:cs="Times New Roman"/>
-          <w:sz w:val="16"/>
-          <w:szCs w:val="16"/>
-          <w:lang w:val="en-US"/>
-        </w:rPr>
-        <w:t xml:space="preserve"> Project. Science and Justice, v. 54, p. 300–306, 2014.</w:t>
+        <w:t>MALDANER, A. O. et al. Brazilian Federal Police drug chemical profiling — The PeQui Project. Science and Justice, v. 54, p. 300–306, 2014.</w:t>
       </w:r>
     </w:p>
     <w:p>
@@ -7013,41 +5704,13 @@
         </w:rPr>
         <w:t xml:space="preserve">SCIENTIFIC WORKING GROUP FOR THE ANALYSIS OF SEIZED DRUGS (SWGDRUG). </w:t>
       </w:r>
-      <w:proofErr w:type="spellStart"/>
       <w:r>
         <w:rPr>
           <w:rFonts w:ascii="Times New Roman" w:hAnsi="Times New Roman" w:cs="Times New Roman"/>
           <w:sz w:val="16"/>
           <w:szCs w:val="16"/>
         </w:rPr>
-        <w:t>Recommendations</w:t>
-      </w:r>
-      <w:proofErr w:type="spellEnd"/>
-      <w:r>
-        <w:rPr>
-          <w:rFonts w:ascii="Times New Roman" w:hAnsi="Times New Roman" w:cs="Times New Roman"/>
-          <w:sz w:val="16"/>
-          <w:szCs w:val="16"/>
-        </w:rPr>
-        <w:t>. Rev. 8.1. [</w:t>
-      </w:r>
-      <w:proofErr w:type="spellStart"/>
-      <w:r>
-        <w:rPr>
-          <w:rFonts w:ascii="Times New Roman" w:hAnsi="Times New Roman" w:cs="Times New Roman"/>
-          <w:sz w:val="16"/>
-          <w:szCs w:val="16"/>
-        </w:rPr>
-        <w:t>S.l</w:t>
-      </w:r>
-      <w:proofErr w:type="spellEnd"/>
-      <w:r>
-        <w:rPr>
-          <w:rFonts w:ascii="Times New Roman" w:hAnsi="Times New Roman" w:cs="Times New Roman"/>
-          <w:sz w:val="16"/>
-          <w:szCs w:val="16"/>
-        </w:rPr>
-        <w:t>.]: SWGDRUG, 2022. Disponível em: https://www.swgdrug.org. Acesso em: maio 2026.</w:t>
+        <w:t>Recommendations. Rev. 8.1. [S.l.]: SWGDRUG, 2022. Disponível em: https://www.swgdrug.org. Acesso em: maio 2026.</w:t>
       </w:r>
     </w:p>
     <w:p>
@@ -7116,25 +5779,7 @@
           <w:sz w:val="16"/>
           <w:szCs w:val="16"/>
         </w:rPr>
-        <w:t xml:space="preserve">Boca </w:t>
-      </w:r>
-      <w:proofErr w:type="spellStart"/>
-      <w:r>
-        <w:rPr>
-          <w:rFonts w:ascii="Times New Roman" w:hAnsi="Times New Roman" w:cs="Times New Roman"/>
-          <w:sz w:val="16"/>
-          <w:szCs w:val="16"/>
-        </w:rPr>
-        <w:t>Raton</w:t>
-      </w:r>
-      <w:proofErr w:type="spellEnd"/>
-      <w:r>
-        <w:rPr>
-          <w:rFonts w:ascii="Times New Roman" w:hAnsi="Times New Roman" w:cs="Times New Roman"/>
-          <w:sz w:val="16"/>
-          <w:szCs w:val="16"/>
-        </w:rPr>
-        <w:t>: CRC Press, 1999.</w:t>
+        <w:t>Boca Raton: CRC Press, 1999.</w:t>
       </w:r>
     </w:p>
     <w:p>
@@ -7160,6 +5805,7 @@
           <w:sz w:val="16"/>
           <w:szCs w:val="16"/>
         </w:rPr>
+        <w:lastRenderedPageBreak/>
         <w:t xml:space="preserve">SOLOMONS, T. W. G.; FRYHLE, C. B. Química orgânica. 10. ed. Rio de Janeiro: LTC, 2012. v. 2. </w:t>
       </w:r>
       <w:r>
@@ -7169,27 +5815,7 @@
           <w:szCs w:val="16"/>
           <w:lang w:val="en-US"/>
         </w:rPr>
-        <w:t xml:space="preserve">(Cap. 20 — </w:t>
-      </w:r>
-      <w:proofErr w:type="spellStart"/>
-      <w:r>
-        <w:rPr>
-          <w:rFonts w:ascii="Times New Roman" w:hAnsi="Times New Roman" w:cs="Times New Roman"/>
-          <w:sz w:val="16"/>
-          <w:szCs w:val="16"/>
-          <w:lang w:val="en-US"/>
-        </w:rPr>
-        <w:t>Aminas</w:t>
-      </w:r>
-      <w:proofErr w:type="spellEnd"/>
-      <w:r>
-        <w:rPr>
-          <w:rFonts w:ascii="Times New Roman" w:hAnsi="Times New Roman" w:cs="Times New Roman"/>
-          <w:sz w:val="16"/>
-          <w:szCs w:val="16"/>
-          <w:lang w:val="en-US"/>
-        </w:rPr>
-        <w:t>.)</w:t>
+        <w:t>(Cap. 20 — Aminas.)</w:t>
       </w:r>
     </w:p>
     <w:p>
@@ -7266,15 +5892,7 @@
           <w:sz w:val="16"/>
           <w:szCs w:val="16"/>
         </w:rPr>
-        <w:t>PIAUÍ. Polícia Civil do Estado do Piauí. Portaria nº 56-GDG/AN/2021, de 16 de setembro de 2021. Dispõe sobre procedimentos de apreensão, exame de constatação, laudo definitivo, contraprova e incineração de drogas no âmbito da PC-PI. Teresina: PC-PI, 2</w:t>
-      </w:r>
-      <w:r>
-        <w:rPr>
-          <w:rFonts w:ascii="Times New Roman" w:hAnsi="Times New Roman" w:cs="Times New Roman"/>
-          <w:sz w:val="16"/>
-          <w:szCs w:val="16"/>
-        </w:rPr>
-        <w:t>021. SEI nº 2393293.</w:t>
+        <w:t>PIAUÍ. Polícia Civil do Estado do Piauí. Portaria nº 56-GDG/AN/2021, de 16 de setembro de 2021. Dispõe sobre procedimentos de apreensão, exame de constatação, laudo definitivo, contraprova e incineração de drogas no âmbito da PC-PI. Teresina: PC-PI, 2021. SEI nº 2393293.</w:t>
       </w:r>
     </w:p>
     <w:p>
@@ -7324,15 +5942,7 @@
           <w:sz w:val="16"/>
           <w:szCs w:val="16"/>
         </w:rPr>
-        <w:t>PIA</w:t>
-      </w:r>
-      <w:r>
-        <w:rPr>
-          <w:rFonts w:ascii="Times New Roman" w:hAnsi="Times New Roman" w:cs="Times New Roman"/>
-          <w:sz w:val="16"/>
-          <w:szCs w:val="16"/>
-        </w:rPr>
-        <w:t>UÍ. Departamento de Polícia Científica. ITU-01/2024/CCV-DEPOC, de 21 de outubro de 2024. Instrução Técnica sobre embalagens-padrão rastreáveis e formulário de avaliação de vestígios (FAV). Teresina: DEPOC/PC-PI, 2024.</w:t>
+        <w:t>PIAUÍ. Departamento de Polícia Científica. ITU-01/2024/CCV-DEPOC, de 21 de outubro de 2024. Instrução Técnica sobre embalagens-padrão rastreáveis e formulário de avaliação de vestígios (FAV). Teresina: DEPOC/PC-PI, 2024.</w:t>
       </w:r>
     </w:p>
     <w:p>
@@ -7392,7 +6002,7 @@
           <w:sz w:val="24"/>
           <w:szCs w:val="24"/>
         </w:rPr>
-        <w:t>7</w:t>
+        <w:t>[N]</w:t>
       </w:r>
       <w:r>
         <w:rPr>
@@ -7496,9 +6106,9 @@
       </w:r>
     </w:p>
     <w:sectPr>
-      <w:headerReference w:type="default" r:id="rId14"/>
-      <w:headerReference w:type="first" r:id="rId15"/>
-      <w:footerReference w:type="first" r:id="rId16"/>
+      <w:headerReference w:type="default" r:id="rId12"/>
+      <w:headerReference w:type="first" r:id="rId13"/>
+      <w:footerReference w:type="first" r:id="rId14"/>
       <w:pgSz w:w="11906" w:h="16838"/>
       <w:pgMar w:top="426" w:right="1134" w:bottom="426" w:left="1134" w:header="427" w:footer="1277" w:gutter="0"/>
       <w:cols w:space="720"/>
@@ -7510,7 +6120,7 @@
 </file>
 
 <file path=word/endnotes.xml><?xml version="1.0" encoding="utf-8"?>
-<w:endnotes xmlns:wpc="http://schemas.microsoft.com/office/word/2010/wordprocessingCanvas" xmlns:mc="http://schemas.openxmlformats.org/markup-compatibility/2006" xmlns:o="urn:schemas-microsoft-com:office:office" xmlns:r="http://schemas.openxmlformats.org/officeDocument/2006/relationships" xmlns:m="http://schemas.openxmlformats.org/officeDocument/2006/math" xmlns:v="urn:schemas-microsoft-com:vml" xmlns:wp14="http://schemas.microsoft.com/office/word/2010/wordprocessingDrawing" xmlns:wp="http://schemas.openxmlformats.org/drawingml/2006/wordprocessingDrawing" xmlns:w10="urn:schemas-microsoft-com:office:word" xmlns:w="http://schemas.openxmlformats.org/wordprocessingml/2006/main" xmlns:w14="http://schemas.microsoft.com/office/word/2010/wordml" xmlns:w15="http://schemas.microsoft.com/office/word/2012/wordml" xmlns:wpg="http://schemas.microsoft.com/office/word/2010/wordprocessingGroup" xmlns:wpi="http://schemas.microsoft.com/office/word/2010/wordprocessingInk" xmlns:wne="http://schemas.microsoft.com/office/word/2006/wordml" xmlns:wps="http://schemas.microsoft.com/office/word/2010/wordprocessingShape" mc:Ignorable="w14 w15 wp14">
+<w:endnotes xmlns:wpc="http://schemas.microsoft.com/office/word/2010/wordprocessingCanvas" xmlns:cx="http://schemas.microsoft.com/office/drawing/2014/chartex" xmlns:cx1="http://schemas.microsoft.com/office/drawing/2015/9/8/chartex" xmlns:cx2="http://schemas.microsoft.com/office/drawing/2015/10/21/chartex" xmlns:cx3="http://schemas.microsoft.com/office/drawing/2016/5/9/chartex" xmlns:cx4="http://schemas.microsoft.com/office/drawing/2016/5/10/chartex" xmlns:cx5="http://schemas.microsoft.com/office/drawing/2016/5/11/chartex" xmlns:cx6="http://schemas.microsoft.com/office/drawing/2016/5/12/chartex" xmlns:cx7="http://schemas.microsoft.com/office/drawing/2016/5/13/chartex" xmlns:cx8="http://schemas.microsoft.com/office/drawing/2016/5/14/chartex" xmlns:mc="http://schemas.openxmlformats.org/markup-compatibility/2006" xmlns:aink="http://schemas.microsoft.com/office/drawing/2016/ink" xmlns:am3d="http://schemas.microsoft.com/office/drawing/2017/model3d" xmlns:o="urn:schemas-microsoft-com:office:office" xmlns:r="http://schemas.openxmlformats.org/officeDocument/2006/relationships" xmlns:m="http://schemas.openxmlformats.org/officeDocument/2006/math" xmlns:v="urn:schemas-microsoft-com:vml" xmlns:wp14="http://schemas.microsoft.com/office/word/2010/wordprocessingDrawing" xmlns:wp="http://schemas.openxmlformats.org/drawingml/2006/wordprocessingDrawing" xmlns:w10="urn:schemas-microsoft-com:office:word" xmlns:w="http://schemas.openxmlformats.org/wordprocessingml/2006/main" xmlns:w14="http://schemas.microsoft.com/office/word/2010/wordml" xmlns:w15="http://schemas.microsoft.com/office/word/2012/wordml" xmlns:w16cex="http://schemas.microsoft.com/office/word/2018/wordml/cex" xmlns:w16cid="http://schemas.microsoft.com/office/word/2016/wordml/cid" xmlns:w16="http://schemas.microsoft.com/office/word/2018/wordml" xmlns:w16sdtdh="http://schemas.microsoft.com/office/word/2020/wordml/sdtdatahash" xmlns:w16se="http://schemas.microsoft.com/office/word/2015/wordml/symex" xmlns:wpg="http://schemas.microsoft.com/office/word/2010/wordprocessingGroup" xmlns:wpi="http://schemas.microsoft.com/office/word/2010/wordprocessingInk" xmlns:wne="http://schemas.microsoft.com/office/word/2006/wordml" xmlns:wps="http://schemas.microsoft.com/office/word/2010/wordprocessingShape" mc:Ignorable="w14 w15 w16se w16cid w16 w16cex w16sdtdh wp14">
   <w:endnote w:type="separator" w:id="-1">
     <w:p>
       <w:r>
@@ -7529,7 +6139,7 @@
 </file>
 
 <file path=word/footer1.xml><?xml version="1.0" encoding="utf-8"?>
-<w:ftr xmlns:wpc="http://schemas.microsoft.com/office/word/2010/wordprocessingCanvas" xmlns:mc="http://schemas.openxmlformats.org/markup-compatibility/2006" xmlns:o="urn:schemas-microsoft-com:office:office" xmlns:r="http://schemas.openxmlformats.org/officeDocument/2006/relationships" xmlns:m="http://schemas.openxmlformats.org/officeDocument/2006/math" xmlns:v="urn:schemas-microsoft-com:vml" xmlns:wp14="http://schemas.microsoft.com/office/word/2010/wordprocessingDrawing" xmlns:wp="http://schemas.openxmlformats.org/drawingml/2006/wordprocessingDrawing" xmlns:w10="urn:schemas-microsoft-com:office:word" xmlns:w="http://schemas.openxmlformats.org/wordprocessingml/2006/main" xmlns:w14="http://schemas.microsoft.com/office/word/2010/wordml" xmlns:w15="http://schemas.microsoft.com/office/word/2012/wordml" xmlns:wpg="http://schemas.microsoft.com/office/word/2010/wordprocessingGroup" xmlns:wpi="http://schemas.microsoft.com/office/word/2010/wordprocessingInk" xmlns:wne="http://schemas.microsoft.com/office/word/2006/wordml" xmlns:wps="http://schemas.microsoft.com/office/word/2010/wordprocessingShape" mc:Ignorable="w14 w15 wp14">
+<w:ftr xmlns:wpc="http://schemas.microsoft.com/office/word/2010/wordprocessingCanvas" xmlns:cx="http://schemas.microsoft.com/office/drawing/2014/chartex" xmlns:cx1="http://schemas.microsoft.com/office/drawing/2015/9/8/chartex" xmlns:cx2="http://schemas.microsoft.com/office/drawing/2015/10/21/chartex" xmlns:cx3="http://schemas.microsoft.com/office/drawing/2016/5/9/chartex" xmlns:cx4="http://schemas.microsoft.com/office/drawing/2016/5/10/chartex" xmlns:cx5="http://schemas.microsoft.com/office/drawing/2016/5/11/chartex" xmlns:cx6="http://schemas.microsoft.com/office/drawing/2016/5/12/chartex" xmlns:cx7="http://schemas.microsoft.com/office/drawing/2016/5/13/chartex" xmlns:cx8="http://schemas.microsoft.com/office/drawing/2016/5/14/chartex" xmlns:mc="http://schemas.openxmlformats.org/markup-compatibility/2006" xmlns:aink="http://schemas.microsoft.com/office/drawing/2016/ink" xmlns:am3d="http://schemas.microsoft.com/office/drawing/2017/model3d" xmlns:o="urn:schemas-microsoft-com:office:office" xmlns:r="http://schemas.openxmlformats.org/officeDocument/2006/relationships" xmlns:m="http://schemas.openxmlformats.org/officeDocument/2006/math" xmlns:v="urn:schemas-microsoft-com:vml" xmlns:wp14="http://schemas.microsoft.com/office/word/2010/wordprocessingDrawing" xmlns:wp="http://schemas.openxmlformats.org/drawingml/2006/wordprocessingDrawing" xmlns:w10="urn:schemas-microsoft-com:office:word" xmlns:w="http://schemas.openxmlformats.org/wordprocessingml/2006/main" xmlns:w14="http://schemas.microsoft.com/office/word/2010/wordml" xmlns:w15="http://schemas.microsoft.com/office/word/2012/wordml" xmlns:w16cex="http://schemas.microsoft.com/office/word/2018/wordml/cex" xmlns:w16cid="http://schemas.microsoft.com/office/word/2016/wordml/cid" xmlns:w16="http://schemas.microsoft.com/office/word/2018/wordml" xmlns:w16sdtdh="http://schemas.microsoft.com/office/word/2020/wordml/sdtdatahash" xmlns:w16se="http://schemas.microsoft.com/office/word/2015/wordml/symex" xmlns:wpg="http://schemas.microsoft.com/office/word/2010/wordprocessingGroup" xmlns:wpi="http://schemas.microsoft.com/office/word/2010/wordprocessingInk" xmlns:wne="http://schemas.microsoft.com/office/word/2006/wordml" xmlns:wps="http://schemas.microsoft.com/office/word/2010/wordprocessingShape" mc:Ignorable="w14 w15 w16se w16cid w16 w16cex w16sdtdh wp14">
   <w:p>
     <w:pPr>
       <w:pStyle w:val="Rodap"/>
@@ -7539,7 +6149,7 @@
         <w:noProof/>
       </w:rPr>
       <w:drawing>
-        <wp:anchor distT="0" distB="0" distL="114300" distR="114300" simplePos="0" relativeHeight="251664384" behindDoc="0" locked="0" layoutInCell="1" allowOverlap="1" wp14:anchorId="0045EE64" wp14:editId="17B903F6">
+        <wp:anchor distT="0" distB="0" distL="114300" distR="114300" simplePos="0" relativeHeight="251664384" behindDoc="0" locked="0" layoutInCell="1" allowOverlap="1" wp14:anchorId="776EEE19" wp14:editId="75B13056">
           <wp:simplePos x="0" y="0"/>
           <wp:positionH relativeFrom="margin">
             <wp:posOffset>158115</wp:posOffset>
@@ -7617,7 +6227,7 @@
 </file>
 
 <file path=word/footnotes.xml><?xml version="1.0" encoding="utf-8"?>
-<w:footnotes xmlns:wpc="http://schemas.microsoft.com/office/word/2010/wordprocessingCanvas" xmlns:mc="http://schemas.openxmlformats.org/markup-compatibility/2006" xmlns:o="urn:schemas-microsoft-com:office:office" xmlns:r="http://schemas.openxmlformats.org/officeDocument/2006/relationships" xmlns:m="http://schemas.openxmlformats.org/officeDocument/2006/math" xmlns:v="urn:schemas-microsoft-com:vml" xmlns:wp14="http://schemas.microsoft.com/office/word/2010/wordprocessingDrawing" xmlns:wp="http://schemas.openxmlformats.org/drawingml/2006/wordprocessingDrawing" xmlns:w10="urn:schemas-microsoft-com:office:word" xmlns:w="http://schemas.openxmlformats.org/wordprocessingml/2006/main" xmlns:w14="http://schemas.microsoft.com/office/word/2010/wordml" xmlns:w15="http://schemas.microsoft.com/office/word/2012/wordml" xmlns:wpg="http://schemas.microsoft.com/office/word/2010/wordprocessingGroup" xmlns:wpi="http://schemas.microsoft.com/office/word/2010/wordprocessingInk" xmlns:wne="http://schemas.microsoft.com/office/word/2006/wordml" xmlns:wps="http://schemas.microsoft.com/office/word/2010/wordprocessingShape" mc:Ignorable="w14 w15 wp14">
+<w:footnotes xmlns:wpc="http://schemas.microsoft.com/office/word/2010/wordprocessingCanvas" xmlns:cx="http://schemas.microsoft.com/office/drawing/2014/chartex" xmlns:cx1="http://schemas.microsoft.com/office/drawing/2015/9/8/chartex" xmlns:cx2="http://schemas.microsoft.com/office/drawing/2015/10/21/chartex" xmlns:cx3="http://schemas.microsoft.com/office/drawing/2016/5/9/chartex" xmlns:cx4="http://schemas.microsoft.com/office/drawing/2016/5/10/chartex" xmlns:cx5="http://schemas.microsoft.com/office/drawing/2016/5/11/chartex" xmlns:cx6="http://schemas.microsoft.com/office/drawing/2016/5/12/chartex" xmlns:cx7="http://schemas.microsoft.com/office/drawing/2016/5/13/chartex" xmlns:cx8="http://schemas.microsoft.com/office/drawing/2016/5/14/chartex" xmlns:mc="http://schemas.openxmlformats.org/markup-compatibility/2006" xmlns:aink="http://schemas.microsoft.com/office/drawing/2016/ink" xmlns:am3d="http://schemas.microsoft.com/office/drawing/2017/model3d" xmlns:o="urn:schemas-microsoft-com:office:office" xmlns:r="http://schemas.openxmlformats.org/officeDocument/2006/relationships" xmlns:m="http://schemas.openxmlformats.org/officeDocument/2006/math" xmlns:v="urn:schemas-microsoft-com:vml" xmlns:wp14="http://schemas.microsoft.com/office/word/2010/wordprocessingDrawing" xmlns:wp="http://schemas.openxmlformats.org/drawingml/2006/wordprocessingDrawing" xmlns:w10="urn:schemas-microsoft-com:office:word" xmlns:w="http://schemas.openxmlformats.org/wordprocessingml/2006/main" xmlns:w14="http://schemas.microsoft.com/office/word/2010/wordml" xmlns:w15="http://schemas.microsoft.com/office/word/2012/wordml" xmlns:w16cex="http://schemas.microsoft.com/office/word/2018/wordml/cex" xmlns:w16cid="http://schemas.microsoft.com/office/word/2016/wordml/cid" xmlns:w16="http://schemas.microsoft.com/office/word/2018/wordml" xmlns:w16sdtdh="http://schemas.microsoft.com/office/word/2020/wordml/sdtdatahash" xmlns:w16se="http://schemas.microsoft.com/office/word/2015/wordml/symex" xmlns:wpg="http://schemas.microsoft.com/office/word/2010/wordprocessingGroup" xmlns:wpi="http://schemas.microsoft.com/office/word/2010/wordprocessingInk" xmlns:wne="http://schemas.microsoft.com/office/word/2006/wordml" xmlns:wps="http://schemas.microsoft.com/office/word/2010/wordprocessingShape" mc:Ignorable="w14 w15 w16se w16cid w16 w16cex w16sdtdh wp14">
   <w:footnote w:type="separator" w:id="-1">
     <w:p>
       <w:r>
@@ -7946,7 +6556,7 @@
 </file>
 
 <file path=word/header1.xml><?xml version="1.0" encoding="utf-8"?>
-<w:hdr xmlns:wpc="http://schemas.microsoft.com/office/word/2010/wordprocessingCanvas" xmlns:mc="http://schemas.openxmlformats.org/markup-compatibility/2006" xmlns:o="urn:schemas-microsoft-com:office:office" xmlns:r="http://schemas.openxmlformats.org/officeDocument/2006/relationships" xmlns:m="http://schemas.openxmlformats.org/officeDocument/2006/math" xmlns:v="urn:schemas-microsoft-com:vml" xmlns:wp14="http://schemas.microsoft.com/office/word/2010/wordprocessingDrawing" xmlns:wp="http://schemas.openxmlformats.org/drawingml/2006/wordprocessingDrawing" xmlns:w10="urn:schemas-microsoft-com:office:word" xmlns:w="http://schemas.openxmlformats.org/wordprocessingml/2006/main" xmlns:w14="http://schemas.microsoft.com/office/word/2010/wordml" xmlns:w15="http://schemas.microsoft.com/office/word/2012/wordml" xmlns:wpg="http://schemas.microsoft.com/office/word/2010/wordprocessingGroup" xmlns:wpi="http://schemas.microsoft.com/office/word/2010/wordprocessingInk" xmlns:wne="http://schemas.microsoft.com/office/word/2006/wordml" xmlns:wps="http://schemas.microsoft.com/office/word/2010/wordprocessingShape" mc:Ignorable="w14 w15 wp14">
+<w:hdr xmlns:wpc="http://schemas.microsoft.com/office/word/2010/wordprocessingCanvas" xmlns:cx="http://schemas.microsoft.com/office/drawing/2014/chartex" xmlns:cx1="http://schemas.microsoft.com/office/drawing/2015/9/8/chartex" xmlns:cx2="http://schemas.microsoft.com/office/drawing/2015/10/21/chartex" xmlns:cx3="http://schemas.microsoft.com/office/drawing/2016/5/9/chartex" xmlns:cx4="http://schemas.microsoft.com/office/drawing/2016/5/10/chartex" xmlns:cx5="http://schemas.microsoft.com/office/drawing/2016/5/11/chartex" xmlns:cx6="http://schemas.microsoft.com/office/drawing/2016/5/12/chartex" xmlns:cx7="http://schemas.microsoft.com/office/drawing/2016/5/13/chartex" xmlns:cx8="http://schemas.microsoft.com/office/drawing/2016/5/14/chartex" xmlns:mc="http://schemas.openxmlformats.org/markup-compatibility/2006" xmlns:aink="http://schemas.microsoft.com/office/drawing/2016/ink" xmlns:am3d="http://schemas.microsoft.com/office/drawing/2017/model3d" xmlns:o="urn:schemas-microsoft-com:office:office" xmlns:r="http://schemas.openxmlformats.org/officeDocument/2006/relationships" xmlns:m="http://schemas.openxmlformats.org/officeDocument/2006/math" xmlns:v="urn:schemas-microsoft-com:vml" xmlns:wp14="http://schemas.microsoft.com/office/word/2010/wordprocessingDrawing" xmlns:wp="http://schemas.openxmlformats.org/drawingml/2006/wordprocessingDrawing" xmlns:w10="urn:schemas-microsoft-com:office:word" xmlns:w="http://schemas.openxmlformats.org/wordprocessingml/2006/main" xmlns:w14="http://schemas.microsoft.com/office/word/2010/wordml" xmlns:w15="http://schemas.microsoft.com/office/word/2012/wordml" xmlns:w16cex="http://schemas.microsoft.com/office/word/2018/wordml/cex" xmlns:w16cid="http://schemas.microsoft.com/office/word/2016/wordml/cid" xmlns:w16="http://schemas.microsoft.com/office/word/2018/wordml" xmlns:w16sdtdh="http://schemas.microsoft.com/office/word/2020/wordml/sdtdatahash" xmlns:w16se="http://schemas.microsoft.com/office/word/2015/wordml/symex" xmlns:wpg="http://schemas.microsoft.com/office/word/2010/wordprocessingGroup" xmlns:wpi="http://schemas.microsoft.com/office/word/2010/wordprocessingInk" xmlns:wne="http://schemas.microsoft.com/office/word/2006/wordml" xmlns:wps="http://schemas.microsoft.com/office/word/2010/wordprocessingShape" mc:Ignorable="w14 w15 w16se w16cid w16 w16cex w16sdtdh wp14">
   <w:p>
     <w:pPr>
       <w:jc w:val="center"/>
@@ -7998,7 +6608,7 @@
         <w:sz w:val="20"/>
         <w:szCs w:val="20"/>
       </w:rPr>
-      <w:t>00149129-18</w:t>
+      <w:t>[DEMANDA]</w:t>
     </w:r>
     <w:r>
       <w:rPr>
@@ -8128,7 +6738,7 @@
 </file>
 
 <file path=word/header2.xml><?xml version="1.0" encoding="utf-8"?>
-<w:hdr xmlns:wpc="http://schemas.microsoft.com/office/word/2010/wordprocessingCanvas" xmlns:mc="http://schemas.openxmlformats.org/markup-compatibility/2006" xmlns:o="urn:schemas-microsoft-com:office:office" xmlns:r="http://schemas.openxmlformats.org/officeDocument/2006/relationships" xmlns:m="http://schemas.openxmlformats.org/officeDocument/2006/math" xmlns:v="urn:schemas-microsoft-com:vml" xmlns:wp14="http://schemas.microsoft.com/office/word/2010/wordprocessingDrawing" xmlns:wp="http://schemas.openxmlformats.org/drawingml/2006/wordprocessingDrawing" xmlns:w10="urn:schemas-microsoft-com:office:word" xmlns:w="http://schemas.openxmlformats.org/wordprocessingml/2006/main" xmlns:w14="http://schemas.microsoft.com/office/word/2010/wordml" xmlns:w15="http://schemas.microsoft.com/office/word/2012/wordml" xmlns:wpg="http://schemas.microsoft.com/office/word/2010/wordprocessingGroup" xmlns:wpi="http://schemas.microsoft.com/office/word/2010/wordprocessingInk" xmlns:wne="http://schemas.microsoft.com/office/word/2006/wordml" xmlns:wps="http://schemas.microsoft.com/office/word/2010/wordprocessingShape" mc:Ignorable="w14 w15 wp14">
+<w:hdr xmlns:wpc="http://schemas.microsoft.com/office/word/2010/wordprocessingCanvas" xmlns:cx="http://schemas.microsoft.com/office/drawing/2014/chartex" xmlns:cx1="http://schemas.microsoft.com/office/drawing/2015/9/8/chartex" xmlns:cx2="http://schemas.microsoft.com/office/drawing/2015/10/21/chartex" xmlns:cx3="http://schemas.microsoft.com/office/drawing/2016/5/9/chartex" xmlns:cx4="http://schemas.microsoft.com/office/drawing/2016/5/10/chartex" xmlns:cx5="http://schemas.microsoft.com/office/drawing/2016/5/11/chartex" xmlns:cx6="http://schemas.microsoft.com/office/drawing/2016/5/12/chartex" xmlns:cx7="http://schemas.microsoft.com/office/drawing/2016/5/13/chartex" xmlns:cx8="http://schemas.microsoft.com/office/drawing/2016/5/14/chartex" xmlns:mc="http://schemas.openxmlformats.org/markup-compatibility/2006" xmlns:aink="http://schemas.microsoft.com/office/drawing/2016/ink" xmlns:am3d="http://schemas.microsoft.com/office/drawing/2017/model3d" xmlns:o="urn:schemas-microsoft-com:office:office" xmlns:r="http://schemas.openxmlformats.org/officeDocument/2006/relationships" xmlns:m="http://schemas.openxmlformats.org/officeDocument/2006/math" xmlns:v="urn:schemas-microsoft-com:vml" xmlns:wp14="http://schemas.microsoft.com/office/word/2010/wordprocessingDrawing" xmlns:wp="http://schemas.openxmlformats.org/drawingml/2006/wordprocessingDrawing" xmlns:w10="urn:schemas-microsoft-com:office:word" xmlns:w="http://schemas.openxmlformats.org/wordprocessingml/2006/main" xmlns:w14="http://schemas.microsoft.com/office/word/2010/wordml" xmlns:w15="http://schemas.microsoft.com/office/word/2012/wordml" xmlns:w16cex="http://schemas.microsoft.com/office/word/2018/wordml/cex" xmlns:w16cid="http://schemas.microsoft.com/office/word/2016/wordml/cid" xmlns:w16="http://schemas.microsoft.com/office/word/2018/wordml" xmlns:w16sdtdh="http://schemas.microsoft.com/office/word/2020/wordml/sdtdatahash" xmlns:w16se="http://schemas.microsoft.com/office/word/2015/wordml/symex" xmlns:wpg="http://schemas.microsoft.com/office/word/2010/wordprocessingGroup" xmlns:wpi="http://schemas.microsoft.com/office/word/2010/wordprocessingInk" xmlns:wne="http://schemas.microsoft.com/office/word/2006/wordml" xmlns:wps="http://schemas.microsoft.com/office/word/2010/wordprocessingShape" mc:Ignorable="w14 w15 w16se w16cid w16 w16cex w16sdtdh wp14">
   <w:tbl>
     <w:tblPr>
       <w:tblW w:w="9464" w:type="dxa"/>
@@ -8171,7 +6781,7 @@
               <w:lang w:eastAsia="pt-BR" w:bidi="ar-SA"/>
             </w:rPr>
             <w:drawing>
-              <wp:anchor distT="0" distB="0" distL="114300" distR="114300" simplePos="0" relativeHeight="251666432" behindDoc="0" locked="0" layoutInCell="1" allowOverlap="1" wp14:anchorId="3F740D73" wp14:editId="6234BDD5">
+              <wp:anchor distT="0" distB="0" distL="114300" distR="114300" simplePos="0" relativeHeight="251666432" behindDoc="0" locked="0" layoutInCell="1" allowOverlap="1" wp14:anchorId="4D795F16" wp14:editId="44419C65">
                 <wp:simplePos x="0" y="0"/>
                 <wp:positionH relativeFrom="margin">
                   <wp:posOffset>-142875</wp:posOffset>
@@ -8255,7 +6865,7 @@
               <w:lang w:eastAsia="pt-BR" w:bidi="ar-SA"/>
             </w:rPr>
             <w:drawing>
-              <wp:anchor distT="0" distB="0" distL="114300" distR="114300" simplePos="0" relativeHeight="251667456" behindDoc="0" locked="0" layoutInCell="1" allowOverlap="1" wp14:anchorId="1C63720B" wp14:editId="7B81DDBA">
+              <wp:anchor distT="0" distB="0" distL="114300" distR="114300" simplePos="0" relativeHeight="251667456" behindDoc="0" locked="0" layoutInCell="1" allowOverlap="1" wp14:anchorId="24199A85" wp14:editId="0549B344">
                 <wp:simplePos x="0" y="0"/>
                 <wp:positionH relativeFrom="margin">
                   <wp:posOffset>4217670</wp:posOffset>
@@ -8447,8 +7057,8 @@
 </file>
 
 <file path=word/numbering.xml><?xml version="1.0" encoding="utf-8"?>
-<w:numbering xmlns:wpc="http://schemas.microsoft.com/office/word/2010/wordprocessingCanvas" xmlns:mc="http://schemas.openxmlformats.org/markup-compatibility/2006" xmlns:o="urn:schemas-microsoft-com:office:office" xmlns:r="http://schemas.openxmlformats.org/officeDocument/2006/relationships" xmlns:m="http://schemas.openxmlformats.org/officeDocument/2006/math" xmlns:v="urn:schemas-microsoft-com:vml" xmlns:wp14="http://schemas.microsoft.com/office/word/2010/wordprocessingDrawing" xmlns:wp="http://schemas.openxmlformats.org/drawingml/2006/wordprocessingDrawing" xmlns:w10="urn:schemas-microsoft-com:office:word" xmlns:w="http://schemas.openxmlformats.org/wordprocessingml/2006/main" xmlns:w14="http://schemas.microsoft.com/office/word/2010/wordml" xmlns:w15="http://schemas.microsoft.com/office/word/2012/wordml" xmlns:wpg="http://schemas.microsoft.com/office/word/2010/wordprocessingGroup" xmlns:wpi="http://schemas.microsoft.com/office/word/2010/wordprocessingInk" xmlns:wne="http://schemas.microsoft.com/office/word/2006/wordml" xmlns:wps="http://schemas.microsoft.com/office/word/2010/wordprocessingShape" mc:Ignorable="w14 w15 wp14">
-  <w:abstractNum w:abstractNumId="0">
+<w:numbering xmlns:wpc="http://schemas.microsoft.com/office/word/2010/wordprocessingCanvas" xmlns:cx="http://schemas.microsoft.com/office/drawing/2014/chartex" xmlns:cx1="http://schemas.microsoft.com/office/drawing/2015/9/8/chartex" xmlns:cx2="http://schemas.microsoft.com/office/drawing/2015/10/21/chartex" xmlns:cx3="http://schemas.microsoft.com/office/drawing/2016/5/9/chartex" xmlns:cx4="http://schemas.microsoft.com/office/drawing/2016/5/10/chartex" xmlns:cx5="http://schemas.microsoft.com/office/drawing/2016/5/11/chartex" xmlns:cx6="http://schemas.microsoft.com/office/drawing/2016/5/12/chartex" xmlns:cx7="http://schemas.microsoft.com/office/drawing/2016/5/13/chartex" xmlns:cx8="http://schemas.microsoft.com/office/drawing/2016/5/14/chartex" xmlns:mc="http://schemas.openxmlformats.org/markup-compatibility/2006" xmlns:aink="http://schemas.microsoft.com/office/drawing/2016/ink" xmlns:am3d="http://schemas.microsoft.com/office/drawing/2017/model3d" xmlns:o="urn:schemas-microsoft-com:office:office" xmlns:r="http://schemas.openxmlformats.org/officeDocument/2006/relationships" xmlns:m="http://schemas.openxmlformats.org/officeDocument/2006/math" xmlns:v="urn:schemas-microsoft-com:vml" xmlns:wp14="http://schemas.microsoft.com/office/word/2010/wordprocessingDrawing" xmlns:wp="http://schemas.openxmlformats.org/drawingml/2006/wordprocessingDrawing" xmlns:w10="urn:schemas-microsoft-com:office:word" xmlns:w="http://schemas.openxmlformats.org/wordprocessingml/2006/main" xmlns:w14="http://schemas.microsoft.com/office/word/2010/wordml" xmlns:w15="http://schemas.microsoft.com/office/word/2012/wordml" xmlns:w16cex="http://schemas.microsoft.com/office/word/2018/wordml/cex" xmlns:w16cid="http://schemas.microsoft.com/office/word/2016/wordml/cid" xmlns:w16="http://schemas.microsoft.com/office/word/2018/wordml" xmlns:w16sdtdh="http://schemas.microsoft.com/office/word/2020/wordml/sdtdatahash" xmlns:w16se="http://schemas.microsoft.com/office/word/2015/wordml/symex" xmlns:wpg="http://schemas.microsoft.com/office/word/2010/wordprocessingGroup" xmlns:wpi="http://schemas.microsoft.com/office/word/2010/wordprocessingInk" xmlns:wne="http://schemas.microsoft.com/office/word/2006/wordml" xmlns:wps="http://schemas.microsoft.com/office/word/2010/wordprocessingShape" mc:Ignorable="w14 w15 w16se w16cid w16 w16cex w16sdtdh wp14">
+  <w:abstractNum w:abstractNumId="0" w15:restartNumberingAfterBreak="0">
     <w:nsid w:val="26BB06F5"/>
     <w:multiLevelType w:val="hybridMultilevel"/>
     <w:tmpl w:val="1BF6F9B6"/>
@@ -8561,7 +7171,7 @@
       </w:rPr>
     </w:lvl>
   </w:abstractNum>
-  <w:abstractNum w:abstractNumId="1">
+  <w:abstractNum w:abstractNumId="1" w15:restartNumberingAfterBreak="0">
     <w:nsid w:val="307D5FE8"/>
     <w:multiLevelType w:val="hybridMultilevel"/>
     <w:tmpl w:val="2EF4B676"/>
@@ -8652,7 +7262,7 @@
       </w:pPr>
     </w:lvl>
   </w:abstractNum>
-  <w:abstractNum w:abstractNumId="2">
+  <w:abstractNum w:abstractNumId="2" w15:restartNumberingAfterBreak="0">
     <w:nsid w:val="406774F4"/>
     <w:multiLevelType w:val="hybridMultilevel"/>
     <w:tmpl w:val="16B80A52"/>
@@ -8765,7 +7375,7 @@
       </w:rPr>
     </w:lvl>
   </w:abstractNum>
-  <w:abstractNum w:abstractNumId="3">
+  <w:abstractNum w:abstractNumId="3" w15:restartNumberingAfterBreak="0">
     <w:nsid w:val="49406068"/>
     <w:multiLevelType w:val="hybridMultilevel"/>
     <w:tmpl w:val="EE446D3C"/>
@@ -8856,7 +7466,7 @@
       </w:pPr>
     </w:lvl>
   </w:abstractNum>
-  <w:abstractNum w:abstractNumId="4">
+  <w:abstractNum w:abstractNumId="4" w15:restartNumberingAfterBreak="0">
     <w:nsid w:val="4C97762F"/>
     <w:multiLevelType w:val="hybridMultilevel"/>
     <w:tmpl w:val="9828AAD6"/>
@@ -8969,7 +7579,7 @@
       </w:rPr>
     </w:lvl>
   </w:abstractNum>
-  <w:abstractNum w:abstractNumId="5">
+  <w:abstractNum w:abstractNumId="5" w15:restartNumberingAfterBreak="0">
     <w:nsid w:val="60DF03A0"/>
     <w:multiLevelType w:val="hybridMultilevel"/>
     <w:tmpl w:val="8EB89CDE"/>
@@ -9082,7 +7692,7 @@
       </w:rPr>
     </w:lvl>
   </w:abstractNum>
-  <w:abstractNum w:abstractNumId="6">
+  <w:abstractNum w:abstractNumId="6" w15:restartNumberingAfterBreak="0">
     <w:nsid w:val="7AC24079"/>
     <w:multiLevelType w:val="hybridMultilevel"/>
     <w:tmpl w:val="40FA4C5A"/>
@@ -9168,7 +7778,7 @@
       </w:pPr>
     </w:lvl>
   </w:abstractNum>
-  <w:abstractNum w:abstractNumId="7">
+  <w:abstractNum w:abstractNumId="7" w15:restartNumberingAfterBreak="0">
     <w:nsid w:val="7F6F0B36"/>
     <w:multiLevelType w:val="hybridMultilevel"/>
     <w:tmpl w:val="7CB6CD7C"/>
@@ -9312,7 +7922,7 @@
 </file>
 
 <file path=word/styles.xml><?xml version="1.0" encoding="utf-8"?>
-<w:styles xmlns:mc="http://schemas.openxmlformats.org/markup-compatibility/2006" xmlns:r="http://schemas.openxmlformats.org/officeDocument/2006/relationships" xmlns:w="http://schemas.openxmlformats.org/wordprocessingml/2006/main" xmlns:w14="http://schemas.microsoft.com/office/word/2010/wordml" xmlns:w15="http://schemas.microsoft.com/office/word/2012/wordml" mc:Ignorable="w14 w15">
+<w:styles xmlns:mc="http://schemas.openxmlformats.org/markup-compatibility/2006" xmlns:r="http://schemas.openxmlformats.org/officeDocument/2006/relationships" xmlns:w="http://schemas.openxmlformats.org/wordprocessingml/2006/main" xmlns:w14="http://schemas.microsoft.com/office/word/2010/wordml" xmlns:w15="http://schemas.microsoft.com/office/word/2012/wordml" xmlns:w16cex="http://schemas.microsoft.com/office/word/2018/wordml/cex" xmlns:w16cid="http://schemas.microsoft.com/office/word/2016/wordml/cid" xmlns:w16="http://schemas.microsoft.com/office/word/2018/wordml" xmlns:w16sdtdh="http://schemas.microsoft.com/office/word/2020/wordml/sdtdatahash" xmlns:w16se="http://schemas.microsoft.com/office/word/2015/wordml/symex" mc:Ignorable="w14 w15 w16se w16cid w16 w16cex w16sdtdh">
   <w:docDefaults>
     <w:rPrDefault>
       <w:rPr>
@@ -9324,7 +7934,7 @@
     </w:rPrDefault>
     <w:pPrDefault/>
   </w:docDefaults>
-  <w:latentStyles w:defLockedState="0" w:defUIPriority="99" w:defSemiHidden="0" w:defUnhideWhenUsed="0" w:defQFormat="0" w:count="371">
+  <w:latentStyles w:defLockedState="0" w:defUIPriority="99" w:defSemiHidden="0" w:defUnhideWhenUsed="0" w:defQFormat="0" w:count="376">
     <w:lsdException w:name="Normal" w:uiPriority="0" w:qFormat="1"/>
     <w:lsdException w:name="heading 1" w:uiPriority="9" w:qFormat="1"/>
     <w:lsdException w:name="heading 2" w:semiHidden="1" w:uiPriority="9" w:unhideWhenUsed="1" w:qFormat="1"/>
@@ -9696,6 +8306,11 @@
     <w:lsdException w:name="List Table 5 Dark Accent 6" w:uiPriority="50"/>
     <w:lsdException w:name="List Table 6 Colorful Accent 6" w:uiPriority="51"/>
     <w:lsdException w:name="List Table 7 Colorful Accent 6" w:uiPriority="52"/>
+    <w:lsdException w:name="Mention" w:semiHidden="1" w:unhideWhenUsed="1"/>
+    <w:lsdException w:name="Smart Hyperlink" w:semiHidden="1" w:unhideWhenUsed="1"/>
+    <w:lsdException w:name="Hashtag" w:semiHidden="1" w:unhideWhenUsed="1"/>
+    <w:lsdException w:name="Unresolved Mention" w:semiHidden="1" w:unhideWhenUsed="1"/>
+    <w:lsdException w:name="Smart Link" w:semiHidden="1" w:unhideWhenUsed="1"/>
   </w:latentStyles>
   <w:style w:type="paragraph" w:default="1" w:styleId="Normal">
     <w:name w:val="Normal"/>
@@ -10106,7 +8721,6 @@
     <w:tblPr>
       <w:tblStyleRowBandSize w:val="1"/>
       <w:tblStyleColBandSize w:val="1"/>
-      <w:tblInd w:w="0" w:type="dxa"/>
       <w:tblBorders>
         <w:top w:val="single" w:sz="4" w:space="0" w:color="9CC2E5" w:themeColor="accent5" w:themeTint="99"/>
         <w:left w:val="single" w:sz="4" w:space="0" w:color="9CC2E5" w:themeColor="accent5" w:themeTint="99"/>
@@ -10114,12 +8728,6 @@
         <w:right w:val="single" w:sz="4" w:space="0" w:color="9CC2E5" w:themeColor="accent5" w:themeTint="99"/>
         <w:insideH w:val="single" w:sz="4" w:space="0" w:color="9CC2E5" w:themeColor="accent5" w:themeTint="99"/>
       </w:tblBorders>
-      <w:tblCellMar>
-        <w:top w:w="0" w:type="dxa"/>
-        <w:left w:w="108" w:type="dxa"/>
-        <w:bottom w:w="0" w:type="dxa"/>
-        <w:right w:w="108" w:type="dxa"/>
-      </w:tblCellMar>
     </w:tblPr>
     <w:tblStylePr w:type="firstRow">
       <w:rPr>
@@ -10184,7 +8792,6 @@
     <w:tblPr>
       <w:tblStyleRowBandSize w:val="1"/>
       <w:tblStyleColBandSize w:val="1"/>
-      <w:tblInd w:w="0" w:type="dxa"/>
       <w:tblBorders>
         <w:top w:val="single" w:sz="4" w:space="0" w:color="8EAADB" w:themeColor="accent1" w:themeTint="99"/>
         <w:left w:val="single" w:sz="4" w:space="0" w:color="8EAADB" w:themeColor="accent1" w:themeTint="99"/>
@@ -10192,12 +8799,6 @@
         <w:right w:val="single" w:sz="4" w:space="0" w:color="8EAADB" w:themeColor="accent1" w:themeTint="99"/>
         <w:insideH w:val="single" w:sz="4" w:space="0" w:color="8EAADB" w:themeColor="accent1" w:themeTint="99"/>
       </w:tblBorders>
-      <w:tblCellMar>
-        <w:top w:w="0" w:type="dxa"/>
-        <w:left w:w="108" w:type="dxa"/>
-        <w:bottom w:w="0" w:type="dxa"/>
-        <w:right w:w="108" w:type="dxa"/>
-      </w:tblCellMar>
     </w:tblPr>
     <w:tblStylePr w:type="firstRow">
       <w:rPr>
@@ -10262,7 +8863,6 @@
     <w:tblPr>
       <w:tblStyleRowBandSize w:val="1"/>
       <w:tblStyleColBandSize w:val="1"/>
-      <w:tblInd w:w="0" w:type="dxa"/>
       <w:tblBorders>
         <w:top w:val="single" w:sz="4" w:space="0" w:color="8EAADB" w:themeColor="accent1" w:themeTint="99"/>
         <w:left w:val="single" w:sz="4" w:space="0" w:color="8EAADB" w:themeColor="accent1" w:themeTint="99"/>
@@ -10271,12 +8871,6 @@
         <w:insideH w:val="single" w:sz="4" w:space="0" w:color="8EAADB" w:themeColor="accent1" w:themeTint="99"/>
         <w:insideV w:val="single" w:sz="4" w:space="0" w:color="8EAADB" w:themeColor="accent1" w:themeTint="99"/>
       </w:tblBorders>
-      <w:tblCellMar>
-        <w:top w:w="0" w:type="dxa"/>
-        <w:left w:w="108" w:type="dxa"/>
-        <w:bottom w:w="0" w:type="dxa"/>
-        <w:right w:w="108" w:type="dxa"/>
-      </w:tblCellMar>
     </w:tblPr>
     <w:tblStylePr w:type="firstRow">
       <w:rPr>
